--- a/docs/AI秘書完整操作圖解.docx
+++ b/docs/AI秘書完整操作圖解.docx
@@ -7,61 +7,84 @@
         <w:pStyle w:val="Title"/>
       </w:pPr>
       <w:r>
-        <w:t>AI 秘書完整操作圖解</w:t>
+        <w:t>第 1 步 把設定包交給 Agent</w:t>
+      </w:r>
+    </w:p>
+    <w:p>
+      <w:r>
+        <w:t>目的：讓 Agent 問帳號、做設定，你只在需要時接手。</w:t>
       </w:r>
     </w:p>
     <w:p>
       <w:pPr>
-        <w:pStyle w:val="Subtitle"/>
+        <w:spacing w:before="160" w:after="320"/>
       </w:pPr>
       <w:r>
-        <w:t>先讀前兩頁　需要接手時再查紅框</w:t>
+        <w:drawing>
+          <wp:inline xmlns:a="http://schemas.openxmlformats.org/drawingml/2006/main" xmlns:pic="http://schemas.openxmlformats.org/drawingml/2006/picture">
+            <wp:extent cx="6300000" cy="4200000"/>
+            <wp:docPr id="1" name="Picture 1"/>
+            <wp:cNvGraphicFramePr>
+              <a:graphicFrameLocks noChangeAspect="1"/>
+            </wp:cNvGraphicFramePr>
+            <a:graphic>
+              <a:graphicData uri="http://schemas.openxmlformats.org/drawingml/2006/picture">
+                <pic:pic>
+                  <pic:nvPicPr>
+                    <pic:cNvPr id="0" name="01-agent.png"/>
+                    <pic:cNvPicPr/>
+                  </pic:nvPicPr>
+                  <pic:blipFill>
+                    <a:blip r:embed="rId11"/>
+                    <a:stretch>
+                      <a:fillRect/>
+                    </a:stretch>
+                  </pic:blipFill>
+                  <pic:spPr>
+                    <a:xfrm>
+                      <a:off x="0" y="0"/>
+                      <a:ext cx="6300000" cy="4200000"/>
+                    </a:xfrm>
+                    <a:prstGeom prst="rect"/>
+                  </pic:spPr>
+                </pic:pic>
+              </a:graphicData>
+            </a:graphic>
+          </wp:inline>
+        </w:drawing>
       </w:r>
     </w:p>
     <w:p>
       <w:r>
-        <w:t>這份設定包讓你的 agent 協助建立自己的 AI 秘書。完成設定後，你在 ChatGPT 交辦待辦，Gmail 收到提醒；完成後勾選並保存。Google 日曆提供當日行程，這套服務不會替你修改日曆。</w:t>
+        <w:rPr>
+          <w:b/>
+        </w:rPr>
+        <w:t>照圖做</w:t>
+      </w:r>
+    </w:p>
+    <w:p>
+      <w:r>
+        <w:t>下載並解壓 ZIP，用 Codex 或 Claude Code 開啟整個資料夾，再貼：「請讀 AGENTS.md，帶我設定自己的 AI 秘書。」</w:t>
       </w:r>
     </w:p>
     <w:p>
       <w:pPr>
-        <w:pStyle w:val="Heading2"/>
+        <w:spacing w:before="140"/>
       </w:pPr>
       <w:r>
-        <w:t>你先做三件事</w:t>
-      </w:r>
-    </w:p>
-    <w:p>
-      <w:r>
-        <w:t>• 把設定包解壓縮到自己的 Windows 電腦，選擇不會雲端同步的資料夾。</w:t>
-      </w:r>
-    </w:p>
-    <w:p>
-      <w:r>
-        <w:t>• 用可讀取資料夾、執行本機命令的 agent 開啟整個設定包，例如 Codex 或 Claude Code。</w:t>
-      </w:r>
-    </w:p>
-    <w:p>
-      <w:r>
-        <w:t>• 打開「開始這裡.txt」，把裡面的文字貼給 agent。只上傳 PDF 的一般聊天視窗，無法直接完成本機安裝與部署。</w:t>
+        <w:rPr>
+          <w:color w:val="526966"/>
+          <w:sz w:val="22"/>
+        </w:rPr>
+        <w:t>目前支援 Windows。先核對 ChatGPT 有自訂連接功能，再開始雲端設定。</w:t>
       </w:r>
     </w:p>
     <w:p>
       <w:pPr>
-        <w:pStyle w:val="Heading2"/>
+        <w:pStyle w:val="Caption"/>
       </w:pPr>
       <w:r>
-        <w:t>準備自己的帳號</w:t>
-      </w:r>
-    </w:p>
-    <w:p>
-      <w:r>
-        <w:t>一個平常使用的 Gmail 負責收信與提供日曆，另一個專用 Gmail 負責寄信；另需自己的 Cloudflare、Google Cloud 與可使用相關連線功能的 ChatGPT 帳號。agent 會先核對功能與必要環境，再開始部署。</w:t>
-      </w:r>
-    </w:p>
-    <w:p>
-      <w:r>
-        <w:t>帳號與信箱地址可以告訴 agent。密碼、金鑰、權杖與一次性連結碼，不要貼進聊天。</w:t>
+        <w:t>有帳號就沿用；缺帳號，Agent 會開官方頁帶你辦。</w:t>
       </w:r>
     </w:p>
     <w:p>
@@ -74,94 +97,84 @@
         <w:pStyle w:val="Heading1"/>
       </w:pPr>
       <w:r>
-        <w:t>你和 Agent 如何分工</w:t>
+        <w:t>第 2 步 申請 Cloudflare</w:t>
+      </w:r>
+    </w:p>
+    <w:p>
+      <w:r>
+        <w:t>目的：讓提醒每天在雲端執行，電腦關機也能寄信。</w:t>
       </w:r>
     </w:p>
     <w:p>
       <w:pPr>
-        <w:pStyle w:val="Heading2"/>
+        <w:spacing w:before="160" w:after="320"/>
       </w:pPr>
       <w:r>
-        <w:t>Agent 會處理的工作</w:t>
+        <w:drawing>
+          <wp:inline xmlns:a="http://schemas.openxmlformats.org/drawingml/2006/main" xmlns:pic="http://schemas.openxmlformats.org/drawingml/2006/picture">
+            <wp:extent cx="6300000" cy="4200000"/>
+            <wp:docPr id="2" name="Picture 2"/>
+            <wp:cNvGraphicFramePr>
+              <a:graphicFrameLocks noChangeAspect="1"/>
+            </wp:cNvGraphicFramePr>
+            <a:graphic>
+              <a:graphicData uri="http://schemas.openxmlformats.org/drawingml/2006/picture">
+                <pic:pic>
+                  <pic:nvPicPr>
+                    <pic:cNvPr id="0" name="02-cloudflare.png"/>
+                    <pic:cNvPicPr/>
+                  </pic:nvPicPr>
+                  <pic:blipFill>
+                    <a:blip r:embed="rId12"/>
+                    <a:stretch>
+                      <a:fillRect/>
+                    </a:stretch>
+                  </pic:blipFill>
+                  <pic:spPr>
+                    <a:xfrm>
+                      <a:off x="0" y="0"/>
+                      <a:ext cx="6300000" cy="4200000"/>
+                    </a:xfrm>
+                    <a:prstGeom prst="rect"/>
+                  </pic:spPr>
+                </pic:pic>
+              </a:graphicData>
+            </a:graphic>
+          </wp:inline>
+        </w:drawing>
       </w:r>
     </w:p>
     <w:p>
       <w:r>
-        <w:t>讀完整技術手冊、檢查環境、依你提供的資料填好設定、建立自己的雲端服務、執行教材工具並查回結果。具備合適瀏覽器工具時，也可協助一般導覽與非秘密表單。你不必自己改程式或輸入命令。</w:t>
+        <w:rPr>
+          <w:b/>
+        </w:rPr>
+        <w:t>照圖做</w:t>
+      </w:r>
+    </w:p>
+    <w:p>
+      <w:r>
+        <w:t>Agent 開啟 dash.cloudflare.com/sign-up。照紅框填電子郵件、設定密碼，按 Create Account，再到信箱驗證。</w:t>
       </w:r>
     </w:p>
     <w:p>
       <w:pPr>
-        <w:pStyle w:val="Heading2"/>
+        <w:spacing w:before="140"/>
       </w:pPr>
       <w:r>
-        <w:t>需要你接手的時候</w:t>
-      </w:r>
-    </w:p>
-    <w:p>
-      <w:r>
-        <w:t>登入服務、核對目前帳號、完成授權、確認收件地址與驗收信。若 agent 沒有操作某個畫面的能力，它會指向紅框圖解，每次請你做一個動作。</w:t>
+        <w:rPr>
+          <w:color w:val="526966"/>
+          <w:sz w:val="22"/>
+        </w:rPr>
+        <w:t>已有 Cloudflare 就跳過。這是依官方步驟繪製的示意圖，實際畫面可能略有不同。</w:t>
       </w:r>
     </w:p>
     <w:p>
       <w:pPr>
-        <w:pStyle w:val="Heading2"/>
+        <w:pStyle w:val="Caption"/>
       </w:pPr>
       <w:r>
-        <w:t>設定完成要看實際結果</w:t>
-      </w:r>
-    </w:p>
-    <w:p>
-      <w:r>
-        <w:t>• 聊天交辦後查回，同一筆事項與期限正確；改期後沒有重複新增。</w:t>
-      </w:r>
-    </w:p>
-    <w:p>
-      <w:r>
-        <w:t>• Gmail 真正收到驗收信。勾選後顯示保存，關掉重開仍保持完成。</w:t>
-      </w:r>
-    </w:p>
-    <w:p>
-      <w:r>
-        <w:t>• 聊天查回同一筆也是完成；下一封預覽不再列出它。</w:t>
-      </w:r>
-    </w:p>
-    <w:p>
-      <w:r>
-        <w:t>• 教材示範已清理，再確認啟用每日台北時間 09:00。第一次到點收件仍要實際確認。</w:t>
-      </w:r>
-    </w:p>
-    <w:p>
-      <w:pPr>
-        <w:pStyle w:val="Heading2"/>
-      </w:pPr>
-      <w:r>
-        <w:t>資料夾內的文件</w:t>
-      </w:r>
-    </w:p>
-    <w:p>
-      <w:r>
-        <w:t>• 開始這裡.txt：你要貼給 agent 的起始文字。</w:t>
-      </w:r>
-    </w:p>
-    <w:p>
-      <w:r>
-        <w:t>• 給Agent的交接指示.txt：分工、執行順序與交接結果。</w:t>
-      </w:r>
-    </w:p>
-    <w:p>
-      <w:r>
-        <w:t>• 助手交接指示.txt 與操作手冊.html：詳細命令、條件與問題排查。</w:t>
-      </w:r>
-    </w:p>
-    <w:p>
-      <w:r>
-        <w:t>• 本圖解 PDF／Word：你需要接手時的位置參考。</w:t>
-      </w:r>
-    </w:p>
-    <w:p>
-      <w:r>
-        <w:t>後面的紅框畫面多留存於 2026 年 10 月 6 至 7 日，使用的是原有環境。它們用來辨認位置，不能證明你的帳號已設定完成，也不能照抄圖中的帳號或服務網址。</w:t>
+        <w:t>官方依據：developers.cloudflare.com/fundamentals/account/create-account/</w:t>
       </w:r>
     </w:p>
     <w:p>
@@ -174,1279 +187,77 @@
         <w:pStyle w:val="Heading1"/>
       </w:pPr>
       <w:r>
-        <w:t>第 1 步 設定包、桌面助手、兩個 Gmail</w:t>
+        <w:t>第 3 步 授權部署工具</w:t>
+      </w:r>
+    </w:p>
+    <w:p>
+      <w:r>
+        <w:t>目的：讓 Agent 在你的 Cloudflare 建立秘書服務。</w:t>
       </w:r>
     </w:p>
     <w:p>
       <w:pPr>
-        <w:spacing w:line="276" w:lineRule="auto" w:after="80"/>
+        <w:spacing w:before="160" w:after="320"/>
       </w:pPr>
       <w:r>
+        <w:drawing>
+          <wp:inline xmlns:a="http://schemas.openxmlformats.org/drawingml/2006/main" xmlns:pic="http://schemas.openxmlformats.org/drawingml/2006/picture">
+            <wp:extent cx="6300000" cy="3445312"/>
+            <wp:docPr id="3" name="Picture 3"/>
+            <wp:cNvGraphicFramePr>
+              <a:graphicFrameLocks noChangeAspect="1"/>
+            </wp:cNvGraphicFramePr>
+            <a:graphic>
+              <a:graphicData uri="http://schemas.openxmlformats.org/drawingml/2006/picture">
+                <pic:pic>
+                  <pic:nvPicPr>
+                    <pic:cNvPr id="0" name="14-wrangler-permissions.png"/>
+                    <pic:cNvPicPr/>
+                  </pic:nvPicPr>
+                  <pic:blipFill>
+                    <a:blip r:embed="rId13"/>
+                    <a:srcRect l="21968" t="11878" r="21793" b="28733"/>
+                    <a:stretch>
+                      <a:fillRect/>
+                    </a:stretch>
+                  </pic:blipFill>
+                  <pic:spPr>
+                    <a:xfrm>
+                      <a:off x="0" y="0"/>
+                      <a:ext cx="6300000" cy="3445312"/>
+                    </a:xfrm>
+                    <a:prstGeom prst="rect"/>
+                  </pic:spPr>
+                </pic:pic>
+              </a:graphicData>
+            </a:graphic>
+          </wp:inline>
+        </w:drawing>
+      </w:r>
+    </w:p>
+    <w:p>
+      <w:r>
         <w:rPr>
-          <w:sz w:val="21"/>
+          <w:b/>
         </w:rPr>
-        <w:t>設定完成後，每天台灣時間 09:00，你的雲端服務會寄一封總覽到主帳號：急件、近期截止、一般待辦，以及今天的行程。你在 ChatGPT 交辦，秘書把下一步和期限存進雲端；做完在 Gmail 信裡勾選，等畫面顯示已保存（字樣可能是「已保存」或「完成已保存」），下一封信就不會再列出它。聊天和信讀的是同一份進度。</w:t>
+        <w:t>照圖做</w:t>
+      </w:r>
+    </w:p>
+    <w:p>
+      <w:r>
+        <w:t>確認頁面是 Cloudflare 官方的 Wrangler、右側是你的帳號，閱讀權限後按 Authorize（授權）。</w:t>
       </w:r>
     </w:p>
     <w:p>
       <w:pPr>
-        <w:pStyle w:val="Heading2"/>
-      </w:pPr>
-      <w:r>
-        <w:t>需要準備</w:t>
-      </w:r>
-    </w:p>
-    <w:tbl>
-      <w:tblPr>
-        <w:tblW w:type="auto" w:w="0"/>
-        <w:tblLayout w:type="fixed"/>
-        <w:tblLook w:firstColumn="1" w:firstRow="1" w:lastColumn="0" w:lastRow="0" w:noHBand="0" w:noVBand="1" w:val="04A0"/>
-      </w:tblPr>
-      <w:tblGrid>
-        <w:gridCol w:w="2948"/>
-        <w:gridCol w:w="6803"/>
-      </w:tblGrid>
-      <w:tr>
-        <w:trPr>
-          <w:tblHeader/>
-        </w:trPr>
-        <w:tc>
-          <w:tcPr>
-            <w:tcW w:type="dxa" w:w="2948"/>
-            <w:tcBorders>
-              <w:top w:val="single" w:sz="4" w:color="D9D9D9"/>
-              <w:left w:val="single" w:sz="4" w:color="D9D9D9"/>
-              <w:bottom w:val="single" w:sz="4" w:color="D9D9D9"/>
-              <w:right w:val="single" w:sz="4" w:color="D9D9D9"/>
-            </w:tcBorders>
-            <w:tcMar>
-              <w:top w:w="95" w:type="dxa"/>
-              <w:left w:w="95" w:type="dxa"/>
-              <w:bottom w:w="95" w:type="dxa"/>
-              <w:right w:w="95" w:type="dxa"/>
-            </w:tcMar>
-            <w:shd w:fill="E6EDF3"/>
-          </w:tcPr>
-          <w:p>
-            <w:pPr>
-              <w:spacing w:line="252" w:lineRule="auto" w:after="80"/>
-            </w:pPr>
-            <w:r>
-              <w:rPr>
-                <w:b/>
-                <w:sz w:val="20"/>
-              </w:rPr>
-              <w:t>項目</w:t>
-            </w:r>
-          </w:p>
-        </w:tc>
-        <w:tc>
-          <w:tcPr>
-            <w:tcW w:type="dxa" w:w="6803"/>
-            <w:tcBorders>
-              <w:top w:val="single" w:sz="4" w:color="D9D9D9"/>
-              <w:left w:val="single" w:sz="4" w:color="D9D9D9"/>
-              <w:bottom w:val="single" w:sz="4" w:color="D9D9D9"/>
-              <w:right w:val="single" w:sz="4" w:color="D9D9D9"/>
-            </w:tcBorders>
-            <w:tcMar>
-              <w:top w:w="95" w:type="dxa"/>
-              <w:left w:w="95" w:type="dxa"/>
-              <w:bottom w:w="95" w:type="dxa"/>
-              <w:right w:w="95" w:type="dxa"/>
-            </w:tcMar>
-            <w:shd w:fill="E6EDF3"/>
-          </w:tcPr>
-          <w:p>
-            <w:pPr>
-              <w:spacing w:line="252" w:lineRule="auto" w:after="80"/>
-            </w:pPr>
-            <w:r>
-              <w:rPr>
-                <w:b/>
-                <w:sz w:val="20"/>
-              </w:rPr>
-              <w:t>說明</w:t>
-            </w:r>
-          </w:p>
-        </w:tc>
-      </w:tr>
-      <w:tr>
-        <w:tc>
-          <w:tcPr>
-            <w:tcW w:type="dxa" w:w="2948"/>
-            <w:tcBorders>
-              <w:top w:val="single" w:sz="4" w:color="D9D9D9"/>
-              <w:left w:val="single" w:sz="4" w:color="D9D9D9"/>
-              <w:bottom w:val="single" w:sz="4" w:color="D9D9D9"/>
-              <w:right w:val="single" w:sz="4" w:color="D9D9D9"/>
-            </w:tcBorders>
-            <w:tcMar>
-              <w:top w:w="95" w:type="dxa"/>
-              <w:left w:w="95" w:type="dxa"/>
-              <w:bottom w:w="95" w:type="dxa"/>
-              <w:right w:w="95" w:type="dxa"/>
-            </w:tcMar>
-          </w:tcPr>
-          <w:p>
-            <w:pPr>
-              <w:spacing w:line="252" w:lineRule="auto" w:after="80"/>
-            </w:pPr>
-            <w:r>
-              <w:rPr>
-                <w:b w:val="0"/>
-                <w:sz w:val="20"/>
-              </w:rPr>
-              <w:t>Windows 電腦</w:t>
-            </w:r>
-          </w:p>
-        </w:tc>
-        <w:tc>
-          <w:tcPr>
-            <w:tcW w:type="dxa" w:w="6803"/>
-            <w:tcBorders>
-              <w:top w:val="single" w:sz="4" w:color="D9D9D9"/>
-              <w:left w:val="single" w:sz="4" w:color="D9D9D9"/>
-              <w:bottom w:val="single" w:sz="4" w:color="D9D9D9"/>
-              <w:right w:val="single" w:sz="4" w:color="D9D9D9"/>
-            </w:tcBorders>
-            <w:tcMar>
-              <w:top w:w="95" w:type="dxa"/>
-              <w:left w:w="95" w:type="dxa"/>
-              <w:bottom w:w="95" w:type="dxa"/>
-              <w:right w:w="95" w:type="dxa"/>
-            </w:tcMar>
-          </w:tcPr>
-          <w:p>
-            <w:pPr>
-              <w:spacing w:line="252" w:lineRule="auto" w:after="80"/>
-            </w:pPr>
-            <w:r>
-              <w:rPr>
-                <w:b w:val="0"/>
-                <w:sz w:val="20"/>
-              </w:rPr>
-              <w:t>Windows 10／11，Chrome 或 Edge。內建的 Windows PowerShell 5.1 即可。</w:t>
-            </w:r>
-          </w:p>
-        </w:tc>
-      </w:tr>
-      <w:tr>
-        <w:tc>
-          <w:tcPr>
-            <w:tcW w:type="dxa" w:w="2948"/>
-            <w:tcBorders>
-              <w:top w:val="single" w:sz="4" w:color="D9D9D9"/>
-              <w:left w:val="single" w:sz="4" w:color="D9D9D9"/>
-              <w:bottom w:val="single" w:sz="4" w:color="D9D9D9"/>
-              <w:right w:val="single" w:sz="4" w:color="D9D9D9"/>
-            </w:tcBorders>
-            <w:tcMar>
-              <w:top w:w="95" w:type="dxa"/>
-              <w:left w:w="95" w:type="dxa"/>
-              <w:bottom w:w="95" w:type="dxa"/>
-              <w:right w:w="95" w:type="dxa"/>
-            </w:tcMar>
-          </w:tcPr>
-          <w:p>
-            <w:pPr>
-              <w:spacing w:line="252" w:lineRule="auto" w:after="80"/>
-            </w:pPr>
-            <w:r>
-              <w:rPr>
-                <w:b w:val="0"/>
-                <w:sz w:val="20"/>
-              </w:rPr>
-              <w:t>Node.js</w:t>
-            </w:r>
-          </w:p>
-        </w:tc>
-        <w:tc>
-          <w:tcPr>
-            <w:tcW w:type="dxa" w:w="6803"/>
-            <w:tcBorders>
-              <w:top w:val="single" w:sz="4" w:color="D9D9D9"/>
-              <w:left w:val="single" w:sz="4" w:color="D9D9D9"/>
-              <w:bottom w:val="single" w:sz="4" w:color="D9D9D9"/>
-              <w:right w:val="single" w:sz="4" w:color="D9D9D9"/>
-            </w:tcBorders>
-            <w:tcMar>
-              <w:top w:w="95" w:type="dxa"/>
-              <w:left w:w="95" w:type="dxa"/>
-              <w:bottom w:w="95" w:type="dxa"/>
-              <w:right w:w="95" w:type="dxa"/>
-            </w:tcMar>
-          </w:tcPr>
-          <w:p>
-            <w:pPr>
-              <w:spacing w:line="252" w:lineRule="auto" w:after="80"/>
-            </w:pPr>
-            <w:r>
-              <w:rPr>
-                <w:b w:val="0"/>
-                <w:sz w:val="20"/>
-              </w:rPr>
-              <w:t>v22.15 以上，建議 Node.js 24 LTS；缺少時由本人從 nodejs.org 安裝，或明確授權 agent 協助安裝，完成後核對版本。</w:t>
-            </w:r>
-          </w:p>
-        </w:tc>
-      </w:tr>
-      <w:tr>
-        <w:tc>
-          <w:tcPr>
-            <w:tcW w:type="dxa" w:w="2948"/>
-            <w:tcBorders>
-              <w:top w:val="single" w:sz="4" w:color="D9D9D9"/>
-              <w:left w:val="single" w:sz="4" w:color="D9D9D9"/>
-              <w:bottom w:val="single" w:sz="4" w:color="D9D9D9"/>
-              <w:right w:val="single" w:sz="4" w:color="D9D9D9"/>
-            </w:tcBorders>
-            <w:tcMar>
-              <w:top w:w="95" w:type="dxa"/>
-              <w:left w:w="95" w:type="dxa"/>
-              <w:bottom w:w="95" w:type="dxa"/>
-              <w:right w:w="95" w:type="dxa"/>
-            </w:tcMar>
-          </w:tcPr>
-          <w:p>
-            <w:pPr>
-              <w:spacing w:line="252" w:lineRule="auto" w:after="80"/>
-            </w:pPr>
-            <w:r>
-              <w:rPr>
-                <w:b w:val="0"/>
-                <w:sz w:val="20"/>
-              </w:rPr>
-              <w:t>桌面助手（二選一）</w:t>
-            </w:r>
-          </w:p>
-        </w:tc>
-        <w:tc>
-          <w:tcPr>
-            <w:tcW w:type="dxa" w:w="6803"/>
-            <w:tcBorders>
-              <w:top w:val="single" w:sz="4" w:color="D9D9D9"/>
-              <w:left w:val="single" w:sz="4" w:color="D9D9D9"/>
-              <w:bottom w:val="single" w:sz="4" w:color="D9D9D9"/>
-              <w:right w:val="single" w:sz="4" w:color="D9D9D9"/>
-            </w:tcBorders>
-            <w:tcMar>
-              <w:top w:w="95" w:type="dxa"/>
-              <w:left w:w="95" w:type="dxa"/>
-              <w:bottom w:w="95" w:type="dxa"/>
-              <w:right w:w="95" w:type="dxa"/>
-            </w:tcMar>
-          </w:tcPr>
-          <w:p>
-            <w:pPr>
-              <w:spacing w:line="252" w:lineRule="auto" w:after="80"/>
-            </w:pPr>
-            <w:r>
-              <w:rPr>
-                <w:b w:val="0"/>
-                <w:sz w:val="20"/>
-              </w:rPr>
-              <w:t>Codex 或 Claude Code（可執行本機命令的版本），選一個就好，全程用同一個。不要讓兩個助手同時操作同一個資料夾。</w:t>
-            </w:r>
-          </w:p>
-        </w:tc>
-      </w:tr>
-      <w:tr>
-        <w:tc>
-          <w:tcPr>
-            <w:tcW w:type="dxa" w:w="2948"/>
-            <w:tcBorders>
-              <w:top w:val="single" w:sz="4" w:color="D9D9D9"/>
-              <w:left w:val="single" w:sz="4" w:color="D9D9D9"/>
-              <w:bottom w:val="single" w:sz="4" w:color="D9D9D9"/>
-              <w:right w:val="single" w:sz="4" w:color="D9D9D9"/>
-            </w:tcBorders>
-            <w:tcMar>
-              <w:top w:w="95" w:type="dxa"/>
-              <w:left w:w="95" w:type="dxa"/>
-              <w:bottom w:w="95" w:type="dxa"/>
-              <w:right w:w="95" w:type="dxa"/>
-            </w:tcMar>
-          </w:tcPr>
-          <w:p>
-            <w:pPr>
-              <w:spacing w:line="252" w:lineRule="auto" w:after="80"/>
-            </w:pPr>
-            <w:r>
-              <w:rPr>
-                <w:b w:val="0"/>
-                <w:sz w:val="20"/>
-              </w:rPr>
-              <w:t>Gmail ×2</w:t>
-            </w:r>
-          </w:p>
-        </w:tc>
-        <w:tc>
-          <w:tcPr>
-            <w:tcW w:type="dxa" w:w="6803"/>
-            <w:tcBorders>
-              <w:top w:val="single" w:sz="4" w:color="D9D9D9"/>
-              <w:left w:val="single" w:sz="4" w:color="D9D9D9"/>
-              <w:bottom w:val="single" w:sz="4" w:color="D9D9D9"/>
-              <w:right w:val="single" w:sz="4" w:color="D9D9D9"/>
-            </w:tcBorders>
-            <w:tcMar>
-              <w:top w:w="95" w:type="dxa"/>
-              <w:left w:w="95" w:type="dxa"/>
-              <w:bottom w:w="95" w:type="dxa"/>
-              <w:right w:w="95" w:type="dxa"/>
-            </w:tcMar>
-          </w:tcPr>
-          <w:p>
-            <w:pPr>
-              <w:spacing w:line="252" w:lineRule="auto" w:after="80"/>
-            </w:pPr>
-            <w:r>
-              <w:rPr>
-                <w:b w:val="0"/>
-                <w:sz w:val="20"/>
-              </w:rPr>
-              <w:t>主帳號：你平常收信、放個人日曆的帳號，只授權「日曆唯讀」。專用寄件 Gmail：另外新開一個，只負責寄出總覽。Google 規定 SMTP 寄信要授予完整 Gmail 權限，所以不要用主帳號寄信。兩個不能是同一個。</w:t>
-            </w:r>
-          </w:p>
-        </w:tc>
-      </w:tr>
-      <w:tr>
-        <w:tc>
-          <w:tcPr>
-            <w:tcW w:type="dxa" w:w="2948"/>
-            <w:tcBorders>
-              <w:top w:val="single" w:sz="4" w:color="D9D9D9"/>
-              <w:left w:val="single" w:sz="4" w:color="D9D9D9"/>
-              <w:bottom w:val="single" w:sz="4" w:color="D9D9D9"/>
-              <w:right w:val="single" w:sz="4" w:color="D9D9D9"/>
-            </w:tcBorders>
-            <w:tcMar>
-              <w:top w:w="95" w:type="dxa"/>
-              <w:left w:w="95" w:type="dxa"/>
-              <w:bottom w:w="95" w:type="dxa"/>
-              <w:right w:w="95" w:type="dxa"/>
-            </w:tcMar>
-          </w:tcPr>
-          <w:p>
-            <w:pPr>
-              <w:spacing w:line="252" w:lineRule="auto" w:after="80"/>
-            </w:pPr>
-            <w:r>
-              <w:rPr>
-                <w:b w:val="0"/>
-                <w:sz w:val="20"/>
-              </w:rPr>
-              <w:t>Cloudflare 帳號</w:t>
-            </w:r>
-          </w:p>
-        </w:tc>
-        <w:tc>
-          <w:tcPr>
-            <w:tcW w:type="dxa" w:w="6803"/>
-            <w:tcBorders>
-              <w:top w:val="single" w:sz="4" w:color="D9D9D9"/>
-              <w:left w:val="single" w:sz="4" w:color="D9D9D9"/>
-              <w:bottom w:val="single" w:sz="4" w:color="D9D9D9"/>
-              <w:right w:val="single" w:sz="4" w:color="D9D9D9"/>
-            </w:tcBorders>
-            <w:tcMar>
-              <w:top w:w="95" w:type="dxa"/>
-              <w:left w:w="95" w:type="dxa"/>
-              <w:bottom w:w="95" w:type="dxa"/>
-              <w:right w:w="95" w:type="dxa"/>
-            </w:tcMar>
-          </w:tcPr>
-          <w:p>
-            <w:pPr>
-              <w:spacing w:line="252" w:lineRule="auto" w:after="80"/>
-            </w:pPr>
-            <w:r>
-              <w:rPr>
-                <w:b w:val="0"/>
-                <w:sz w:val="20"/>
-              </w:rPr>
-              <w:t>先核對目前方案與用量；若出現費用或升級要求，先說明再由本人決定。</w:t>
-            </w:r>
-          </w:p>
-        </w:tc>
-      </w:tr>
-      <w:tr>
-        <w:tc>
-          <w:tcPr>
-            <w:tcW w:type="dxa" w:w="2948"/>
-            <w:tcBorders>
-              <w:top w:val="single" w:sz="4" w:color="D9D9D9"/>
-              <w:left w:val="single" w:sz="4" w:color="D9D9D9"/>
-              <w:bottom w:val="single" w:sz="4" w:color="D9D9D9"/>
-              <w:right w:val="single" w:sz="4" w:color="D9D9D9"/>
-            </w:tcBorders>
-            <w:tcMar>
-              <w:top w:w="95" w:type="dxa"/>
-              <w:left w:w="95" w:type="dxa"/>
-              <w:bottom w:w="95" w:type="dxa"/>
-              <w:right w:w="95" w:type="dxa"/>
-            </w:tcMar>
-          </w:tcPr>
-          <w:p>
-            <w:pPr>
-              <w:spacing w:line="252" w:lineRule="auto" w:after="80"/>
-            </w:pPr>
-            <w:r>
-              <w:rPr>
-                <w:b w:val="0"/>
-                <w:sz w:val="20"/>
-              </w:rPr>
-              <w:t>ChatGPT 帳號</w:t>
-            </w:r>
-          </w:p>
-        </w:tc>
-        <w:tc>
-          <w:tcPr>
-            <w:tcW w:type="dxa" w:w="6803"/>
-            <w:tcBorders>
-              <w:top w:val="single" w:sz="4" w:color="D9D9D9"/>
-              <w:left w:val="single" w:sz="4" w:color="D9D9D9"/>
-              <w:bottom w:val="single" w:sz="4" w:color="D9D9D9"/>
-              <w:right w:val="single" w:sz="4" w:color="D9D9D9"/>
-            </w:tcBorders>
-            <w:tcMar>
-              <w:top w:w="95" w:type="dxa"/>
-              <w:left w:w="95" w:type="dxa"/>
-              <w:bottom w:w="95" w:type="dxa"/>
-              <w:right w:w="95" w:type="dxa"/>
-            </w:tcMar>
-          </w:tcPr>
-          <w:p>
-            <w:pPr>
-              <w:spacing w:line="252" w:lineRule="auto" w:after="80"/>
-            </w:pPr>
-            <w:r>
-              <w:rPr>
-                <w:b w:val="0"/>
-                <w:sz w:val="20"/>
-              </w:rPr>
-              <w:t>需要能建立自訂 MCP 外掛、用預設記憶建立專案、使用工作模式。下面「前置核對」先確認。</w:t>
-            </w:r>
-          </w:p>
-        </w:tc>
-      </w:tr>
-    </w:tbl>
-    <w:p>
-      <w:pPr>
-        <w:pStyle w:val="Heading2"/>
-      </w:pPr>
-      <w:r>
-        <w:t>放好設定包，交給助手</w:t>
-      </w:r>
-    </w:p>
-    <w:p>
-      <w:pPr>
-        <w:spacing w:line="276" w:lineRule="auto" w:after="80"/>
+        <w:spacing w:before="140"/>
       </w:pPr>
       <w:r>
         <w:rPr>
-          <w:sz w:val="21"/>
+          <w:color w:val="526966"/>
+          <w:sz w:val="22"/>
         </w:rPr>
-        <w:t>1. 本人操作：把附檔解壓縮到不會雲端同步的資料夾，例如 C:\AI秘書\（不要放在 OneDrive、Google 雲端硬碟同步資料夾）。</w:t>
-      </w:r>
-    </w:p>
-    <w:p>
-      <w:pPr>
-        <w:spacing w:line="276" w:lineRule="auto" w:after="80"/>
-      </w:pPr>
-      <w:r>
-        <w:rPr>
-          <w:sz w:val="21"/>
-        </w:rPr>
-        <w:t>2. 本人操作：在這個資料夾開啟你選的桌面助手，貼上「開始這裡.txt」的文字，讓 agent 自己讀取兩份交接指示。</w:t>
-      </w:r>
-    </w:p>
-    <w:p>
-      <w:pPr>
-        <w:spacing w:line="276" w:lineRule="auto" w:after="80"/>
-      </w:pPr>
-      <w:r>
-        <w:rPr>
-          <w:sz w:val="21"/>
-        </w:rPr>
-        <w:t>3. Agent 執行：檢查環境並跑離線測試：</w:t>
-      </w:r>
-    </w:p>
-    <w:p>
-      <w:pPr>
-        <w:pStyle w:val="Code"/>
-        <w:spacing w:after="40"/>
-      </w:pPr>
-      <w:r>
-        <w:t>node --version</w:t>
-      </w:r>
-    </w:p>
-    <w:p>
-      <w:pPr>
-        <w:pStyle w:val="Code"/>
-        <w:spacing w:after="40"/>
-      </w:pPr>
-      <w:r>
-        <w:t>powershell.exe -NoProfile -Command "$PSVersionTable.PSVersion"</w:t>
-      </w:r>
-    </w:p>
-    <w:p>
-      <w:pPr>
-        <w:pStyle w:val="Code"/>
-        <w:spacing w:after="40"/>
-      </w:pPr>
-      <w:r>
-        <w:t>npm install --no-audit --no-fund      # 安裝 package.json 鎖定的版本（會從 npm 下載）</w:t>
-      </w:r>
-    </w:p>
-    <w:p>
-      <w:pPr>
-        <w:pStyle w:val="Code"/>
-        <w:spacing w:after="40"/>
-      </w:pPr>
-      <w:r>
-        <w:t>npm test                              # 離線測試：不連到 Cloudflare/Google、不寄信</w:t>
-      </w:r>
-    </w:p>
-    <w:p>
-      <w:pPr>
-        <w:pStyle w:val="Heading2"/>
-      </w:pPr>
-      <w:r>
-        <w:t>填寫設定資料表</w:t>
-      </w:r>
-    </w:p>
-    <w:p>
-      <w:pPr>
-        <w:pStyle w:val="Code"/>
-        <w:spacing w:after="40"/>
-      </w:pPr>
-      <w:r>
-        <w:t>copy 設定.example.json 設定.json</w:t>
-      </w:r>
-    </w:p>
-    <w:p>
-      <w:pPr>
-        <w:spacing w:line="276" w:lineRule="auto" w:after="80"/>
-      </w:pPr>
-      <w:r>
-        <w:rPr>
-          <w:sz w:val="21"/>
-        </w:rPr>
-        <w:t>本人操作：把自己的帳號地址告訴 agent，由 agent 建立並填好 設定.json。現在先確認三欄（timezone 保持 Asia/Taipei）：</w:t>
-      </w:r>
-    </w:p>
-    <w:tbl>
-      <w:tblPr>
-        <w:tblW w:type="auto" w:w="0"/>
-        <w:tblLayout w:type="fixed"/>
-        <w:tblLook w:firstColumn="1" w:firstRow="1" w:lastColumn="0" w:lastRow="0" w:noHBand="0" w:noVBand="1" w:val="04A0"/>
-      </w:tblPr>
-      <w:tblGrid>
-        <w:gridCol w:w="2551"/>
-        <w:gridCol w:w="4139"/>
-        <w:gridCol w:w="3061"/>
-      </w:tblGrid>
-      <w:tr>
-        <w:trPr>
-          <w:tblHeader/>
-        </w:trPr>
-        <w:tc>
-          <w:tcPr>
-            <w:tcW w:type="dxa" w:w="2551"/>
-            <w:tcBorders>
-              <w:top w:val="single" w:sz="4" w:color="D9D9D9"/>
-              <w:left w:val="single" w:sz="4" w:color="D9D9D9"/>
-              <w:bottom w:val="single" w:sz="4" w:color="D9D9D9"/>
-              <w:right w:val="single" w:sz="4" w:color="D9D9D9"/>
-            </w:tcBorders>
-            <w:tcMar>
-              <w:top w:w="95" w:type="dxa"/>
-              <w:left w:w="95" w:type="dxa"/>
-              <w:bottom w:w="95" w:type="dxa"/>
-              <w:right w:w="95" w:type="dxa"/>
-            </w:tcMar>
-            <w:shd w:fill="E6EDF3"/>
-          </w:tcPr>
-          <w:p>
-            <w:pPr>
-              <w:spacing w:line="252" w:lineRule="auto" w:after="80"/>
-            </w:pPr>
-            <w:r>
-              <w:rPr>
-                <w:b/>
-                <w:sz w:val="20"/>
-              </w:rPr>
-              <w:t>欄位</w:t>
-            </w:r>
-          </w:p>
-        </w:tc>
-        <w:tc>
-          <w:tcPr>
-            <w:tcW w:type="dxa" w:w="4139"/>
-            <w:tcBorders>
-              <w:top w:val="single" w:sz="4" w:color="D9D9D9"/>
-              <w:left w:val="single" w:sz="4" w:color="D9D9D9"/>
-              <w:bottom w:val="single" w:sz="4" w:color="D9D9D9"/>
-              <w:right w:val="single" w:sz="4" w:color="D9D9D9"/>
-            </w:tcBorders>
-            <w:tcMar>
-              <w:top w:w="95" w:type="dxa"/>
-              <w:left w:w="95" w:type="dxa"/>
-              <w:bottom w:w="95" w:type="dxa"/>
-              <w:right w:w="95" w:type="dxa"/>
-            </w:tcMar>
-            <w:shd w:fill="E6EDF3"/>
-          </w:tcPr>
-          <w:p>
-            <w:pPr>
-              <w:spacing w:line="252" w:lineRule="auto" w:after="80"/>
-            </w:pPr>
-            <w:r>
-              <w:rPr>
-                <w:b/>
-                <w:sz w:val="20"/>
-              </w:rPr>
-              <w:t>填什麼</w:t>
-            </w:r>
-          </w:p>
-        </w:tc>
-        <w:tc>
-          <w:tcPr>
-            <w:tcW w:type="dxa" w:w="3061"/>
-            <w:tcBorders>
-              <w:top w:val="single" w:sz="4" w:color="D9D9D9"/>
-              <w:left w:val="single" w:sz="4" w:color="D9D9D9"/>
-              <w:bottom w:val="single" w:sz="4" w:color="D9D9D9"/>
-              <w:right w:val="single" w:sz="4" w:color="D9D9D9"/>
-            </w:tcBorders>
-            <w:tcMar>
-              <w:top w:w="95" w:type="dxa"/>
-              <w:left w:w="95" w:type="dxa"/>
-              <w:bottom w:w="95" w:type="dxa"/>
-              <w:right w:w="95" w:type="dxa"/>
-            </w:tcMar>
-            <w:shd w:fill="E6EDF3"/>
-          </w:tcPr>
-          <w:p>
-            <w:pPr>
-              <w:spacing w:line="252" w:lineRule="auto" w:after="80"/>
-            </w:pPr>
-            <w:r>
-              <w:rPr>
-                <w:b/>
-                <w:sz w:val="20"/>
-              </w:rPr>
-              <w:t>何時填</w:t>
-            </w:r>
-          </w:p>
-        </w:tc>
-      </w:tr>
-      <w:tr>
-        <w:tc>
-          <w:tcPr>
-            <w:tcW w:type="dxa" w:w="2551"/>
-            <w:tcBorders>
-              <w:top w:val="single" w:sz="4" w:color="D9D9D9"/>
-              <w:left w:val="single" w:sz="4" w:color="D9D9D9"/>
-              <w:bottom w:val="single" w:sz="4" w:color="D9D9D9"/>
-              <w:right w:val="single" w:sz="4" w:color="D9D9D9"/>
-            </w:tcBorders>
-            <w:tcMar>
-              <w:top w:w="95" w:type="dxa"/>
-              <w:left w:w="95" w:type="dxa"/>
-              <w:bottom w:w="95" w:type="dxa"/>
-              <w:right w:w="95" w:type="dxa"/>
-            </w:tcMar>
-          </w:tcPr>
-          <w:p>
-            <w:pPr>
-              <w:spacing w:line="252" w:lineRule="auto" w:after="80"/>
-            </w:pPr>
-            <w:r>
-              <w:rPr>
-                <w:b w:val="0"/>
-                <w:sz w:val="20"/>
-              </w:rPr>
-              <w:t>sender</w:t>
-            </w:r>
-          </w:p>
-        </w:tc>
-        <w:tc>
-          <w:tcPr>
-            <w:tcW w:type="dxa" w:w="4139"/>
-            <w:tcBorders>
-              <w:top w:val="single" w:sz="4" w:color="D9D9D9"/>
-              <w:left w:val="single" w:sz="4" w:color="D9D9D9"/>
-              <w:bottom w:val="single" w:sz="4" w:color="D9D9D9"/>
-              <w:right w:val="single" w:sz="4" w:color="D9D9D9"/>
-            </w:tcBorders>
-            <w:tcMar>
-              <w:top w:w="95" w:type="dxa"/>
-              <w:left w:w="95" w:type="dxa"/>
-              <w:bottom w:w="95" w:type="dxa"/>
-              <w:right w:w="95" w:type="dxa"/>
-            </w:tcMar>
-          </w:tcPr>
-          <w:p>
-            <w:pPr>
-              <w:spacing w:line="252" w:lineRule="auto" w:after="80"/>
-            </w:pPr>
-            <w:r>
-              <w:rPr>
-                <w:b w:val="0"/>
-                <w:sz w:val="20"/>
-              </w:rPr>
-              <w:t>專用寄件 Gmail 地址</w:t>
-            </w:r>
-          </w:p>
-        </w:tc>
-        <w:tc>
-          <w:tcPr>
-            <w:tcW w:type="dxa" w:w="3061"/>
-            <w:tcBorders>
-              <w:top w:val="single" w:sz="4" w:color="D9D9D9"/>
-              <w:left w:val="single" w:sz="4" w:color="D9D9D9"/>
-              <w:bottom w:val="single" w:sz="4" w:color="D9D9D9"/>
-              <w:right w:val="single" w:sz="4" w:color="D9D9D9"/>
-            </w:tcBorders>
-            <w:tcMar>
-              <w:top w:w="95" w:type="dxa"/>
-              <w:left w:w="95" w:type="dxa"/>
-              <w:bottom w:w="95" w:type="dxa"/>
-              <w:right w:w="95" w:type="dxa"/>
-            </w:tcMar>
-          </w:tcPr>
-          <w:p>
-            <w:pPr>
-              <w:spacing w:line="252" w:lineRule="auto" w:after="80"/>
-            </w:pPr>
-            <w:r>
-              <w:rPr>
-                <w:b w:val="0"/>
-                <w:sz w:val="20"/>
-              </w:rPr>
-              <w:t>第 1 步</w:t>
-            </w:r>
-          </w:p>
-        </w:tc>
-      </w:tr>
-      <w:tr>
-        <w:tc>
-          <w:tcPr>
-            <w:tcW w:type="dxa" w:w="2551"/>
-            <w:tcBorders>
-              <w:top w:val="single" w:sz="4" w:color="D9D9D9"/>
-              <w:left w:val="single" w:sz="4" w:color="D9D9D9"/>
-              <w:bottom w:val="single" w:sz="4" w:color="D9D9D9"/>
-              <w:right w:val="single" w:sz="4" w:color="D9D9D9"/>
-            </w:tcBorders>
-            <w:tcMar>
-              <w:top w:w="95" w:type="dxa"/>
-              <w:left w:w="95" w:type="dxa"/>
-              <w:bottom w:w="95" w:type="dxa"/>
-              <w:right w:w="95" w:type="dxa"/>
-            </w:tcMar>
-          </w:tcPr>
-          <w:p>
-            <w:pPr>
-              <w:spacing w:line="252" w:lineRule="auto" w:after="80"/>
-            </w:pPr>
-            <w:r>
-              <w:rPr>
-                <w:b w:val="0"/>
-                <w:sz w:val="20"/>
-              </w:rPr>
-              <w:t>recipient</w:t>
-            </w:r>
-          </w:p>
-        </w:tc>
-        <w:tc>
-          <w:tcPr>
-            <w:tcW w:type="dxa" w:w="4139"/>
-            <w:tcBorders>
-              <w:top w:val="single" w:sz="4" w:color="D9D9D9"/>
-              <w:left w:val="single" w:sz="4" w:color="D9D9D9"/>
-              <w:bottom w:val="single" w:sz="4" w:color="D9D9D9"/>
-              <w:right w:val="single" w:sz="4" w:color="D9D9D9"/>
-            </w:tcBorders>
-            <w:tcMar>
-              <w:top w:w="95" w:type="dxa"/>
-              <w:left w:w="95" w:type="dxa"/>
-              <w:bottom w:w="95" w:type="dxa"/>
-              <w:right w:w="95" w:type="dxa"/>
-            </w:tcMar>
-          </w:tcPr>
-          <w:p>
-            <w:pPr>
-              <w:spacing w:line="252" w:lineRule="auto" w:after="80"/>
-            </w:pPr>
-            <w:r>
-              <w:rPr>
-                <w:b w:val="0"/>
-                <w:sz w:val="20"/>
-              </w:rPr>
-              <w:t>主帳號地址</w:t>
-            </w:r>
-          </w:p>
-        </w:tc>
-        <w:tc>
-          <w:tcPr>
-            <w:tcW w:type="dxa" w:w="3061"/>
-            <w:tcBorders>
-              <w:top w:val="single" w:sz="4" w:color="D9D9D9"/>
-              <w:left w:val="single" w:sz="4" w:color="D9D9D9"/>
-              <w:bottom w:val="single" w:sz="4" w:color="D9D9D9"/>
-              <w:right w:val="single" w:sz="4" w:color="D9D9D9"/>
-            </w:tcBorders>
-            <w:tcMar>
-              <w:top w:w="95" w:type="dxa"/>
-              <w:left w:w="95" w:type="dxa"/>
-              <w:bottom w:w="95" w:type="dxa"/>
-              <w:right w:w="95" w:type="dxa"/>
-            </w:tcMar>
-          </w:tcPr>
-          <w:p>
-            <w:pPr>
-              <w:spacing w:line="252" w:lineRule="auto" w:after="80"/>
-            </w:pPr>
-            <w:r>
-              <w:rPr>
-                <w:b w:val="0"/>
-                <w:sz w:val="20"/>
-              </w:rPr>
-              <w:t>第 1 步</w:t>
-            </w:r>
-          </w:p>
-        </w:tc>
-      </w:tr>
-      <w:tr>
-        <w:tc>
-          <w:tcPr>
-            <w:tcW w:type="dxa" w:w="2551"/>
-            <w:tcBorders>
-              <w:top w:val="single" w:sz="4" w:color="D9D9D9"/>
-              <w:left w:val="single" w:sz="4" w:color="D9D9D9"/>
-              <w:bottom w:val="single" w:sz="4" w:color="D9D9D9"/>
-              <w:right w:val="single" w:sz="4" w:color="D9D9D9"/>
-            </w:tcBorders>
-            <w:tcMar>
-              <w:top w:w="95" w:type="dxa"/>
-              <w:left w:w="95" w:type="dxa"/>
-              <w:bottom w:w="95" w:type="dxa"/>
-              <w:right w:w="95" w:type="dxa"/>
-            </w:tcMar>
-          </w:tcPr>
-          <w:p>
-            <w:pPr>
-              <w:spacing w:line="252" w:lineRule="auto" w:after="80"/>
-            </w:pPr>
-            <w:r>
-              <w:rPr>
-                <w:b w:val="0"/>
-                <w:sz w:val="20"/>
-              </w:rPr>
-              <w:t>calendar</w:t>
-            </w:r>
-          </w:p>
-        </w:tc>
-        <w:tc>
-          <w:tcPr>
-            <w:tcW w:type="dxa" w:w="4139"/>
-            <w:tcBorders>
-              <w:top w:val="single" w:sz="4" w:color="D9D9D9"/>
-              <w:left w:val="single" w:sz="4" w:color="D9D9D9"/>
-              <w:bottom w:val="single" w:sz="4" w:color="D9D9D9"/>
-              <w:right w:val="single" w:sz="4" w:color="D9D9D9"/>
-            </w:tcBorders>
-            <w:tcMar>
-              <w:top w:w="95" w:type="dxa"/>
-              <w:left w:w="95" w:type="dxa"/>
-              <w:bottom w:w="95" w:type="dxa"/>
-              <w:right w:w="95" w:type="dxa"/>
-            </w:tcMar>
-          </w:tcPr>
-          <w:p>
-            <w:pPr>
-              <w:spacing w:line="252" w:lineRule="auto" w:after="80"/>
-            </w:pPr>
-            <w:r>
-              <w:rPr>
-                <w:b w:val="0"/>
-                <w:sz w:val="20"/>
-              </w:rPr>
-              <w:t>個人日曆 ID；主日曆通常就是主帳號地址</w:t>
-            </w:r>
-          </w:p>
-        </w:tc>
-        <w:tc>
-          <w:tcPr>
-            <w:tcW w:type="dxa" w:w="3061"/>
-            <w:tcBorders>
-              <w:top w:val="single" w:sz="4" w:color="D9D9D9"/>
-              <w:left w:val="single" w:sz="4" w:color="D9D9D9"/>
-              <w:bottom w:val="single" w:sz="4" w:color="D9D9D9"/>
-              <w:right w:val="single" w:sz="4" w:color="D9D9D9"/>
-            </w:tcBorders>
-            <w:tcMar>
-              <w:top w:w="95" w:type="dxa"/>
-              <w:left w:w="95" w:type="dxa"/>
-              <w:bottom w:w="95" w:type="dxa"/>
-              <w:right w:w="95" w:type="dxa"/>
-            </w:tcMar>
-          </w:tcPr>
-          <w:p>
-            <w:pPr>
-              <w:spacing w:line="252" w:lineRule="auto" w:after="80"/>
-            </w:pPr>
-            <w:r>
-              <w:rPr>
-                <w:b w:val="0"/>
-                <w:sz w:val="20"/>
-              </w:rPr>
-              <w:t>第 1 步</w:t>
-            </w:r>
-          </w:p>
-        </w:tc>
-      </w:tr>
-      <w:tr>
-        <w:tc>
-          <w:tcPr>
-            <w:tcW w:type="dxa" w:w="2551"/>
-            <w:tcBorders>
-              <w:top w:val="single" w:sz="4" w:color="D9D9D9"/>
-              <w:left w:val="single" w:sz="4" w:color="D9D9D9"/>
-              <w:bottom w:val="single" w:sz="4" w:color="D9D9D9"/>
-              <w:right w:val="single" w:sz="4" w:color="D9D9D9"/>
-            </w:tcBorders>
-            <w:tcMar>
-              <w:top w:w="95" w:type="dxa"/>
-              <w:left w:w="95" w:type="dxa"/>
-              <w:bottom w:w="95" w:type="dxa"/>
-              <w:right w:w="95" w:type="dxa"/>
-            </w:tcMar>
-          </w:tcPr>
-          <w:p>
-            <w:pPr>
-              <w:spacing w:line="252" w:lineRule="auto" w:after="80"/>
-            </w:pPr>
-            <w:r>
-              <w:rPr>
-                <w:b w:val="0"/>
-                <w:sz w:val="20"/>
-              </w:rPr>
-              <w:t>account_id、d1_database_id、origin</w:t>
-            </w:r>
-          </w:p>
-        </w:tc>
-        <w:tc>
-          <w:tcPr>
-            <w:tcW w:type="dxa" w:w="4139"/>
-            <w:tcBorders>
-              <w:top w:val="single" w:sz="4" w:color="D9D9D9"/>
-              <w:left w:val="single" w:sz="4" w:color="D9D9D9"/>
-              <w:bottom w:val="single" w:sz="4" w:color="D9D9D9"/>
-              <w:right w:val="single" w:sz="4" w:color="D9D9D9"/>
-            </w:tcBorders>
-            <w:tcMar>
-              <w:top w:w="95" w:type="dxa"/>
-              <w:left w:w="95" w:type="dxa"/>
-              <w:bottom w:w="95" w:type="dxa"/>
-              <w:right w:w="95" w:type="dxa"/>
-            </w:tcMar>
-          </w:tcPr>
-          <w:p>
-            <w:pPr>
-              <w:spacing w:line="252" w:lineRule="auto" w:after="80"/>
-            </w:pPr>
-            <w:r>
-              <w:rPr>
-                <w:b w:val="0"/>
-                <w:sz w:val="20"/>
-              </w:rPr>
-              <w:t>Cloudflare 帳戶 ID、D1 資料庫 ID、服務網址</w:t>
-            </w:r>
-          </w:p>
-        </w:tc>
-        <w:tc>
-          <w:tcPr>
-            <w:tcW w:type="dxa" w:w="3061"/>
-            <w:tcBorders>
-              <w:top w:val="single" w:sz="4" w:color="D9D9D9"/>
-              <w:left w:val="single" w:sz="4" w:color="D9D9D9"/>
-              <w:bottom w:val="single" w:sz="4" w:color="D9D9D9"/>
-              <w:right w:val="single" w:sz="4" w:color="D9D9D9"/>
-            </w:tcBorders>
-            <w:tcMar>
-              <w:top w:w="95" w:type="dxa"/>
-              <w:left w:w="95" w:type="dxa"/>
-              <w:bottom w:w="95" w:type="dxa"/>
-              <w:right w:w="95" w:type="dxa"/>
-            </w:tcMar>
-          </w:tcPr>
-          <w:p>
-            <w:pPr>
-              <w:spacing w:line="252" w:lineRule="auto" w:after="80"/>
-            </w:pPr>
-            <w:r>
-              <w:rPr>
-                <w:b w:val="0"/>
-                <w:sz w:val="20"/>
-              </w:rPr>
-              <w:t>第 2 步</w:t>
-            </w:r>
-          </w:p>
-        </w:tc>
-      </w:tr>
-      <w:tr>
-        <w:tc>
-          <w:tcPr>
-            <w:tcW w:type="dxa" w:w="2551"/>
-            <w:tcBorders>
-              <w:top w:val="single" w:sz="4" w:color="D9D9D9"/>
-              <w:left w:val="single" w:sz="4" w:color="D9D9D9"/>
-              <w:bottom w:val="single" w:sz="4" w:color="D9D9D9"/>
-              <w:right w:val="single" w:sz="4" w:color="D9D9D9"/>
-            </w:tcBorders>
-            <w:tcMar>
-              <w:top w:w="95" w:type="dxa"/>
-              <w:left w:w="95" w:type="dxa"/>
-              <w:bottom w:w="95" w:type="dxa"/>
-              <w:right w:w="95" w:type="dxa"/>
-            </w:tcMar>
-          </w:tcPr>
-          <w:p>
-            <w:pPr>
-              <w:spacing w:line="252" w:lineRule="auto" w:after="80"/>
-            </w:pPr>
-            <w:r>
-              <w:rPr>
-                <w:b w:val="0"/>
-                <w:sz w:val="20"/>
-              </w:rPr>
-              <w:t>google_project_id</w:t>
-            </w:r>
-          </w:p>
-        </w:tc>
-        <w:tc>
-          <w:tcPr>
-            <w:tcW w:type="dxa" w:w="4139"/>
-            <w:tcBorders>
-              <w:top w:val="single" w:sz="4" w:color="D9D9D9"/>
-              <w:left w:val="single" w:sz="4" w:color="D9D9D9"/>
-              <w:bottom w:val="single" w:sz="4" w:color="D9D9D9"/>
-              <w:right w:val="single" w:sz="4" w:color="D9D9D9"/>
-            </w:tcBorders>
-            <w:tcMar>
-              <w:top w:w="95" w:type="dxa"/>
-              <w:left w:w="95" w:type="dxa"/>
-              <w:bottom w:w="95" w:type="dxa"/>
-              <w:right w:w="95" w:type="dxa"/>
-            </w:tcMar>
-          </w:tcPr>
-          <w:p>
-            <w:pPr>
-              <w:spacing w:line="252" w:lineRule="auto" w:after="80"/>
-            </w:pPr>
-            <w:r>
-              <w:rPr>
-                <w:b w:val="0"/>
-                <w:sz w:val="20"/>
-              </w:rPr>
-              <w:t>Google Cloud 專案 ID</w:t>
-            </w:r>
-          </w:p>
-        </w:tc>
-        <w:tc>
-          <w:tcPr>
-            <w:tcW w:type="dxa" w:w="3061"/>
-            <w:tcBorders>
-              <w:top w:val="single" w:sz="4" w:color="D9D9D9"/>
-              <w:left w:val="single" w:sz="4" w:color="D9D9D9"/>
-              <w:bottom w:val="single" w:sz="4" w:color="D9D9D9"/>
-              <w:right w:val="single" w:sz="4" w:color="D9D9D9"/>
-            </w:tcBorders>
-            <w:tcMar>
-              <w:top w:w="95" w:type="dxa"/>
-              <w:left w:w="95" w:type="dxa"/>
-              <w:bottom w:w="95" w:type="dxa"/>
-              <w:right w:w="95" w:type="dxa"/>
-            </w:tcMar>
-          </w:tcPr>
-          <w:p>
-            <w:pPr>
-              <w:spacing w:line="252" w:lineRule="auto" w:after="80"/>
-            </w:pPr>
-            <w:r>
-              <w:rPr>
-                <w:b w:val="0"/>
-                <w:sz w:val="20"/>
-              </w:rPr>
-              <w:t>第 3 步</w:t>
-            </w:r>
-          </w:p>
-        </w:tc>
-      </w:tr>
-    </w:tbl>
-    <w:p>
-      <w:pPr>
-        <w:spacing w:line="276" w:lineRule="auto" w:after="80"/>
-      </w:pPr>
-      <w:r>
-        <w:rPr>
-          <w:sz w:val="21"/>
-        </w:rPr>
-        <w:t>Agent 執行：產生第 4 步要貼的專案指示（不連網、不部署）：</w:t>
-      </w:r>
-    </w:p>
-    <w:p>
-      <w:pPr>
-        <w:pStyle w:val="Code"/>
-        <w:spacing w:after="40"/>
-      </w:pPr>
-      <w:r>
-        <w:t>node tools\prepare.mjs --instructions-only     # 產生 work\專案指示.已填.txt</w:t>
-      </w:r>
-    </w:p>
-    <w:p>
-      <w:pPr>
-        <w:spacing w:line="276" w:lineRule="auto" w:after="80"/>
-      </w:pPr>
-      <w:r>
-        <w:rPr>
-          <w:sz w:val="21"/>
-        </w:rPr>
-        <w:t>密碼、金鑰、權杖、下載的 OAuth JSON 內容，不要貼進聊天，也不要寫進這張資料表。工具遇到範例文字、格式錯誤或寄收件相同，會直接拒絕。</w:t>
-      </w:r>
-    </w:p>
-    <w:p>
-      <w:pPr>
-        <w:pStyle w:val="Heading2"/>
-      </w:pPr>
-      <w:r>
-        <w:t>前置核對 ChatGPT 功能（先確認，再動雲端）</w:t>
-      </w:r>
-    </w:p>
-    <w:p>
-      <w:pPr>
-        <w:spacing w:line="276" w:lineRule="auto" w:after="80"/>
-      </w:pPr>
-      <w:r>
-        <w:rPr>
-          <w:sz w:val="21"/>
-        </w:rPr>
-        <w:t>本人操作：用電腦瀏覽器登入 ChatGPT，確認左下角是你要用的個人帳號，逐項看得到嗎？</w:t>
-      </w:r>
-    </w:p>
-    <w:p>
-      <w:pPr>
-        <w:spacing w:line="276" w:lineRule="auto" w:after="80"/>
-      </w:pPr>
-      <w:r>
-        <w:rPr>
-          <w:sz w:val="21"/>
-        </w:rPr>
-        <w:t>• 外掛程式 → 新增 → 建立自訂 MCP 伺服器（只看入口，先不要建立）</w:t>
-      </w:r>
-    </w:p>
-    <w:p>
-      <w:pPr>
-        <w:spacing w:line="276" w:lineRule="auto" w:after="80"/>
-      </w:pPr>
-      <w:r>
-        <w:rPr>
-          <w:sz w:val="21"/>
-        </w:rPr>
-        <w:t>• 新增專案時，記憶可以選「預設記憶」（不要用「僅限專案記憶」：它無法做雲端工作）</w:t>
-      </w:r>
-    </w:p>
-    <w:p>
-      <w:pPr>
-        <w:spacing w:line="276" w:lineRule="auto" w:after="80"/>
-      </w:pPr>
-      <w:r>
-        <w:rPr>
-          <w:sz w:val="21"/>
-        </w:rPr>
-        <w:t>• 輸入框可以切換「工作模式」，並在裡面選擇專案</w:t>
-      </w:r>
-    </w:p>
-    <w:p>
-      <w:pPr>
-        <w:spacing w:line="276" w:lineRule="auto" w:after="80"/>
-      </w:pPr>
-      <w:r>
-        <w:rPr>
-          <w:sz w:val="21"/>
-        </w:rPr>
-        <w:t>任何一項看不到，就停在這裡。</w:t>
-      </w:r>
-    </w:p>
-    <w:p>
-      <w:pPr>
-        <w:spacing w:line="276" w:lineRule="auto" w:after="80"/>
-      </w:pPr>
-      <w:r>
-        <w:rPr>
-          <w:sz w:val="21"/>
-        </w:rPr>
-        <w:t>1. 是否登入在公司、學校或團隊工作區？管理員可能關閉了自訂外掛、記憶或工作模式。切回個人帳號，或詢問管理員。</w:t>
-      </w:r>
-    </w:p>
-    <w:p>
-      <w:pPr>
-        <w:spacing w:line="276" w:lineRule="auto" w:after="80"/>
-      </w:pPr>
-      <w:r>
-        <w:rPr>
-          <w:sz w:val="21"/>
-        </w:rPr>
-        <w:t>2. 改用電腦版瀏覽器開 ChatGPT 網頁、重新整理；必要時登出再登入。</w:t>
-      </w:r>
-    </w:p>
-    <w:p>
-      <w:pPr>
-        <w:spacing w:line="276" w:lineRule="auto" w:after="80"/>
-      </w:pPr>
-      <w:r>
-        <w:rPr>
-          <w:sz w:val="21"/>
-        </w:rPr>
-        <w:t>3. 設定 → 個人化 → 記憶：確認個人記憶沒有關閉。</w:t>
-      </w:r>
-    </w:p>
-    <w:p>
-      <w:pPr>
-        <w:spacing w:line="276" w:lineRule="auto" w:after="80"/>
-      </w:pPr>
-      <w:r>
-        <w:rPr>
-          <w:sz w:val="21"/>
-        </w:rPr>
-        <w:t>4. 請 agent 依目前官方說明及你實際看到的畫面核對必要設定；不要猜測不存在的入口或開關。</w:t>
-      </w:r>
-    </w:p>
-    <w:p>
-      <w:pPr>
-        <w:spacing w:line="276" w:lineRule="auto" w:after="80"/>
-      </w:pPr>
-      <w:r>
-        <w:rPr>
-          <w:sz w:val="21"/>
-        </w:rPr>
-        <w:t>5. 設定 → 帳戶：查看自己的方案。功能依方案、地區與工作區而不同，不要假設任何方案一定支援。</w:t>
-      </w:r>
-    </w:p>
-    <w:p>
-      <w:pPr>
-        <w:spacing w:line="276" w:lineRule="auto" w:after="80"/>
-      </w:pPr>
-      <w:r>
-        <w:rPr>
-          <w:sz w:val="21"/>
-        </w:rPr>
-        <w:t>6. 仍沒有：到 OpenAI 說明中心查詢或聯絡支援。功能出現之前，第 4 步無法完成。</w:t>
+        <w:t>Agent 接著建立服務和資料庫。使用免費方案，不需要先買網域。</w:t>
       </w:r>
     </w:p>
     <w:p>
@@ -1459,172 +270,76 @@
         <w:pStyle w:val="Heading1"/>
       </w:pPr>
       <w:r>
-        <w:t>第 2 步 建立自己的 Cloudflare 服務</w:t>
+        <w:t>第 4 步 完成 Google 授權</w:t>
+      </w:r>
+    </w:p>
+    <w:p>
+      <w:r>
+        <w:t>目的：讓秘書寄提醒，並管理你指定的行事曆。</w:t>
       </w:r>
     </w:p>
     <w:p>
       <w:pPr>
-        <w:pStyle w:val="Heading2"/>
+        <w:spacing w:before="160" w:after="320"/>
       </w:pPr>
       <w:r>
-        <w:t>登入 Cloudflare</w:t>
+        <w:drawing>
+          <wp:inline xmlns:a="http://schemas.openxmlformats.org/drawingml/2006/main" xmlns:pic="http://schemas.openxmlformats.org/drawingml/2006/picture">
+            <wp:extent cx="6300000" cy="4200000"/>
+            <wp:docPr id="4" name="Picture 4"/>
+            <wp:cNvGraphicFramePr>
+              <a:graphicFrameLocks noChangeAspect="1"/>
+            </wp:cNvGraphicFramePr>
+            <a:graphic>
+              <a:graphicData uri="http://schemas.openxmlformats.org/drawingml/2006/picture">
+                <pic:pic>
+                  <pic:nvPicPr>
+                    <pic:cNvPr id="0" name="04-google.png"/>
+                    <pic:cNvPicPr/>
+                  </pic:nvPicPr>
+                  <pic:blipFill>
+                    <a:blip r:embed="rId14"/>
+                    <a:stretch>
+                      <a:fillRect/>
+                    </a:stretch>
+                  </pic:blipFill>
+                  <pic:spPr>
+                    <a:xfrm>
+                      <a:off x="0" y="0"/>
+                      <a:ext cx="6300000" cy="4200000"/>
+                    </a:xfrm>
+                    <a:prstGeom prst="rect"/>
+                  </pic:spPr>
+                </pic:pic>
+              </a:graphicData>
+            </a:graphic>
+          </wp:inline>
+        </w:drawing>
       </w:r>
     </w:p>
     <w:p>
       <w:r>
-        <w:t>本人操作：先在瀏覽器登入自己的 Cloudflare。Agent 執行：需同意：</w:t>
+        <w:rPr>
+          <w:b/>
+        </w:rPr>
+        <w:t>照圖做</w:t>
+      </w:r>
+    </w:p>
+    <w:p>
+      <w:r>
+        <w:t>跟著 Agent 分兩次選帳號：寄信選專用 Gmail；日曆選平常的主帳號。看完各次權限，再由你按同意。</w:t>
       </w:r>
     </w:p>
     <w:p>
       <w:pPr>
-        <w:pStyle w:val="Code"/>
-        <w:spacing w:after="40"/>
+        <w:spacing w:before="140"/>
       </w:pPr>
       <w:r>
-        <w:t>npx wrangler login       # 瀏覽器出現確認頁：核對帳號與權限後，由你本人按允許</w:t>
-      </w:r>
-    </w:p>
-    <w:p>
-      <w:pPr>
-        <w:pStyle w:val="Code"/>
-        <w:spacing w:after="40"/>
-      </w:pPr>
-      <w:r>
-        <w:t>npx wrangler whoami      # 顯示 Account ID → 填入 設定.json 的 account_id</w:t>
-      </w:r>
-    </w:p>
-    <w:p>
-      <w:pPr>
-        <w:pStyle w:val="Heading2"/>
-      </w:pPr>
-      <w:r>
-        <w:t>建立空白 D1</w:t>
-      </w:r>
-    </w:p>
-    <w:p>
-      <w:pPr>
-        <w:pStyle w:val="Code"/>
-        <w:spacing w:after="40"/>
-      </w:pPr>
-      <w:r>
-        <w:t>npx wrangler d1 create ai-secretary-progress</w:t>
-      </w:r>
-    </w:p>
-    <w:p>
-      <w:pPr>
-        <w:pStyle w:val="Code"/>
-        <w:spacing w:after="40"/>
-      </w:pPr>
-      <w:r>
-        <w:t># 可選：加 --location apac。輸出的 database_id → 填入 設定.json 的 d1_database_id</w:t>
-      </w:r>
-    </w:p>
-    <w:p>
-      <w:pPr>
-        <w:pStyle w:val="Code"/>
-        <w:spacing w:after="40"/>
-      </w:pPr>
-      <w:r>
-        <w:t>node tools\prepare.mjs                # 產生工作副本；第一次一定是 DAILY_ENABLED=false、crons=[]</w:t>
-      </w:r>
-    </w:p>
-    <w:p>
-      <w:pPr>
-        <w:pStyle w:val="Code"/>
-        <w:spacing w:after="40"/>
-      </w:pPr>
-      <w:r>
-        <w:t>node tools\d1-init.mjs --check        # 只檢查：三份檔案只含 CREATE TABLE IF NOT EXISTS</w:t>
-      </w:r>
-    </w:p>
-    <w:p>
-      <w:pPr>
-        <w:pStyle w:val="Code"/>
-        <w:spacing w:after="40"/>
-      </w:pPr>
-      <w:r>
-        <w:t>node tools\d1-init.mjs                # 依序匯入 schema.sql → mail-deliveries.sql → production.sql</w:t>
-      </w:r>
-    </w:p>
-    <w:p>
-      <w:r>
-        <w:t>三份都是空白表格結構，沒有任何待辦或示範資料。重跑安全：已存在的表格不會被改動。</w:t>
-      </w:r>
-    </w:p>
-    <w:p>
-      <w:pPr>
-        <w:pStyle w:val="Heading2"/>
-      </w:pPr>
-      <w:r>
-        <w:t>第一次部署，排程保持關閉</w:t>
-      </w:r>
-    </w:p>
-    <w:p>
-      <w:pPr>
-        <w:pStyle w:val="Code"/>
-        <w:spacing w:after="40"/>
-      </w:pPr>
-      <w:r>
-        <w:t>node tools\deploy.mjs --check         # 列出將部署到哪個帳戶、哪個 D1；不連網</w:t>
-      </w:r>
-    </w:p>
-    <w:p>
-      <w:pPr>
-        <w:pStyle w:val="Code"/>
-        <w:spacing w:after="40"/>
-      </w:pPr>
-      <w:r>
-        <w:t>node tools\deploy.mjs                 # 對外：部署 Worker</w:t>
-      </w:r>
-    </w:p>
-    <w:p>
-      <w:r>
-        <w:t>Wrangler 會顯示服務網址，形式像 https://&lt;worker_name&gt;.&lt;你的子網域&gt;.workers.dev（帳戶第一次使用 workers.dev 時，可能請你先選一個自己的子網域）。Agent 執行：把網址填入 設定.json 的 origin（只填 https://主機名稱，結尾不加斜線），再做一次：</w:t>
-      </w:r>
-    </w:p>
-    <w:p>
-      <w:pPr>
-        <w:pStyle w:val="Code"/>
-        <w:spacing w:after="40"/>
-      </w:pPr>
-      <w:r>
-        <w:t>node tools\prepare.mjs</w:t>
-      </w:r>
-    </w:p>
-    <w:p>
-      <w:pPr>
-        <w:pStyle w:val="Code"/>
-        <w:spacing w:after="40"/>
-      </w:pPr>
-      <w:r>
-        <w:t>node tools\deploy.mjs</w:t>
-      </w:r>
-    </w:p>
-    <w:p>
-      <w:r>
-        <w:t>首次部署時 origin 還是空白，服務只開放首頁、/privacy、/health；填好 origin 重新部署後，私人路由才會開啟。本人操作：瀏覽器開啟服務網址與「服務網址/privacy」，兩頁都要能打開；這兩個網址第 3 步要填進 Google。</w:t>
-      </w:r>
-    </w:p>
-    <w:p>
-      <w:pPr>
-        <w:pStyle w:val="Heading2"/>
-      </w:pPr>
-      <w:r>
-        <w:t>簽章密鑰 SIGNING_SECRET</w:t>
-      </w:r>
-    </w:p>
-    <w:p>
-      <w:pPr>
-        <w:pStyle w:val="Code"/>
-        <w:spacing w:after="40"/>
-      </w:pPr>
-      <w:r>
-        <w:t>node tools\signing-secret.mjs         # 對外：本機產生（Windows 加密保存），經 stdin 管道安裝到 Worker</w:t>
-      </w:r>
-    </w:p>
-    <w:p>
-      <w:r>
-        <w:t>你只會看到「已產生」「已安裝」，不會看到密鑰本身。重跑不會換掉既有密鑰；只有加 --rotate 才會換新（舊信勾選與未用的連結碼會失效）。</w:t>
+        <w:rPr>
+          <w:color w:val="526966"/>
+          <w:sz w:val="22"/>
+        </w:rPr>
+        <w:t>寄件 Gmail 需另備一個。SMTP 要求完整 Gmail 權限；主帳號只做日曆授權。</w:t>
       </w:r>
     </w:p>
     <w:p>
@@ -1637,23 +352,23 @@
         <w:pStyle w:val="Heading1"/>
       </w:pPr>
       <w:r>
-        <w:t>畫面參考 授權官方 Wrangler 部署工具</w:t>
+        <w:t>第 5 步 建立 AI 秘書專案</w:t>
       </w:r>
     </w:p>
     <w:p>
       <w:r>
-        <w:t>核對這是自己的 Cloudflare 帳號，閱讀部署工具要求的權限，同意後再授權。</w:t>
+        <w:t>目的：讓 ChatGPT 知道怎麼當你的秘書。</w:t>
       </w:r>
     </w:p>
     <w:p>
       <w:pPr>
-        <w:jc w:val="center"/>
+        <w:spacing w:before="160" w:after="320"/>
       </w:pPr>
       <w:r>
         <w:drawing>
           <wp:inline xmlns:a="http://schemas.openxmlformats.org/drawingml/2006/main" xmlns:pic="http://schemas.openxmlformats.org/drawingml/2006/picture">
-            <wp:extent cx="6192000" cy="2666151"/>
-            <wp:docPr id="1" name="Picture 1" descr="授權官方 Wrangler 部署工具"/>
+            <wp:extent cx="6300000" cy="4200000"/>
+            <wp:docPr id="5" name="Picture 5"/>
             <wp:cNvGraphicFramePr>
               <a:graphicFrameLocks noChangeAspect="1"/>
             </wp:cNvGraphicFramePr>
@@ -1661,12 +376,11 @@
               <a:graphicData uri="http://schemas.openxmlformats.org/drawingml/2006/picture">
                 <pic:pic>
                   <pic:nvPicPr>
-                    <pic:cNvPr id="0" name="image.png"/>
+                    <pic:cNvPr id="0" name="05-project.png"/>
                     <pic:cNvPicPr/>
                   </pic:nvPicPr>
                   <pic:blipFill>
-                    <a:blip r:embed="rId11"/>
-                    <a:srcRect b="16855"/>
+                    <a:blip r:embed="rId15"/>
                     <a:stretch>
                       <a:fillRect/>
                     </a:stretch>
@@ -1674,7 +388,7 @@
                   <pic:spPr>
                     <a:xfrm>
                       <a:off x="0" y="0"/>
-                      <a:ext cx="6192000" cy="2666151"/>
+                      <a:ext cx="6300000" cy="4200000"/>
                     </a:xfrm>
                     <a:prstGeom prst="rect"/>
                   </pic:spPr>
@@ -1686,29 +400,28 @@
       </w:r>
     </w:p>
     <w:p>
-      <w:pPr>
-        <w:pStyle w:val="Heading2"/>
-      </w:pPr>
       <w:r>
-        <w:t>紅框位置</w:t>
+        <w:rPr>
+          <w:b/>
+        </w:rPr>
+        <w:t>照圖做</w:t>
       </w:r>
     </w:p>
     <w:p>
       <w:r>
-        <w:t>1. 先核對所要求的權限</w:t>
-      </w:r>
-    </w:p>
-    <w:p>
-      <w:r>
-        <w:t>2. 本人同意後才按 Authorize</w:t>
+        <w:t>在 ChatGPT 新增「AI 秘書」專案，記憶選「預設記憶」。打開專案指示，貼上 Agent 準備好的內容。</w:t>
       </w:r>
     </w:p>
     <w:p>
       <w:pPr>
-        <w:pStyle w:val="Caption"/>
+        <w:spacing w:before="140"/>
       </w:pPr>
       <w:r>
-        <w:t>2026 年 10 月 6 至 7 日歷史實機參考。畫面用於辨認位置，不代替你自己的操作與驗收。</w:t>
+        <w:rPr>
+          <w:color w:val="526966"/>
+          <w:sz w:val="22"/>
+        </w:rPr>
+        <w:t>這是操作示意。若你看不到這些功能，先回報 Agent 核對帳號功能。</w:t>
       </w:r>
     </w:p>
     <w:p>
@@ -1721,23 +434,23 @@
         <w:pStyle w:val="Heading1"/>
       </w:pPr>
       <w:r>
-        <w:t>畫面參考 確認 Worker 已連接 D1</w:t>
+        <w:t>第 6 步 加入秘書連線</w:t>
       </w:r>
     </w:p>
     <w:p>
       <w:r>
-        <w:t>這是服務已連接資料庫的核對位置。資料庫識別由 agent 取得並填入，圖片不能代替自己的部署結果。</w:t>
+        <w:t>目的：讓 ChatGPT 能保存待辦、讀寫你的日曆。</w:t>
       </w:r>
     </w:p>
     <w:p>
       <w:pPr>
-        <w:jc w:val="center"/>
+        <w:spacing w:before="160" w:after="320"/>
       </w:pPr>
       <w:r>
         <w:drawing>
           <wp:inline xmlns:a="http://schemas.openxmlformats.org/drawingml/2006/main" xmlns:pic="http://schemas.openxmlformats.org/drawingml/2006/picture">
-            <wp:extent cx="6192000" cy="3485141"/>
-            <wp:docPr id="2" name="Picture 2" descr="確認 Worker 已連接 D1"/>
+            <wp:extent cx="6300000" cy="4200000"/>
+            <wp:docPr id="6" name="Picture 6"/>
             <wp:cNvGraphicFramePr>
               <a:graphicFrameLocks noChangeAspect="1"/>
             </wp:cNvGraphicFramePr>
@@ -1745,12 +458,11 @@
               <a:graphicData uri="http://schemas.openxmlformats.org/drawingml/2006/picture">
                 <pic:pic>
                   <pic:nvPicPr>
-                    <pic:cNvPr id="0" name="image.png"/>
+                    <pic:cNvPr id="0" name="06-mcp.png"/>
                     <pic:cNvPicPr/>
                   </pic:nvPicPr>
                   <pic:blipFill>
-                    <a:blip r:embed="rId12"/>
-                    <a:srcRect b="17305"/>
+                    <a:blip r:embed="rId16"/>
                     <a:stretch>
                       <a:fillRect/>
                     </a:stretch>
@@ -1758,7 +470,7 @@
                   <pic:spPr>
                     <a:xfrm>
                       <a:off x="0" y="0"/>
-                      <a:ext cx="6192000" cy="3485141"/>
+                      <a:ext cx="6300000" cy="4200000"/>
                     </a:xfrm>
                     <a:prstGeom prst="rect"/>
                   </pic:spPr>
@@ -1770,29 +482,28 @@
       </w:r>
     </w:p>
     <w:p>
-      <w:pPr>
-        <w:pStyle w:val="Heading2"/>
-      </w:pPr>
       <w:r>
-        <w:t>紅框位置</w:t>
+        <w:rPr>
+          <w:b/>
+        </w:rPr>
+        <w:t>照圖做</w:t>
       </w:r>
     </w:p>
     <w:p>
       <w:r>
-        <w:t>1. Worker 是互動請求的處理程式</w:t>
-      </w:r>
-    </w:p>
-    <w:p>
-      <w:r>
-        <w:t>2. DB 綁定到 D1 進度資料庫</w:t>
+        <w:t>外掛程式 → 新增 → 建立自訂 MCP 伺服器。按圖填名稱、Agent 給你的完整 /mcp 網址，身分驗證選 OAuth。</w:t>
       </w:r>
     </w:p>
     <w:p>
       <w:pPr>
-        <w:pStyle w:val="Caption"/>
+        <w:spacing w:before="140"/>
       </w:pPr>
       <w:r>
-        <w:t>2026 年 10 月 6 至 7 日歷史實機參考。畫面用於辨認位置，不代替你自己的操作與驗收。</w:t>
+        <w:rPr>
+          <w:color w:val="526966"/>
+          <w:sz w:val="22"/>
+        </w:rPr>
+        <w:t>這是操作示意；不要照抄別人的服務網址。登入與確認由本人完成。</w:t>
       </w:r>
     </w:p>
     <w:p>
@@ -1805,23 +516,23 @@
         <w:pStyle w:val="Heading1"/>
       </w:pPr>
       <w:r>
-        <w:t>畫面參考 部署可公開讀取的服務首頁</w:t>
+        <w:t>第 7 步 確認這次連線</w:t>
       </w:r>
     </w:p>
     <w:p>
       <w:r>
-        <w:t>使用 agent 部署後回報的自己的服務網址，確認首頁能開啟。不要抄作者網址。</w:t>
+        <w:t>目的：只讓你本人授權 ChatGPT 使用秘書服務。</w:t>
       </w:r>
     </w:p>
     <w:p>
       <w:pPr>
-        <w:jc w:val="center"/>
+        <w:spacing w:before="160" w:after="320"/>
       </w:pPr>
       <w:r>
         <w:drawing>
           <wp:inline xmlns:a="http://schemas.openxmlformats.org/drawingml/2006/main" xmlns:pic="http://schemas.openxmlformats.org/drawingml/2006/picture">
-            <wp:extent cx="6192000" cy="3485141"/>
-            <wp:docPr id="3" name="Picture 3" descr="部署可公開讀取的服務首頁"/>
+            <wp:extent cx="6300000" cy="4200000"/>
+            <wp:docPr id="7" name="Picture 7"/>
             <wp:cNvGraphicFramePr>
               <a:graphicFrameLocks noChangeAspect="1"/>
             </wp:cNvGraphicFramePr>
@@ -1829,12 +540,11 @@
               <a:graphicData uri="http://schemas.openxmlformats.org/drawingml/2006/picture">
                 <pic:pic>
                   <pic:nvPicPr>
-                    <pic:cNvPr id="0" name="16-service-home.png"/>
+                    <pic:cNvPr id="0" name="07-approval.png"/>
                     <pic:cNvPicPr/>
                   </pic:nvPicPr>
                   <pic:blipFill>
-                    <a:blip r:embed="rId21"/>
-                    <a:srcRect b="17305"/>
+                    <a:blip r:embed="rId17"/>
                     <a:stretch>
                       <a:fillRect/>
                     </a:stretch>
@@ -1842,7 +552,7 @@
                   <pic:spPr>
                     <a:xfrm>
                       <a:off x="0" y="0"/>
-                      <a:ext cx="6192000" cy="3485141"/>
+                      <a:ext cx="6300000" cy="4200000"/>
                     </a:xfrm>
                     <a:prstGeom prst="rect"/>
                   </pic:spPr>
@@ -1854,29 +564,28 @@
       </w:r>
     </w:p>
     <w:p>
-      <w:pPr>
-        <w:pStyle w:val="Heading2"/>
-      </w:pPr>
       <w:r>
-        <w:t>紅框位置</w:t>
+        <w:rPr>
+          <w:b/>
+        </w:rPr>
+        <w:t>照圖做</w:t>
       </w:r>
     </w:p>
     <w:p>
       <w:r>
-        <w:t>1. 核對服務用途</w:t>
-      </w:r>
-    </w:p>
-    <w:p>
-      <w:r>
-        <w:t>2. 隱私權政策入口</w:t>
+        <w:t>把「請求識別」交給 Agent。等它準備好後，你把剪貼簿中的連結碼貼入欄位，按「授權這次連線」。</w:t>
       </w:r>
     </w:p>
     <w:p>
       <w:pPr>
-        <w:pStyle w:val="Caption"/>
+        <w:spacing w:before="140"/>
       </w:pPr>
       <w:r>
-        <w:t>2026 年 10 月 6 至 7 日歷史實機參考。畫面用於辨認位置，不代替你自己的操作與驗收。</w:t>
+        <w:rPr>
+          <w:color w:val="526966"/>
+          <w:sz w:val="22"/>
+        </w:rPr>
+        <w:t>接著在工作模式選「AI 秘書」專案及「AI 秘書進度」外掛。Agent 會測試連線。</w:t>
       </w:r>
     </w:p>
     <w:p>
@@ -1889,23 +598,23 @@
         <w:pStyle w:val="Heading1"/>
       </w:pPr>
       <w:r>
-        <w:t>畫面參考 據實說明資料與 Gmail 權限</w:t>
+        <w:t>第 8 步 開啟信內勾選</w:t>
       </w:r>
     </w:p>
     <w:p>
       <w:r>
-        <w:t>閱讀自己服務的用途與 Gmail 權限說明，確認和預期用途一致。</w:t>
+        <w:t>目的：在 Gmail 裡勾一下，就能保存完成進度。</w:t>
       </w:r>
     </w:p>
     <w:p>
       <w:pPr>
-        <w:jc w:val="center"/>
+        <w:spacing w:before="160" w:after="320"/>
       </w:pPr>
       <w:r>
         <w:drawing>
           <wp:inline xmlns:a="http://schemas.openxmlformats.org/drawingml/2006/main" xmlns:pic="http://schemas.openxmlformats.org/drawingml/2006/picture">
-            <wp:extent cx="6192000" cy="3485141"/>
-            <wp:docPr id="4" name="Picture 4" descr="據實說明資料與 Gmail 權限"/>
+            <wp:extent cx="6300000" cy="3902654"/>
+            <wp:docPr id="8" name="Picture 8"/>
             <wp:cNvGraphicFramePr>
               <a:graphicFrameLocks noChangeAspect="1"/>
             </wp:cNvGraphicFramePr>
@@ -1913,12 +622,12 @@
               <a:graphicData uri="http://schemas.openxmlformats.org/drawingml/2006/picture">
                 <pic:pic>
                   <pic:nvPicPr>
-                    <pic:cNvPr id="0" name="17-privacy-policy.png"/>
+                    <pic:cNvPr id="0" name="23-gmail-dynamic-sender.png"/>
                     <pic:cNvPicPr/>
                   </pic:nvPicPr>
                   <pic:blipFill>
-                    <a:blip r:embed="rId22"/>
-                    <a:srcRect b="17305"/>
+                    <a:blip r:embed="rId18"/>
+                    <a:srcRect l="28125" t="21404" r="27734" b="38320"/>
                     <a:stretch>
                       <a:fillRect/>
                     </a:stretch>
@@ -1926,7 +635,7 @@
                   <pic:spPr>
                     <a:xfrm>
                       <a:off x="0" y="0"/>
-                      <a:ext cx="6192000" cy="3485141"/>
+                      <a:ext cx="6300000" cy="3902654"/>
                     </a:xfrm>
                     <a:prstGeom prst="rect"/>
                   </pic:spPr>
@@ -1938,29 +647,28 @@
       </w:r>
     </w:p>
     <w:p>
-      <w:pPr>
-        <w:pStyle w:val="Heading2"/>
-      </w:pPr>
       <w:r>
-        <w:t>紅框位置</w:t>
+        <w:rPr>
+          <w:b/>
+        </w:rPr>
+        <w:t>照圖做</w:t>
       </w:r>
     </w:p>
     <w:p>
       <w:r>
-        <w:t>1. 實際處理哪些資料</w:t>
-      </w:r>
-    </w:p>
-    <w:p>
-      <w:r>
-        <w:t>2. 完整 Gmail 權限與程式用途</w:t>
+        <w:t>主帳號 Gmail：設定 → 查看所有設定 → 一般 → 動態電子郵件 → 開發人員設定。照紅框填專用寄件 Gmail，再儲存。</w:t>
       </w:r>
     </w:p>
     <w:p>
       <w:pPr>
-        <w:pStyle w:val="Caption"/>
+        <w:spacing w:before="140"/>
       </w:pPr>
       <w:r>
-        <w:t>2026 年 10 月 6 至 7 日歷史實機參考。畫面用於辨認位置，不代替你自己的操作與驗收。</w:t>
+        <w:rPr>
+          <w:color w:val="526966"/>
+          <w:sz w:val="22"/>
+        </w:rPr>
+        <w:t>先勾選「啟用動態電子郵件」。使用 Gmail 網頁或 App；iPhone 內建郵件不能信內勾選。</w:t>
       </w:r>
     </w:p>
     <w:p>
@@ -1973,480 +681,76 @@
         <w:pStyle w:val="Heading1"/>
       </w:pPr>
       <w:r>
-        <w:t>第 3 步 Google 寄信與唯讀日曆授權</w:t>
+        <w:t>第 9 步 收一封驗收信</w:t>
       </w:r>
     </w:p>
     <w:p>
       <w:r>
-        <w:t>具備已授權瀏覽器工具時，由 agent 協助導航及一般表單；沒有工具時由本人操作。服務條款、帳單及其他同意畫面由本人處理。</w:t>
+        <w:t>目的：確認信收得到，完成狀態也真的有保存。</w:t>
       </w:r>
     </w:p>
-    <w:tbl>
-      <w:tblPr>
-        <w:tblW w:type="auto" w:w="0"/>
-        <w:tblLayout w:type="fixed"/>
-        <w:tblLook w:firstColumn="1" w:firstRow="1" w:lastColumn="0" w:lastRow="0" w:noHBand="0" w:noVBand="1" w:val="04A0"/>
-      </w:tblPr>
-      <w:tblGrid>
-        <w:gridCol w:w="2551"/>
-        <w:gridCol w:w="4139"/>
-        <w:gridCol w:w="3061"/>
-      </w:tblGrid>
-      <w:tr>
-        <w:trPr>
-          <w:tblHeader/>
-        </w:trPr>
-        <w:tc>
-          <w:tcPr>
-            <w:tcW w:type="dxa" w:w="2551"/>
-            <w:tcBorders>
-              <w:top w:val="single" w:sz="4" w:color="D9D9D9"/>
-              <w:left w:val="single" w:sz="4" w:color="D9D9D9"/>
-              <w:bottom w:val="single" w:sz="4" w:color="D9D9D9"/>
-              <w:right w:val="single" w:sz="4" w:color="D9D9D9"/>
-            </w:tcBorders>
-            <w:tcMar>
-              <w:top w:w="95" w:type="dxa"/>
-              <w:left w:w="95" w:type="dxa"/>
-              <w:bottom w:w="95" w:type="dxa"/>
-              <w:right w:w="95" w:type="dxa"/>
-            </w:tcMar>
-            <w:shd w:fill="E6EDF3"/>
-          </w:tcPr>
-          <w:p>
-            <w:pPr>
-              <w:spacing w:line="252" w:lineRule="auto" w:after="80"/>
-            </w:pPr>
-            <w:r>
-              <w:rPr>
-                <w:b/>
-                <w:sz w:val="20"/>
-              </w:rPr>
-              <w:t>帳號</w:t>
-            </w:r>
-          </w:p>
-        </w:tc>
-        <w:tc>
-          <w:tcPr>
-            <w:tcW w:type="dxa" w:w="4139"/>
-            <w:tcBorders>
-              <w:top w:val="single" w:sz="4" w:color="D9D9D9"/>
-              <w:left w:val="single" w:sz="4" w:color="D9D9D9"/>
-              <w:bottom w:val="single" w:sz="4" w:color="D9D9D9"/>
-              <w:right w:val="single" w:sz="4" w:color="D9D9D9"/>
-            </w:tcBorders>
-            <w:tcMar>
-              <w:top w:w="95" w:type="dxa"/>
-              <w:left w:w="95" w:type="dxa"/>
-              <w:bottom w:w="95" w:type="dxa"/>
-              <w:right w:w="95" w:type="dxa"/>
-            </w:tcMar>
-            <w:shd w:fill="E6EDF3"/>
-          </w:tcPr>
-          <w:p>
-            <w:pPr>
-              <w:spacing w:line="252" w:lineRule="auto" w:after="80"/>
-            </w:pPr>
-            <w:r>
-              <w:rPr>
-                <w:b/>
-                <w:sz w:val="20"/>
-              </w:rPr>
-              <w:t>授權範圍</w:t>
-            </w:r>
-          </w:p>
-        </w:tc>
-        <w:tc>
-          <w:tcPr>
-            <w:tcW w:type="dxa" w:w="3061"/>
-            <w:tcBorders>
-              <w:top w:val="single" w:sz="4" w:color="D9D9D9"/>
-              <w:left w:val="single" w:sz="4" w:color="D9D9D9"/>
-              <w:bottom w:val="single" w:sz="4" w:color="D9D9D9"/>
-              <w:right w:val="single" w:sz="4" w:color="D9D9D9"/>
-            </w:tcBorders>
-            <w:tcMar>
-              <w:top w:w="95" w:type="dxa"/>
-              <w:left w:w="95" w:type="dxa"/>
-              <w:bottom w:w="95" w:type="dxa"/>
-              <w:right w:w="95" w:type="dxa"/>
-            </w:tcMar>
-            <w:shd w:fill="E6EDF3"/>
-          </w:tcPr>
-          <w:p>
-            <w:pPr>
-              <w:spacing w:line="252" w:lineRule="auto" w:after="80"/>
-            </w:pPr>
-            <w:r>
-              <w:rPr>
-                <w:b/>
-                <w:sz w:val="20"/>
-              </w:rPr>
-              <w:t>用途</w:t>
-            </w:r>
-          </w:p>
-        </w:tc>
-      </w:tr>
-      <w:tr>
-        <w:tc>
-          <w:tcPr>
-            <w:tcW w:type="dxa" w:w="2551"/>
-            <w:tcBorders>
-              <w:top w:val="single" w:sz="4" w:color="D9D9D9"/>
-              <w:left w:val="single" w:sz="4" w:color="D9D9D9"/>
-              <w:bottom w:val="single" w:sz="4" w:color="D9D9D9"/>
-              <w:right w:val="single" w:sz="4" w:color="D9D9D9"/>
-            </w:tcBorders>
-            <w:tcMar>
-              <w:top w:w="95" w:type="dxa"/>
-              <w:left w:w="95" w:type="dxa"/>
-              <w:bottom w:w="95" w:type="dxa"/>
-              <w:right w:w="95" w:type="dxa"/>
-            </w:tcMar>
-          </w:tcPr>
-          <w:p>
-            <w:pPr>
-              <w:spacing w:line="252" w:lineRule="auto" w:after="80"/>
-            </w:pPr>
-            <w:r>
-              <w:rPr>
-                <w:b w:val="0"/>
-                <w:sz w:val="20"/>
-              </w:rPr>
-              <w:t>專用寄件 Gmail（sender）</w:t>
-            </w:r>
-          </w:p>
-        </w:tc>
-        <w:tc>
-          <w:tcPr>
-            <w:tcW w:type="dxa" w:w="4139"/>
-            <w:tcBorders>
-              <w:top w:val="single" w:sz="4" w:color="D9D9D9"/>
-              <w:left w:val="single" w:sz="4" w:color="D9D9D9"/>
-              <w:bottom w:val="single" w:sz="4" w:color="D9D9D9"/>
-              <w:right w:val="single" w:sz="4" w:color="D9D9D9"/>
-            </w:tcBorders>
-            <w:tcMar>
-              <w:top w:w="95" w:type="dxa"/>
-              <w:left w:w="95" w:type="dxa"/>
-              <w:bottom w:w="95" w:type="dxa"/>
-              <w:right w:w="95" w:type="dxa"/>
-            </w:tcMar>
-          </w:tcPr>
-          <w:p>
-            <w:pPr>
-              <w:spacing w:line="252" w:lineRule="auto" w:after="80"/>
-            </w:pPr>
-            <w:r>
-              <w:rPr>
-                <w:b w:val="0"/>
-                <w:sz w:val="20"/>
-              </w:rPr>
-              <w:t>完整 Gmail 權限 https://mail.google.com/（Google 對 SMTP 的要求）</w:t>
-            </w:r>
-          </w:p>
-        </w:tc>
-        <w:tc>
-          <w:tcPr>
-            <w:tcW w:type="dxa" w:w="3061"/>
-            <w:tcBorders>
-              <w:top w:val="single" w:sz="4" w:color="D9D9D9"/>
-              <w:left w:val="single" w:sz="4" w:color="D9D9D9"/>
-              <w:bottom w:val="single" w:sz="4" w:color="D9D9D9"/>
-              <w:right w:val="single" w:sz="4" w:color="D9D9D9"/>
-            </w:tcBorders>
-            <w:tcMar>
-              <w:top w:w="95" w:type="dxa"/>
-              <w:left w:w="95" w:type="dxa"/>
-              <w:bottom w:w="95" w:type="dxa"/>
-              <w:right w:w="95" w:type="dxa"/>
-            </w:tcMar>
-          </w:tcPr>
-          <w:p>
-            <w:pPr>
-              <w:spacing w:line="252" w:lineRule="auto" w:after="80"/>
-            </w:pPr>
-            <w:r>
-              <w:rPr>
-                <w:b w:val="0"/>
-                <w:sz w:val="20"/>
-              </w:rPr>
-              <w:t>只用來寄出總覽</w:t>
-            </w:r>
-          </w:p>
-        </w:tc>
-      </w:tr>
-      <w:tr>
-        <w:tc>
-          <w:tcPr>
-            <w:tcW w:type="dxa" w:w="2551"/>
-            <w:tcBorders>
-              <w:top w:val="single" w:sz="4" w:color="D9D9D9"/>
-              <w:left w:val="single" w:sz="4" w:color="D9D9D9"/>
-              <w:bottom w:val="single" w:sz="4" w:color="D9D9D9"/>
-              <w:right w:val="single" w:sz="4" w:color="D9D9D9"/>
-            </w:tcBorders>
-            <w:tcMar>
-              <w:top w:w="95" w:type="dxa"/>
-              <w:left w:w="95" w:type="dxa"/>
-              <w:bottom w:w="95" w:type="dxa"/>
-              <w:right w:w="95" w:type="dxa"/>
-            </w:tcMar>
-          </w:tcPr>
-          <w:p>
-            <w:pPr>
-              <w:spacing w:line="252" w:lineRule="auto" w:after="80"/>
-            </w:pPr>
-            <w:r>
-              <w:rPr>
-                <w:b w:val="0"/>
-                <w:sz w:val="20"/>
-              </w:rPr>
-              <w:t>主帳號（recipient）</w:t>
-            </w:r>
-          </w:p>
-        </w:tc>
-        <w:tc>
-          <w:tcPr>
-            <w:tcW w:type="dxa" w:w="4139"/>
-            <w:tcBorders>
-              <w:top w:val="single" w:sz="4" w:color="D9D9D9"/>
-              <w:left w:val="single" w:sz="4" w:color="D9D9D9"/>
-              <w:bottom w:val="single" w:sz="4" w:color="D9D9D9"/>
-              <w:right w:val="single" w:sz="4" w:color="D9D9D9"/>
-            </w:tcBorders>
-            <w:tcMar>
-              <w:top w:w="95" w:type="dxa"/>
-              <w:left w:w="95" w:type="dxa"/>
-              <w:bottom w:w="95" w:type="dxa"/>
-              <w:right w:w="95" w:type="dxa"/>
-            </w:tcMar>
-          </w:tcPr>
-          <w:p>
-            <w:pPr>
-              <w:spacing w:line="252" w:lineRule="auto" w:after="80"/>
-            </w:pPr>
-            <w:r>
-              <w:rPr>
-                <w:b w:val="0"/>
-                <w:sz w:val="20"/>
-              </w:rPr>
-              <w:t>日曆事件唯讀 calendar.events.readonly</w:t>
-            </w:r>
-          </w:p>
-        </w:tc>
-        <w:tc>
-          <w:tcPr>
-            <w:tcW w:type="dxa" w:w="3061"/>
-            <w:tcBorders>
-              <w:top w:val="single" w:sz="4" w:color="D9D9D9"/>
-              <w:left w:val="single" w:sz="4" w:color="D9D9D9"/>
-              <w:bottom w:val="single" w:sz="4" w:color="D9D9D9"/>
-              <w:right w:val="single" w:sz="4" w:color="D9D9D9"/>
-            </w:tcBorders>
-            <w:tcMar>
-              <w:top w:w="95" w:type="dxa"/>
-              <w:left w:w="95" w:type="dxa"/>
-              <w:bottom w:w="95" w:type="dxa"/>
-              <w:right w:w="95" w:type="dxa"/>
-            </w:tcMar>
-          </w:tcPr>
-          <w:p>
-            <w:pPr>
-              <w:spacing w:line="252" w:lineRule="auto" w:after="80"/>
-            </w:pPr>
-            <w:r>
-              <w:rPr>
-                <w:b w:val="0"/>
-                <w:sz w:val="20"/>
-              </w:rPr>
-              <w:t>只讀設定中那一本日曆的今日行程；不新增、修改或刪除</w:t>
-            </w:r>
-          </w:p>
-        </w:tc>
-      </w:tr>
-    </w:tbl>
     <w:p>
       <w:pPr>
-        <w:pStyle w:val="Heading2"/>
+        <w:spacing w:before="160" w:after="320"/>
       </w:pPr>
       <w:r>
-        <w:t>建立 Google 應用程式</w:t>
+        <w:drawing>
+          <wp:inline xmlns:a="http://schemas.openxmlformats.org/drawingml/2006/main" xmlns:pic="http://schemas.openxmlformats.org/drawingml/2006/picture">
+            <wp:extent cx="6300000" cy="4200000"/>
+            <wp:docPr id="9" name="Picture 9"/>
+            <wp:cNvGraphicFramePr>
+              <a:graphicFrameLocks noChangeAspect="1"/>
+            </wp:cNvGraphicFramePr>
+            <a:graphic>
+              <a:graphicData uri="http://schemas.openxmlformats.org/drawingml/2006/picture">
+                <pic:pic>
+                  <pic:nvPicPr>
+                    <pic:cNvPr id="0" name="09-mail.png"/>
+                    <pic:cNvPicPr/>
+                  </pic:nvPicPr>
+                  <pic:blipFill>
+                    <a:blip r:embed="rId19"/>
+                    <a:stretch>
+                      <a:fillRect/>
+                    </a:stretch>
+                  </pic:blipFill>
+                  <pic:spPr>
+                    <a:xfrm>
+                      <a:off x="0" y="0"/>
+                      <a:ext cx="6300000" cy="4200000"/>
+                    </a:xfrm>
+                    <a:prstGeom prst="rect"/>
+                  </pic:spPr>
+                </pic:pic>
+              </a:graphicData>
+            </a:graphic>
+          </wp:inline>
+        </w:drawing>
       </w:r>
     </w:p>
     <w:p>
       <w:r>
-        <w:t>1. Agent 協助：有授權瀏覽器工具時可協助，否則本人操作。Google Cloud Console → 新增專案（名稱可取「AI 秘書」）。確認上方選到這個專案，在 API 程式庫分別啟用 Gmail API 與 Google Calendar API。把專案 ID（不是名稱、不是編號）填入 google_project_id。</w:t>
+        <w:rPr>
+          <w:b/>
+        </w:rPr>
+        <w:t>照圖做</w:t>
       </w:r>
     </w:p>
     <w:p>
       <w:r>
-        <w:t>2. Agent 協助：有授權瀏覽器工具時可協助，否則本人操作。Google Auth Platform → 品牌：應用程式名稱、你自己的支援信箱與聯絡信箱；應用程式首頁填你的服務網址，隱私權政策填「服務網址/privacy」。不要照抄圖解截圖或範例中的網址。</w:t>
-      </w:r>
-    </w:p>
-    <w:p>
-      <w:r>
-        <w:t>3. Agent 協助：有授權瀏覽器工具時可協助，否則本人操作。目標對象（Audience，舊介面可能叫「受眾」）：使用者類型選「外部」。發布狀態是「測試中」時，把寄件帳號與主帳號都加入測試使用者。要不要轉正式版，先看下面「發布狀態與 7 天」。</w:t>
-      </w:r>
-    </w:p>
-    <w:p>
-      <w:r>
-        <w:t>4. 本人操作：用戶端 → 建立 OAuth 用戶端，類型選網頁應用程式，授權重新導向網址完整填入：</w:t>
+        <w:t>Agent 建好示範待辦後，確認只寄一封驗收信。你在 Gmail 勾選，等「完成已保存」，關閉再重開確認。</w:t>
       </w:r>
     </w:p>
     <w:p>
       <w:pPr>
-        <w:pStyle w:val="Code"/>
-        <w:spacing w:after="40"/>
+        <w:spacing w:before="140"/>
       </w:pPr>
       <w:r>
-        <w:t>http://localhost:8766/oauth/callback</w:t>
-      </w:r>
-    </w:p>
-    <w:p>
-      <w:r>
-        <w:t>Agent 執行：</w:t>
-      </w:r>
-    </w:p>
-    <w:p>
-      <w:pPr>
-        <w:pStyle w:val="Code"/>
-        <w:spacing w:after="40"/>
-      </w:pPr>
-      <w:r>
-        <w:t>node tools\prepare.mjs</w:t>
-      </w:r>
-    </w:p>
-    <w:p>
-      <w:pPr>
-        <w:pStyle w:val="Code"/>
-        <w:spacing w:after="40"/>
-      </w:pPr>
-      <w:r>
-        <w:t>node tools\import-google-client.mjs "C:\Users\你的使用者名稱\Downloads\下載的檔名.json"</w:t>
-      </w:r>
-    </w:p>
-    <w:p>
-      <w:r>
-        <w:t>工具會核對專案 ID、類型與回呼網址；通過後以 Windows 加密保存，不列印內容。匯入成功後可把下載的 JSON 刪除或移到安全位置。</w:t>
-      </w:r>
-    </w:p>
-    <w:p>
-      <w:pPr>
-        <w:pStyle w:val="Heading2"/>
-      </w:pPr>
-      <w:r>
-        <w:t>發布狀態與 7 天（先決定）</w:t>
-      </w:r>
-    </w:p>
-    <w:p>
-      <w:r>
-        <w:t>Google 官方說明：使用者類型「外部」且發布狀態「測試中」的專案，取得的 refresh token 7 天後失效；只要求姓名、電子郵件、基本資料的應用程式才例外，本教材的 Gmail 與 Calendar 不在例外內。（Google OAuth 2.0 說明）</w:t>
-      </w:r>
-    </w:p>
-    <w:p>
-      <w:r>
-        <w:t>• 只想先試：保持測試中即可，但約 7 天後寄信與日曆會停止，需要轉正式並重新授權。</w:t>
-      </w:r>
-    </w:p>
-    <w:p>
-      <w:r>
-        <w:t>• 要長期使用：目標對象 → 發布應用程式（Publish app），從「測試中」改為「正式版」（In production）。確定要長用的話，可以在下面授權之前就轉，省一次重新授權；若已在測試中授權，轉正式後照附錄 B 重新授權兩個帳號。</w:t>
-      </w:r>
-    </w:p>
-    <w:p>
-      <w:r>
-        <w:t>詳細說明（未驗證警告、100 人以下的自用例外、權杖仍可能失效的情況）見附錄 B。</w:t>
-      </w:r>
-    </w:p>
-    <w:p>
-      <w:pPr>
-        <w:pStyle w:val="Heading2"/>
-      </w:pPr>
-      <w:r>
-        <w:t>先授權專用寄件 Gmail</w:t>
-      </w:r>
-    </w:p>
-    <w:p>
-      <w:pPr>
-        <w:pStyle w:val="Code"/>
-        <w:spacing w:after="40"/>
-      </w:pPr>
-      <w:r>
-        <w:t>node tools\authorize.mjs --smtp</w:t>
-      </w:r>
-    </w:p>
-    <w:p>
-      <w:r>
-        <w:t>本人操作：瀏覽器開啟 http://localhost:8766/start，登入專用寄件 Gmail。若出現「Google 尚未驗證這個應用程式」，先確認畫面上是你自己建立的應用程式名稱，才點「進階」繼續。成功頁出現後，助手會回報已加密保存。</w:t>
-      </w:r>
-    </w:p>
-    <w:p>
-      <w:r>
-        <w:t>完整 Gmail 權限能讀取、傳送與永久刪除該信箱的郵件；程式實際只核對帳號與寄信。這就是要用「專用寄件 Gmail」、不用主帳號的原因。若帳號政策禁止這項授權，先處理帳號或政策，不要略過錯誤。</w:t>
-      </w:r>
-    </w:p>
-    <w:p>
-      <w:pPr>
-        <w:pStyle w:val="Heading2"/>
-      </w:pPr>
-      <w:r>
-        <w:t>再授權主帳號的日曆（唯讀）</w:t>
-      </w:r>
-    </w:p>
-    <w:p>
-      <w:r>
-        <w:t>第一個流程完成後，才啟動第二個（兩個會搶同一個本機埠）。</w:t>
-      </w:r>
-    </w:p>
-    <w:p>
-      <w:pPr>
-        <w:pStyle w:val="Code"/>
-        <w:spacing w:after="40"/>
-      </w:pPr>
-      <w:r>
-        <w:t>node tools\authorize.mjs --calendar</w:t>
-      </w:r>
-    </w:p>
-    <w:p>
-      <w:r>
-        <w:t>本人操作：再開 http://localhost:8766/start，這次改登入主帳號。範圍只有日曆事件唯讀。</w:t>
-      </w:r>
-    </w:p>
-    <w:p>
-      <w:r>
-        <w:t>兩個授權都會核對 Google 回報的「實際帳號」：登入錯帳號時不會保存任何憑證，會顯示「帳號不符」。已經有授權時也不會被覆蓋；要重新授權需加 --replace。</w:t>
-      </w:r>
-    </w:p>
-    <w:p>
-      <w:pPr>
-        <w:pStyle w:val="Heading2"/>
-      </w:pPr>
-      <w:r>
-        <w:t>安裝到自己的 Worker</w:t>
-      </w:r>
-    </w:p>
-    <w:p>
-      <w:pPr>
-        <w:pStyle w:val="Code"/>
-        <w:spacing w:after="40"/>
-      </w:pPr>
-      <w:r>
-        <w:t>node tools\install-secrets.mjs        # 對外：經 stdin 管道安裝 6 個秘密</w:t>
-      </w:r>
-    </w:p>
-    <w:p>
-      <w:pPr>
-        <w:pStyle w:val="Code"/>
-        <w:spacing w:after="40"/>
-      </w:pPr>
-      <w:r>
-        <w:t>node tools\admin.mjs status           # 核對狀態（不含秘密）</w:t>
-      </w:r>
-    </w:p>
-    <w:p>
-      <w:r>
-        <w:t>status 裡 mail_credentials_installed、mail_accounts_match_settings、calendar_connected 都應該是 true，schedule_enabled 仍是 false。</w:t>
+        <w:rPr>
+          <w:color w:val="526966"/>
+          <w:sz w:val="22"/>
+        </w:rPr>
+        <w:t>Agent 會核對聊天讀回的進度，確認下一封不再列出已完成項目，再清理示範。</w:t>
       </w:r>
     </w:p>
     <w:p>
@@ -2459,23 +763,23 @@
         <w:pStyle w:val="Heading1"/>
       </w:pPr>
       <w:r>
-        <w:t>畫面參考 在專案啟用 Gmail API</w:t>
+        <w:t>第 10 步 確認日曆安排</w:t>
       </w:r>
     </w:p>
     <w:p>
       <w:r>
-        <w:t>由 agent 協助在自己的 Google Cloud 專案啟用 Gmail API，核對啟用狀態。圖中專案名稱不必照抄。</w:t>
+        <w:t>目的：確認先查撞期，再經你同意排進日曆。</w:t>
       </w:r>
     </w:p>
     <w:p>
       <w:pPr>
-        <w:jc w:val="center"/>
+        <w:spacing w:before="160" w:after="320"/>
       </w:pPr>
       <w:r>
         <w:drawing>
           <wp:inline xmlns:a="http://schemas.openxmlformats.org/drawingml/2006/main" xmlns:pic="http://schemas.openxmlformats.org/drawingml/2006/picture">
-            <wp:extent cx="6192000" cy="2666151"/>
-            <wp:docPr id="5" name="Picture 5" descr="在專案啟用 Gmail API"/>
+            <wp:extent cx="6300000" cy="4200000"/>
+            <wp:docPr id="10" name="Picture 10"/>
             <wp:cNvGraphicFramePr>
               <a:graphicFrameLocks noChangeAspect="1"/>
             </wp:cNvGraphicFramePr>
@@ -2483,12 +787,11 @@
               <a:graphicData uri="http://schemas.openxmlformats.org/drawingml/2006/picture">
                 <pic:pic>
                   <pic:nvPicPr>
-                    <pic:cNvPr id="0" name="18-gmail-api-enabled.png"/>
+                    <pic:cNvPr id="0" name="10-calendar.png"/>
                     <pic:cNvPicPr/>
                   </pic:nvPicPr>
                   <pic:blipFill>
-                    <a:blip r:embed="rId23"/>
-                    <a:srcRect b="16855"/>
+                    <a:blip r:embed="rId20"/>
                     <a:stretch>
                       <a:fillRect/>
                     </a:stretch>
@@ -2496,7 +799,7 @@
                   <pic:spPr>
                     <a:xfrm>
                       <a:off x="0" y="0"/>
-                      <a:ext cx="6192000" cy="2666151"/>
+                      <a:ext cx="6300000" cy="4200000"/>
                     </a:xfrm>
                     <a:prstGeom prst="rect"/>
                   </pic:spPr>
@@ -2508,29 +811,28 @@
       </w:r>
     </w:p>
     <w:p>
-      <w:pPr>
-        <w:pStyle w:val="Heading2"/>
-      </w:pPr>
       <w:r>
-        <w:t>紅框位置</w:t>
+        <w:rPr>
+          <w:b/>
+        </w:rPr>
+        <w:t>照圖做</w:t>
       </w:r>
     </w:p>
     <w:p>
       <w:r>
-        <w:t>1. 確認 AI Secretary Mail 專案</w:t>
-      </w:r>
-    </w:p>
-    <w:p>
-      <w:r>
-        <w:t>2. 已成功啟用 Gmail API</w:t>
+        <w:t>請秘書安排一件你真的要做的事。核對日期、時間與撞期結果，確認後讓它寫入，再到 Google Calendar 看同一筆。</w:t>
       </w:r>
     </w:p>
     <w:p>
       <w:pPr>
-        <w:pStyle w:val="Caption"/>
+        <w:spacing w:before="140"/>
       </w:pPr>
       <w:r>
-        <w:t>2026 年 10 月 6 至 7 日歷史實機參考。畫面用於辨認位置，不代替你自己的操作與驗收。</w:t>
+        <w:rPr>
+          <w:color w:val="526966"/>
+          <w:sz w:val="22"/>
+        </w:rPr>
+        <w:t>再指定一次改期並確認，核對仍是同一筆。多人會議、整組重複規則或刪除，直接到日曆操作。</w:t>
       </w:r>
     </w:p>
     <w:p>
@@ -2543,23 +845,23 @@
         <w:pStyle w:val="Heading1"/>
       </w:pPr>
       <w:r>
-        <w:t>畫面參考 啟用 Google Calendar API</w:t>
+        <w:t>第 11 步 開啟每天提醒</w:t>
       </w:r>
     </w:p>
     <w:p>
       <w:r>
-        <w:t>核對自己的 Google Calendar API 已啟用。若輔助彈窗遮住狀態，先關閉彈窗再看。</w:t>
+        <w:t>目的：從明天開始，每天早上收到一封總覽。</w:t>
       </w:r>
     </w:p>
     <w:p>
       <w:pPr>
-        <w:jc w:val="center"/>
+        <w:spacing w:before="160" w:after="320"/>
       </w:pPr>
       <w:r>
         <w:drawing>
           <wp:inline xmlns:a="http://schemas.openxmlformats.org/drawingml/2006/main" xmlns:pic="http://schemas.openxmlformats.org/drawingml/2006/picture">
-            <wp:extent cx="6192000" cy="3483000"/>
-            <wp:docPr id="6" name="Picture 6" descr="啟用 Google Calendar API"/>
+            <wp:extent cx="6300000" cy="4200000"/>
+            <wp:docPr id="11" name="Picture 11"/>
             <wp:cNvGraphicFramePr>
               <a:graphicFrameLocks noChangeAspect="1"/>
             </wp:cNvGraphicFramePr>
@@ -2567,12 +869,11 @@
               <a:graphicData uri="http://schemas.openxmlformats.org/drawingml/2006/picture">
                 <pic:pic>
                   <pic:nvPicPr>
-                    <pic:cNvPr id="0" name="33-calendar-api-enabled.png"/>
+                    <pic:cNvPr id="0" name="11-daily.png"/>
                     <pic:cNvPicPr/>
                   </pic:nvPicPr>
                   <pic:blipFill>
-                    <a:blip r:embed="rId24"/>
-                    <a:srcRect b="16763"/>
+                    <a:blip r:embed="rId21"/>
                     <a:stretch>
                       <a:fillRect/>
                     </a:stretch>
@@ -2580,7 +881,7 @@
                   <pic:spPr>
                     <a:xfrm>
                       <a:off x="0" y="0"/>
-                      <a:ext cx="6192000" cy="3483000"/>
+                      <a:ext cx="6300000" cy="4200000"/>
                     </a:xfrm>
                     <a:prstGeom prst="rect"/>
                   </pic:spPr>
@@ -2592,29 +893,28 @@
       </w:r>
     </w:p>
     <w:p>
-      <w:pPr>
-        <w:pStyle w:val="Heading2"/>
-      </w:pPr>
       <w:r>
-        <w:t>紅框位置</w:t>
+        <w:rPr>
+          <w:b/>
+        </w:rPr>
+        <w:t>照圖做</w:t>
       </w:r>
     </w:p>
     <w:p>
       <w:r>
-        <w:t>1. 確認 Google Calendar API</w:t>
-      </w:r>
-    </w:p>
-    <w:p>
-      <w:r>
-        <w:t>2. 確認已啟用</w:t>
+        <w:t>確認信件和日曆都驗收完成，再跟 Agent 說：「請啟用每天早上九點的提醒。」</w:t>
       </w:r>
     </w:p>
     <w:p>
       <w:pPr>
-        <w:pStyle w:val="Caption"/>
+        <w:spacing w:before="140"/>
       </w:pPr>
       <w:r>
-        <w:t>2026 年 10 月 6 至 7 日歷史實機參考。畫面用於辨認位置，不代替你自己的操作與驗收。</w:t>
+        <w:rPr>
+          <w:color w:val="526966"/>
+          <w:sz w:val="22"/>
+        </w:rPr>
+        <w:t>第一次到點後，實際核對收件匣；沒收到先看垃圾郵件，再請 Agent 查原因。</w:t>
       </w:r>
     </w:p>
     <w:p>
@@ -2627,23 +927,23 @@
         <w:pStyle w:val="Heading1"/>
       </w:pPr>
       <w:r>
-        <w:t>畫面參考 填寫 OAuth 品牌名稱與支援信箱</w:t>
+        <w:t>第 12 步 平常交辦就好</w:t>
       </w:r>
     </w:p>
     <w:p>
       <w:r>
-        <w:t>應用程式名稱與支援信箱填自己的資料；agent 可協助一般表單。</w:t>
+        <w:t>目的：少花時間整理，把注意力留給要做的事。</w:t>
       </w:r>
     </w:p>
     <w:p>
       <w:pPr>
-        <w:jc w:val="center"/>
+        <w:spacing w:before="160" w:after="320"/>
       </w:pPr>
       <w:r>
         <w:drawing>
           <wp:inline xmlns:a="http://schemas.openxmlformats.org/drawingml/2006/main" xmlns:pic="http://schemas.openxmlformats.org/drawingml/2006/picture">
-            <wp:extent cx="5518743" cy="5759999"/>
-            <wp:docPr id="7" name="Picture 7" descr="填寫 OAuth 品牌名稱與支援信箱"/>
+            <wp:extent cx="6300000" cy="4200000"/>
+            <wp:docPr id="12" name="Picture 12"/>
             <wp:cNvGraphicFramePr>
               <a:graphicFrameLocks noChangeAspect="1"/>
             </wp:cNvGraphicFramePr>
@@ -2651,12 +951,11 @@
               <a:graphicData uri="http://schemas.openxmlformats.org/drawingml/2006/picture">
                 <pic:pic>
                   <pic:nvPicPr>
-                    <pic:cNvPr id="0" name="19-google-brand-name.png"/>
+                    <pic:cNvPr id="0" name="12-use.png"/>
                     <pic:cNvPicPr/>
                   </pic:nvPicPr>
                   <pic:blipFill>
-                    <a:blip r:embed="rId25"/>
-                    <a:srcRect b="14827"/>
+                    <a:blip r:embed="rId22"/>
                     <a:stretch>
                       <a:fillRect/>
                     </a:stretch>
@@ -2664,7 +963,7 @@
                   <pic:spPr>
                     <a:xfrm>
                       <a:off x="0" y="0"/>
-                      <a:ext cx="5518743" cy="5759999"/>
+                      <a:ext cx="6300000" cy="4200000"/>
                     </a:xfrm>
                     <a:prstGeom prst="rect"/>
                   </pic:spPr>
@@ -2676,4633 +975,35 @@
       </w:r>
     </w:p>
     <w:p>
-      <w:pPr>
-        <w:pStyle w:val="Heading2"/>
-      </w:pPr>
       <w:r>
-        <w:t>紅框位置</w:t>
+        <w:rPr>
+          <w:b/>
+        </w:rPr>
+        <w:t>照圖做</w:t>
       </w:r>
     </w:p>
     <w:p>
       <w:r>
-        <w:t>1. 應用程式名稱</w:t>
-      </w:r>
-    </w:p>
-    <w:p>
-      <w:r>
-        <w:t>2. 使用者支援電子郵件</w:t>
+        <w:t>在「AI 秘書」專案裡，一件活動開一個聊天。告訴它下一步和期限；做好、延期或取消，也在聊天裡說。</w:t>
       </w:r>
     </w:p>
     <w:p>
       <w:pPr>
-        <w:pStyle w:val="Caption"/>
-      </w:pPr>
-      <w:r>
-        <w:t>2026 年 10 月 6 至 7 日歷史實機參考。畫面用於辨認位置，不代替你自己的操作與驗收。</w:t>
-      </w:r>
-    </w:p>
-    <w:p>
-      <w:r>
-        <w:br w:type="page"/>
-      </w:r>
-    </w:p>
-    <w:p>
-      <w:pPr>
-        <w:pStyle w:val="Heading1"/>
-      </w:pPr>
-      <w:r>
-        <w:t>畫面參考 補齊首頁、隱私政策及授權網域</w:t>
-      </w:r>
-    </w:p>
-    <w:p>
-      <w:r>
-        <w:t>首頁、隱私權及網域使用 agent 替自己部署的服務資料。遮蔽欄位不能照抄。</w:t>
-      </w:r>
-    </w:p>
-    <w:p>
-      <w:pPr>
-        <w:jc w:val="center"/>
-      </w:pPr>
-      <w:r>
-        <w:drawing>
-          <wp:inline xmlns:a="http://schemas.openxmlformats.org/drawingml/2006/main" xmlns:pic="http://schemas.openxmlformats.org/drawingml/2006/picture">
-            <wp:extent cx="5518743" cy="5759999"/>
-            <wp:docPr id="8" name="Picture 8" descr="補齊首頁、隱私政策及授權網域"/>
-            <wp:cNvGraphicFramePr>
-              <a:graphicFrameLocks noChangeAspect="1"/>
-            </wp:cNvGraphicFramePr>
-            <a:graphic>
-              <a:graphicData uri="http://schemas.openxmlformats.org/drawingml/2006/picture">
-                <pic:pic>
-                  <pic:nvPicPr>
-                    <pic:cNvPr id="0" name="20-google-brand-links.png"/>
-                    <pic:cNvPicPr/>
-                  </pic:nvPicPr>
-                  <pic:blipFill>
-                    <a:blip r:embed="rId26"/>
-                    <a:srcRect b="17226"/>
-                    <a:stretch>
-                      <a:fillRect/>
-                    </a:stretch>
-                  </pic:blipFill>
-                  <pic:spPr>
-                    <a:xfrm>
-                      <a:off x="0" y="0"/>
-                      <a:ext cx="5518743" cy="5759999"/>
-                    </a:xfrm>
-                    <a:prstGeom prst="rect"/>
-                  </pic:spPr>
-                </pic:pic>
-              </a:graphicData>
-            </a:graphic>
-          </wp:inline>
-        </w:drawing>
-      </w:r>
-    </w:p>
-    <w:p>
-      <w:pPr>
-        <w:pStyle w:val="Heading2"/>
-      </w:pPr>
-      <w:r>
-        <w:t>紅框位置</w:t>
-      </w:r>
-    </w:p>
-    <w:p>
-      <w:r>
-        <w:t>1. 首頁網址</w:t>
-      </w:r>
-    </w:p>
-    <w:p>
-      <w:r>
-        <w:t>2. 隱私政策網址</w:t>
-      </w:r>
-    </w:p>
-    <w:p>
-      <w:r>
-        <w:t>3. 自己的授權網域</w:t>
-      </w:r>
-    </w:p>
-    <w:p>
-      <w:pPr>
-        <w:pStyle w:val="Caption"/>
-      </w:pPr>
-      <w:r>
-        <w:t>2026 年 10 月 6 至 7 日歷史實機參考。畫面用於辨認位置，不代替你自己的操作與驗收。</w:t>
-      </w:r>
-    </w:p>
-    <w:p>
-      <w:r>
-        <w:br w:type="page"/>
-      </w:r>
-    </w:p>
-    <w:p>
-      <w:pPr>
-        <w:pStyle w:val="Heading1"/>
-      </w:pPr>
-      <w:r>
-        <w:t>畫面參考 設定本機 OAuth 回呼網址</w:t>
-      </w:r>
-    </w:p>
-    <w:p>
-      <w:r>
-        <w:t>重新導向網址使用 http://localhost:8766/oauth/callback。若目前畫面詢問 AI agent 用途，按本服務實際用途及畫面說明據實選擇；下載憑證由本人完成。</w:t>
-      </w:r>
-    </w:p>
-    <w:p>
-      <w:pPr>
-        <w:jc w:val="center"/>
-      </w:pPr>
-      <w:r>
-        <w:drawing>
-          <wp:inline xmlns:a="http://schemas.openxmlformats.org/drawingml/2006/main" xmlns:pic="http://schemas.openxmlformats.org/drawingml/2006/picture">
-            <wp:extent cx="6192000" cy="2666151"/>
-            <wp:docPr id="9" name="Picture 9" descr="設定本機 OAuth 回呼網址"/>
-            <wp:cNvGraphicFramePr>
-              <a:graphicFrameLocks noChangeAspect="1"/>
-            </wp:cNvGraphicFramePr>
-            <a:graphic>
-              <a:graphicData uri="http://schemas.openxmlformats.org/drawingml/2006/picture">
-                <pic:pic>
-                  <pic:nvPicPr>
-                    <pic:cNvPr id="0" name="21-oauth-callback.png"/>
-                    <pic:cNvPicPr/>
-                  </pic:nvPicPr>
-                  <pic:blipFill>
-                    <a:blip r:embed="rId27"/>
-                    <a:srcRect b="13934"/>
-                    <a:stretch>
-                      <a:fillRect/>
-                    </a:stretch>
-                  </pic:blipFill>
-                  <pic:spPr>
-                    <a:xfrm>
-                      <a:off x="0" y="0"/>
-                      <a:ext cx="6192000" cy="2666151"/>
-                    </a:xfrm>
-                    <a:prstGeom prst="rect"/>
-                  </pic:spPr>
-                </pic:pic>
-              </a:graphicData>
-            </a:graphic>
-          </wp:inline>
-        </w:drawing>
-      </w:r>
-    </w:p>
-    <w:p>
-      <w:pPr>
-        <w:pStyle w:val="Heading2"/>
-      </w:pPr>
-      <w:r>
-        <w:t>紅框位置</w:t>
-      </w:r>
-    </w:p>
-    <w:p>
-      <w:r>
-        <w:t>1. 重新導向 URI 要和程式一致</w:t>
-      </w:r>
-    </w:p>
-    <w:p>
-      <w:pPr>
-        <w:pStyle w:val="Caption"/>
-      </w:pPr>
-      <w:r>
-        <w:t>2026 年 10 月 6 至 7 日歷史實機參考。畫面用於辨認位置，不代替你自己的操作與驗收。</w:t>
-      </w:r>
-    </w:p>
-    <w:p>
-      <w:r>
-        <w:br w:type="page"/>
-      </w:r>
-    </w:p>
-    <w:p>
-      <w:pPr>
-        <w:pStyle w:val="Heading1"/>
-      </w:pPr>
-      <w:r>
-        <w:t>畫面參考 核對 OAuth 發布狀態</w:t>
-      </w:r>
-    </w:p>
-    <w:p>
-      <w:r>
-        <w:t>要長期使用，請依 Google 當時的發布要求確認狀態。若仍在外部測試模式，本教材這類授權七天會到期。不要按返回測試來重演畫面。</w:t>
-      </w:r>
-    </w:p>
-    <w:p>
-      <w:pPr>
-        <w:jc w:val="center"/>
-      </w:pPr>
-      <w:r>
-        <w:drawing>
-          <wp:inline xmlns:a="http://schemas.openxmlformats.org/drawingml/2006/main" xmlns:pic="http://schemas.openxmlformats.org/drawingml/2006/picture">
-            <wp:extent cx="5518743" cy="5759999"/>
-            <wp:docPr id="10" name="Picture 10" descr="核對 OAuth 發布狀態"/>
-            <wp:cNvGraphicFramePr>
-              <a:graphicFrameLocks noChangeAspect="1"/>
-            </wp:cNvGraphicFramePr>
-            <a:graphic>
-              <a:graphicData uri="http://schemas.openxmlformats.org/drawingml/2006/picture">
-                <pic:pic>
-                  <pic:nvPicPr>
-                    <pic:cNvPr id="0" name="22-oauth-production.png"/>
-                    <pic:cNvPicPr/>
-                  </pic:nvPicPr>
-                  <pic:blipFill>
-                    <a:blip r:embed="rId28"/>
-                    <a:srcRect b="14827"/>
-                    <a:stretch>
-                      <a:fillRect/>
-                    </a:stretch>
-                  </pic:blipFill>
-                  <pic:spPr>
-                    <a:xfrm>
-                      <a:off x="0" y="0"/>
-                      <a:ext cx="5518743" cy="5759999"/>
-                    </a:xfrm>
-                    <a:prstGeom prst="rect"/>
-                  </pic:spPr>
-                </pic:pic>
-              </a:graphicData>
-            </a:graphic>
-          </wp:inline>
-        </w:drawing>
-      </w:r>
-    </w:p>
-    <w:p>
-      <w:pPr>
-        <w:pStyle w:val="Heading2"/>
-      </w:pPr>
-      <w:r>
-        <w:t>紅框位置</w:t>
-      </w:r>
-    </w:p>
-    <w:p>
-      <w:r>
-        <w:t>1. 發布狀態：實際運作中</w:t>
-      </w:r>
-    </w:p>
-    <w:p>
-      <w:r>
-        <w:t>2. 仍未通過公開驗證</w:t>
-      </w:r>
-    </w:p>
-    <w:p>
-      <w:pPr>
-        <w:pStyle w:val="Caption"/>
-      </w:pPr>
-      <w:r>
-        <w:t>2026 年 10 月 6 至 7 日歷史實機參考。畫面用於辨認位置，不代替你自己的操作與驗收。</w:t>
-      </w:r>
-    </w:p>
-    <w:p>
-      <w:r>
-        <w:br w:type="page"/>
-      </w:r>
-    </w:p>
-    <w:p>
-      <w:pPr>
-        <w:pStyle w:val="Heading1"/>
-      </w:pPr>
-      <w:r>
-        <w:t>畫面參考 完成寄件帳號的 SMTP OAuth</w:t>
-      </w:r>
-    </w:p>
-    <w:p>
-      <w:r>
-        <w:t>寄信授權成功只表示這一段授權完成；仍要由 agent 安裝設定並用真實驗收信確認收件。</w:t>
-      </w:r>
-    </w:p>
-    <w:p>
-      <w:pPr>
-        <w:jc w:val="center"/>
-      </w:pPr>
-      <w:r>
-        <w:drawing>
-          <wp:inline xmlns:a="http://schemas.openxmlformats.org/drawingml/2006/main" xmlns:pic="http://schemas.openxmlformats.org/drawingml/2006/picture">
-            <wp:extent cx="6192000" cy="3483000"/>
-            <wp:docPr id="11" name="Picture 11" descr="完成寄件帳號的 SMTP OAuth"/>
-            <wp:cNvGraphicFramePr>
-              <a:graphicFrameLocks noChangeAspect="1"/>
-            </wp:cNvGraphicFramePr>
-            <a:graphic>
-              <a:graphicData uri="http://schemas.openxmlformats.org/drawingml/2006/picture">
-                <pic:pic>
-                  <pic:nvPicPr>
-                    <pic:cNvPr id="0" name="image.png"/>
-                    <pic:cNvPicPr/>
-                  </pic:nvPicPr>
-                  <pic:blipFill>
-                    <a:blip r:embed="rId13"/>
-                    <a:srcRect b="17146"/>
-                    <a:stretch>
-                      <a:fillRect/>
-                    </a:stretch>
-                  </pic:blipFill>
-                  <pic:spPr>
-                    <a:xfrm>
-                      <a:off x="0" y="0"/>
-                      <a:ext cx="6192000" cy="3483000"/>
-                    </a:xfrm>
-                    <a:prstGeom prst="rect"/>
-                  </pic:spPr>
-                </pic:pic>
-              </a:graphicData>
-            </a:graphic>
-          </wp:inline>
-        </w:drawing>
-      </w:r>
-    </w:p>
-    <w:p>
-      <w:pPr>
-        <w:pStyle w:val="Heading2"/>
-      </w:pPr>
-      <w:r>
-        <w:t>紅框位置</w:t>
-      </w:r>
-    </w:p>
-    <w:p>
-      <w:r>
-        <w:t>1. SMTP 授權完成訊息</w:t>
-      </w:r>
-    </w:p>
-    <w:p>
-      <w:r>
-        <w:t>2. Windows 加密保存；尚未寄信</w:t>
-      </w:r>
-    </w:p>
-    <w:p>
-      <w:pPr>
-        <w:pStyle w:val="Caption"/>
-      </w:pPr>
-      <w:r>
-        <w:t>2026 年 10 月 6 至 7 日歷史實機參考。畫面用於辨認位置，不代替你自己的操作與驗收。</w:t>
-      </w:r>
-    </w:p>
-    <w:p>
-      <w:r>
-        <w:br w:type="page"/>
-      </w:r>
-    </w:p>
-    <w:p>
-      <w:pPr>
-        <w:pStyle w:val="Heading1"/>
-      </w:pPr>
-      <w:r>
-        <w:t>畫面參考 完成個人日曆唯讀授權</w:t>
-      </w:r>
-    </w:p>
-    <w:p>
-      <w:r>
-        <w:t>日曆授權成功後，由 agent 安裝並核對指定日曆讀取。服務只讀日曆。</w:t>
-      </w:r>
-    </w:p>
-    <w:p>
-      <w:pPr>
-        <w:jc w:val="center"/>
-      </w:pPr>
-      <w:r>
-        <w:drawing>
-          <wp:inline xmlns:a="http://schemas.openxmlformats.org/drawingml/2006/main" xmlns:pic="http://schemas.openxmlformats.org/drawingml/2006/picture">
-            <wp:extent cx="6192000" cy="3483000"/>
-            <wp:docPr id="12" name="Picture 12" descr="完成個人日曆唯讀授權"/>
-            <wp:cNvGraphicFramePr>
-              <a:graphicFrameLocks noChangeAspect="1"/>
-            </wp:cNvGraphicFramePr>
-            <a:graphic>
-              <a:graphicData uri="http://schemas.openxmlformats.org/drawingml/2006/picture">
-                <pic:pic>
-                  <pic:nvPicPr>
-                    <pic:cNvPr id="0" name="image.png"/>
-                    <pic:cNvPicPr/>
-                  </pic:nvPicPr>
-                  <pic:blipFill>
-                    <a:blip r:embed="rId14"/>
-                    <a:srcRect b="16763"/>
-                    <a:stretch>
-                      <a:fillRect/>
-                    </a:stretch>
-                  </pic:blipFill>
-                  <pic:spPr>
-                    <a:xfrm>
-                      <a:off x="0" y="0"/>
-                      <a:ext cx="6192000" cy="3483000"/>
-                    </a:xfrm>
-                    <a:prstGeom prst="rect"/>
-                  </pic:spPr>
-                </pic:pic>
-              </a:graphicData>
-            </a:graphic>
-          </wp:inline>
-        </w:drawing>
-      </w:r>
-    </w:p>
-    <w:p>
-      <w:pPr>
-        <w:pStyle w:val="Heading2"/>
-      </w:pPr>
-      <w:r>
-        <w:t>紅框位置</w:t>
-      </w:r>
-    </w:p>
-    <w:p>
-      <w:r>
-        <w:t>1. 確認授權已完成</w:t>
-      </w:r>
-    </w:p>
-    <w:p>
-      <w:r>
-        <w:t>2. 核對唯讀與保存說明</w:t>
-      </w:r>
-    </w:p>
-    <w:p>
-      <w:pPr>
-        <w:pStyle w:val="Caption"/>
-      </w:pPr>
-      <w:r>
-        <w:t>2026 年 10 月 6 至 7 日歷史實機參考。畫面用於辨認位置，不代替你自己的操作與驗收。</w:t>
-      </w:r>
-    </w:p>
-    <w:p>
-      <w:r>
-        <w:br w:type="page"/>
-      </w:r>
-    </w:p>
-    <w:p>
-      <w:pPr>
-        <w:pStyle w:val="Heading1"/>
-      </w:pPr>
-      <w:r>
-        <w:t>第 4 步 ChatGPT 自訂 MCP、新專案、工作模式、建立並改期同一筆</w:t>
-      </w:r>
-    </w:p>
-    <w:p>
-      <w:pPr>
-        <w:pStyle w:val="Heading2"/>
-      </w:pPr>
-      <w:r>
-        <w:t>新建「AI 秘書」專案</w:t>
-      </w:r>
-    </w:p>
-    <w:p>
-      <w:r>
-        <w:t>1. 本人操作：ChatGPT 側邊欄 → 新增專案，名稱「AI 秘書」，記憶選預設記憶（不要選「僅限專案記憶」，它無法做雲端工作）。新建一個，不要修改你原有的專案。</w:t>
-      </w:r>
-    </w:p>
-    <w:p>
-      <w:r>
-        <w:t>2. 本人操作：專案設定 → 把 work\專案指示.已填.txt 整份貼進指示欄位（由 agent 依自己的設定產生，不必自行修改範本）。</w:t>
-      </w:r>
-    </w:p>
-    <w:p>
-      <w:pPr>
-        <w:pStyle w:val="Heading2"/>
-      </w:pPr>
-      <w:r>
-        <w:t>建立自訂 MCP 外掛</w:t>
-      </w:r>
-    </w:p>
-    <w:p>
-      <w:r>
-        <w:t>本人操作：外掛程式 → 新增 → 建立自訂 MCP 伺服器，填入：</w:t>
-      </w:r>
-    </w:p>
-    <w:tbl>
-      <w:tblPr>
-        <w:tblW w:type="auto" w:w="0"/>
-        <w:tblLayout w:type="fixed"/>
-        <w:tblLook w:firstColumn="1" w:firstRow="1" w:lastColumn="0" w:lastRow="0" w:noHBand="0" w:noVBand="1" w:val="04A0"/>
-      </w:tblPr>
-      <w:tblGrid>
-        <w:gridCol w:w="2948"/>
-        <w:gridCol w:w="6803"/>
-      </w:tblGrid>
-      <w:tr>
-        <w:tc>
-          <w:tcPr>
-            <w:tcW w:type="dxa" w:w="2948"/>
-            <w:tcBorders>
-              <w:top w:val="single" w:sz="4" w:color="D9D9D9"/>
-              <w:left w:val="single" w:sz="4" w:color="D9D9D9"/>
-              <w:bottom w:val="single" w:sz="4" w:color="D9D9D9"/>
-              <w:right w:val="single" w:sz="4" w:color="D9D9D9"/>
-            </w:tcBorders>
-            <w:tcMar>
-              <w:top w:w="95" w:type="dxa"/>
-              <w:left w:w="95" w:type="dxa"/>
-              <w:bottom w:w="95" w:type="dxa"/>
-              <w:right w:w="95" w:type="dxa"/>
-            </w:tcMar>
-          </w:tcPr>
-          <w:p>
-            <w:pPr>
-              <w:spacing w:line="252" w:lineRule="auto" w:after="80"/>
-            </w:pPr>
-            <w:r>
-              <w:rPr>
-                <w:b/>
-                <w:sz w:val="20"/>
-              </w:rPr>
-              <w:t>名稱</w:t>
-            </w:r>
-          </w:p>
-        </w:tc>
-        <w:tc>
-          <w:tcPr>
-            <w:tcW w:type="dxa" w:w="6803"/>
-            <w:tcBorders>
-              <w:top w:val="single" w:sz="4" w:color="D9D9D9"/>
-              <w:left w:val="single" w:sz="4" w:color="D9D9D9"/>
-              <w:bottom w:val="single" w:sz="4" w:color="D9D9D9"/>
-              <w:right w:val="single" w:sz="4" w:color="D9D9D9"/>
-            </w:tcBorders>
-            <w:tcMar>
-              <w:top w:w="95" w:type="dxa"/>
-              <w:left w:w="95" w:type="dxa"/>
-              <w:bottom w:w="95" w:type="dxa"/>
-              <w:right w:w="95" w:type="dxa"/>
-            </w:tcMar>
-          </w:tcPr>
-          <w:p>
-            <w:pPr>
-              <w:spacing w:line="252" w:lineRule="auto" w:after="80"/>
-            </w:pPr>
-            <w:r>
-              <w:rPr>
-                <w:b w:val="0"/>
-                <w:sz w:val="20"/>
-              </w:rPr>
-              <w:t>AI 秘書進度</w:t>
-            </w:r>
-          </w:p>
-        </w:tc>
-      </w:tr>
-      <w:tr>
-        <w:tc>
-          <w:tcPr>
-            <w:tcW w:type="dxa" w:w="2948"/>
-            <w:tcBorders>
-              <w:top w:val="single" w:sz="4" w:color="D9D9D9"/>
-              <w:left w:val="single" w:sz="4" w:color="D9D9D9"/>
-              <w:bottom w:val="single" w:sz="4" w:color="D9D9D9"/>
-              <w:right w:val="single" w:sz="4" w:color="D9D9D9"/>
-            </w:tcBorders>
-            <w:tcMar>
-              <w:top w:w="95" w:type="dxa"/>
-              <w:left w:w="95" w:type="dxa"/>
-              <w:bottom w:w="95" w:type="dxa"/>
-              <w:right w:w="95" w:type="dxa"/>
-            </w:tcMar>
-          </w:tcPr>
-          <w:p>
-            <w:pPr>
-              <w:spacing w:line="252" w:lineRule="auto" w:after="80"/>
-            </w:pPr>
-            <w:r>
-              <w:rPr>
-                <w:b/>
-                <w:sz w:val="20"/>
-              </w:rPr>
-              <w:t>伺服器 URL</w:t>
-            </w:r>
-          </w:p>
-        </w:tc>
-        <w:tc>
-          <w:tcPr>
-            <w:tcW w:type="dxa" w:w="6803"/>
-            <w:tcBorders>
-              <w:top w:val="single" w:sz="4" w:color="D9D9D9"/>
-              <w:left w:val="single" w:sz="4" w:color="D9D9D9"/>
-              <w:bottom w:val="single" w:sz="4" w:color="D9D9D9"/>
-              <w:right w:val="single" w:sz="4" w:color="D9D9D9"/>
-            </w:tcBorders>
-            <w:tcMar>
-              <w:top w:w="95" w:type="dxa"/>
-              <w:left w:w="95" w:type="dxa"/>
-              <w:bottom w:w="95" w:type="dxa"/>
-              <w:right w:w="95" w:type="dxa"/>
-            </w:tcMar>
-          </w:tcPr>
-          <w:p>
-            <w:pPr>
-              <w:spacing w:line="252" w:lineRule="auto" w:after="80"/>
-            </w:pPr>
-            <w:r>
-              <w:rPr>
-                <w:b w:val="0"/>
-                <w:sz w:val="20"/>
-              </w:rPr>
-              <w:t>你的服務網址加上 /mcp；由 Agent 從部署結果填入，不照抄範例。</w:t>
-            </w:r>
-          </w:p>
-        </w:tc>
-      </w:tr>
-      <w:tr>
-        <w:tc>
-          <w:tcPr>
-            <w:tcW w:type="dxa" w:w="2948"/>
-            <w:tcBorders>
-              <w:top w:val="single" w:sz="4" w:color="D9D9D9"/>
-              <w:left w:val="single" w:sz="4" w:color="D9D9D9"/>
-              <w:bottom w:val="single" w:sz="4" w:color="D9D9D9"/>
-              <w:right w:val="single" w:sz="4" w:color="D9D9D9"/>
-            </w:tcBorders>
-            <w:tcMar>
-              <w:top w:w="95" w:type="dxa"/>
-              <w:left w:w="95" w:type="dxa"/>
-              <w:bottom w:w="95" w:type="dxa"/>
-              <w:right w:w="95" w:type="dxa"/>
-            </w:tcMar>
-          </w:tcPr>
-          <w:p>
-            <w:pPr>
-              <w:spacing w:line="252" w:lineRule="auto" w:after="80"/>
-            </w:pPr>
-            <w:r>
-              <w:rPr>
-                <w:b/>
-                <w:sz w:val="20"/>
-              </w:rPr>
-              <w:t>身分驗證</w:t>
-            </w:r>
-          </w:p>
-        </w:tc>
-        <w:tc>
-          <w:tcPr>
-            <w:tcW w:type="dxa" w:w="6803"/>
-            <w:tcBorders>
-              <w:top w:val="single" w:sz="4" w:color="D9D9D9"/>
-              <w:left w:val="single" w:sz="4" w:color="D9D9D9"/>
-              <w:bottom w:val="single" w:sz="4" w:color="D9D9D9"/>
-              <w:right w:val="single" w:sz="4" w:color="D9D9D9"/>
-            </w:tcBorders>
-            <w:tcMar>
-              <w:top w:w="95" w:type="dxa"/>
-              <w:left w:w="95" w:type="dxa"/>
-              <w:bottom w:w="95" w:type="dxa"/>
-              <w:right w:w="95" w:type="dxa"/>
-            </w:tcMar>
-          </w:tcPr>
-          <w:p>
-            <w:pPr>
-              <w:spacing w:line="252" w:lineRule="auto" w:after="80"/>
-            </w:pPr>
-            <w:r>
-              <w:rPr>
-                <w:b w:val="0"/>
-                <w:sz w:val="20"/>
-              </w:rPr>
-              <w:t>OAuth</w:t>
-            </w:r>
-          </w:p>
-        </w:tc>
-      </w:tr>
-    </w:tbl>
-    <w:p>
-      <w:r>
-        <w:t>閱讀風險說明後，由本人勾選「我已瞭解並希望繼續」。進階 OAuth 設定先保持預設，最後按「建立為外掛程式」。</w:t>
-      </w:r>
-    </w:p>
-    <w:p>
-      <w:pPr>
-        <w:pStyle w:val="Heading2"/>
-      </w:pPr>
-      <w:r>
-        <w:t>私人授權頁與 5 分鐘連結碼</w:t>
-      </w:r>
-    </w:p>
-    <w:p>
-      <w:r>
-        <w:t>1. 本人操作：接著會打開你自己服務的授權頁。把頁面上的「請求識別」（43 個字元）整串複製給助手。這串不是秘密。</w:t>
-      </w:r>
-    </w:p>
-    <w:p>
-      <w:r>
-        <w:t>2. Agent 執行：</w:t>
-      </w:r>
-    </w:p>
-    <w:p>
-      <w:pPr>
-        <w:pStyle w:val="Code"/>
-        <w:spacing w:after="40"/>
-      </w:pPr>
-      <w:r>
-        <w:t>node tools\admin.mjs approve 貼上請求識別</w:t>
-      </w:r>
-    </w:p>
-    <w:p>
-      <w:r>
-        <w:t>3. 本人操作：在授權頁的「一次性連結碼」欄位貼上 → 按「授權這次連線」。</w:t>
-      </w:r>
-    </w:p>
-    <w:p>
-      <w:r>
-        <w:t>連結碼不要貼進任何聊天，也不要拍進錄影：正在錄影的話，貼上前先暫停或遮住畫面（欄位本身會以圓點遮蔽）。碼 5 分鐘內有效、只能用一次、只對這次請求有效；過期就重新開始連線、取得新的請求識別。剪貼簿不能用時可改 approve 請求識別 --file，碼會寫在 work\private\，用完刪除。</w:t>
-      </w:r>
-    </w:p>
-    <w:p>
-      <w:pPr>
-        <w:pStyle w:val="Heading2"/>
-      </w:pPr>
-      <w:r>
-        <w:t>用工作模式選專案與外掛</w:t>
-      </w:r>
-    </w:p>
-    <w:p>
-      <w:r>
-        <w:t>本人操作：切換到工作模式 → 選擇專案「AI 秘書」→ 選「AI 秘書進度」外掛。聊天拿不到工具時，先確認這三項，再重開聊天。</w:t>
-      </w:r>
-    </w:p>
-    <w:p>
-      <w:pPr>
-        <w:pStyle w:val="Heading2"/>
-      </w:pPr>
-      <w:r>
-        <w:t>建立一筆，再改期同一筆</w:t>
-      </w:r>
-    </w:p>
-    <w:p>
-      <w:r>
-        <w:t>在這個聊天直接貼：</w:t>
-      </w:r>
-    </w:p>
-    <w:p>
-      <w:pPr>
-        <w:pStyle w:val="Code"/>
-        <w:spacing w:after="40"/>
-      </w:pPr>
-      <w:r>
-        <w:t>教材示範：用「AI 秘書進度」新增一筆待辦。</w:t>
-      </w:r>
-    </w:p>
-    <w:p>
-      <w:pPr>
-        <w:pStyle w:val="Code"/>
-        <w:spacing w:after="40"/>
-      </w:pPr>
-      <w:r>
-        <w:t>ID：DEMO_COURSE_APPLY_V5</w:t>
-      </w:r>
-    </w:p>
-    <w:p>
-      <w:pPr>
-        <w:pStyle w:val="Code"/>
-        <w:spacing w:after="40"/>
-      </w:pPr>
-      <w:r>
-        <w:t>標題：【教材示範】寄出課程報名資料</w:t>
-      </w:r>
-    </w:p>
-    <w:p>
-      <w:pPr>
-        <w:pStyle w:val="Code"/>
-        <w:spacing w:after="40"/>
-      </w:pPr>
-      <w:r>
-        <w:t>活動：教材示範｜課程報名</w:t>
-      </w:r>
-    </w:p>
-    <w:p>
-      <w:pPr>
-        <w:pStyle w:val="Code"/>
-        <w:spacing w:after="40"/>
-      </w:pPr>
-      <w:r>
-        <w:t>截止：2026-10-16 18:00（台北時間）</w:t>
-      </w:r>
-    </w:p>
-    <w:p>
-      <w:pPr>
-        <w:pStyle w:val="Code"/>
-        <w:spacing w:after="40"/>
-      </w:pPr>
-      <w:r>
-        <w:t>kind=task。保存後讀回給我看。</w:t>
-      </w:r>
-    </w:p>
-    <w:p>
-      <w:r>
-        <w:t>要看到工具真的執行，並讀回 ID、標題、截止、狀態。只有一句「好的，我會記住」不算通過。接著：</w:t>
-      </w:r>
-    </w:p>
-    <w:p>
-      <w:pPr>
-        <w:pStyle w:val="Code"/>
-        <w:spacing w:after="40"/>
-      </w:pPr>
-      <w:r>
-        <w:t>DEMO_COURSE_APPLY_V5 改到 2026-10-19 18:00。更新原本那一筆，不要新增；</w:t>
-      </w:r>
-    </w:p>
-    <w:p>
-      <w:pPr>
-        <w:pStyle w:val="Code"/>
-        <w:spacing w:after="40"/>
-      </w:pPr>
-      <w:r>
-        <w:t>改完用 list_steps 查回，確認「【教材示範】寄出課程報名資料」只有一筆。</w:t>
-      </w:r>
-    </w:p>
-    <w:p>
-      <w:r>
-        <w:t>• 新增成功並讀回 2026-10-16</w:t>
-      </w:r>
-    </w:p>
-    <w:p>
-      <w:r>
-        <w:t>• 同一個 ID 改為 2026-10-19 並讀回</w:t>
-      </w:r>
-    </w:p>
-    <w:p>
-      <w:r>
-        <w:t>• 查回只有一筆，沒有重複</w:t>
-      </w:r>
-    </w:p>
-    <w:p>
-      <w:r>
-        <w:t>若你操作時這些日期已經過去，可改用未來日期，ID 與標題保持不變。不要用 kind=test：test 永遠不會進信。</w:t>
-      </w:r>
-    </w:p>
-    <w:p>
-      <w:r>
-        <w:br w:type="page"/>
-      </w:r>
-    </w:p>
-    <w:p>
-      <w:pPr>
-        <w:pStyle w:val="Heading1"/>
-      </w:pPr>
-      <w:r>
-        <w:t>目前的自訂 MCP 表單</w:t>
-      </w:r>
-    </w:p>
-    <w:p>
-      <w:r>
-        <w:t>2026 年 10 月 8 日實機表單。名稱填 AI 秘書進度，服務網址由 agent 提供，身分驗證選 OAuth。私人授權及一次性連結碼由本人接手。</w:t>
-      </w:r>
-    </w:p>
-    <w:p>
-      <w:r>
-        <w:drawing>
-          <wp:inline xmlns:a="http://schemas.openxmlformats.org/drawingml/2006/main" xmlns:pic="http://schemas.openxmlformats.org/drawingml/2006/picture">
-            <wp:extent cx="5580000" cy="3034736"/>
-            <wp:docPr id="13" name="Picture 13"/>
-            <wp:cNvGraphicFramePr>
-              <a:graphicFrameLocks noChangeAspect="1"/>
-            </wp:cNvGraphicFramePr>
-            <a:graphic>
-              <a:graphicData uri="http://schemas.openxmlformats.org/drawingml/2006/picture">
-                <pic:pic>
-                  <pic:nvPicPr>
-                    <pic:cNvPr id="0" name="mcp-form-full-final.jpg"/>
-                    <pic:cNvPicPr/>
-                  </pic:nvPicPr>
-                  <pic:blipFill>
-                    <a:blip r:embed="rId29"/>
-                    <a:srcRect l="31593" r="31657" t="19332" b="37552"/>
-                    <a:stretch>
-                      <a:fillRect/>
-                    </a:stretch>
-                  </pic:blipFill>
-                  <pic:spPr>
-                    <a:xfrm>
-                      <a:off x="0" y="0"/>
-                      <a:ext cx="5580000" cy="3034736"/>
-                    </a:xfrm>
-                    <a:prstGeom prst="rect"/>
-                    <a:ln w="25400">
-                      <a:solidFill>
-                        <a:srgbClr val="CE2626"/>
-                      </a:solidFill>
-                    </a:ln>
-                  </pic:spPr>
-                </pic:pic>
-              </a:graphicData>
-            </a:graphic>
-          </wp:inline>
-        </w:drawing>
-      </w:r>
-    </w:p>
-    <w:p>
-      <w:pPr>
-        <w:pStyle w:val="Heading2"/>
-      </w:pPr>
-      <w:r>
-        <w:t>紅框內由上到下</w:t>
-      </w:r>
-    </w:p>
-    <w:p>
-      <w:r>
-        <w:t>名稱：AI 秘書進度。連線：自己的服務網址加 /mcp。身分驗證：OAuth。進階設定先保留預設。</w:t>
-      </w:r>
-    </w:p>
-    <w:p>
-      <w:r>
-        <w:t>接著往下閱讀風險說明，由本人勾選「我已瞭解並希望繼續」，再按「建立為外掛程式」。此圖只放大必要欄位；下方確認區不在圖內。</w:t>
-      </w:r>
-    </w:p>
-    <w:p>
-      <w:pPr>
-        <w:pStyle w:val="Caption"/>
-      </w:pPr>
-      <w:r>
-        <w:t>2026 年 10 月 8 日實機表單，尚未填寫或送出；沒有替使用者建立連線。</w:t>
-      </w:r>
-    </w:p>
-    <w:p>
-      <w:r>
-        <w:br w:type="page"/>
-      </w:r>
-    </w:p>
-    <w:p>
-      <w:pPr>
-        <w:pStyle w:val="Heading1"/>
-      </w:pPr>
-      <w:r>
-        <w:t>畫面參考 連接私人 AI秘書進度 MCP</w:t>
-      </w:r>
-    </w:p>
-    <w:p>
-      <w:r>
-        <w:t>這是外掛連接後的核對位置。名稱與網址用自己的設定，並在自己的聊天實測工具。</w:t>
-      </w:r>
-    </w:p>
-    <w:p>
-      <w:pPr>
-        <w:jc w:val="center"/>
-      </w:pPr>
-      <w:r>
-        <w:drawing>
-          <wp:inline xmlns:a="http://schemas.openxmlformats.org/drawingml/2006/main" xmlns:pic="http://schemas.openxmlformats.org/drawingml/2006/picture">
-            <wp:extent cx="6192000" cy="3483000"/>
-            <wp:docPr id="14" name="Picture 14" descr="連接私人 AI秘書進度 MCP"/>
-            <wp:cNvGraphicFramePr>
-              <a:graphicFrameLocks noChangeAspect="1"/>
-            </wp:cNvGraphicFramePr>
-            <a:graphic>
-              <a:graphicData uri="http://schemas.openxmlformats.org/drawingml/2006/picture">
-                <pic:pic>
-                  <pic:nvPicPr>
-                    <pic:cNvPr id="0" name="image.png"/>
-                    <pic:cNvPicPr/>
-                  </pic:nvPicPr>
-                  <pic:blipFill>
-                    <a:blip r:embed="rId16"/>
-                    <a:srcRect b="16763"/>
-                    <a:stretch>
-                      <a:fillRect/>
-                    </a:stretch>
-                  </pic:blipFill>
-                  <pic:spPr>
-                    <a:xfrm>
-                      <a:off x="0" y="0"/>
-                      <a:ext cx="6192000" cy="3483000"/>
-                    </a:xfrm>
-                    <a:prstGeom prst="rect"/>
-                  </pic:spPr>
-                </pic:pic>
-              </a:graphicData>
-            </a:graphic>
-          </wp:inline>
-        </w:drawing>
-      </w:r>
-    </w:p>
-    <w:p>
-      <w:pPr>
-        <w:pStyle w:val="Heading2"/>
-      </w:pPr>
-      <w:r>
-        <w:t>紅框位置</w:t>
-      </w:r>
-    </w:p>
-    <w:p>
-      <w:r>
-        <w:t>1. 核對已連結的帳戶</w:t>
-      </w:r>
-    </w:p>
-    <w:p>
-      <w:r>
-        <w:t>2. 核對使用 OAuth</w:t>
-      </w:r>
-    </w:p>
-    <w:p>
-      <w:pPr>
-        <w:pStyle w:val="Caption"/>
-      </w:pPr>
-      <w:r>
-        <w:t>2026 年 10 月 6 至 7 日歷史實機參考。畫面用於辨認位置，不代替你自己的操作與驗收。</w:t>
-      </w:r>
-    </w:p>
-    <w:p>
-      <w:r>
-        <w:br w:type="page"/>
-      </w:r>
-    </w:p>
-    <w:p>
-      <w:pPr>
-        <w:pStyle w:val="Heading1"/>
-      </w:pPr>
-      <w:r>
-        <w:t>畫面參考 實際驗收聊天工具讀寫</w:t>
-      </w:r>
-    </w:p>
-    <w:p>
-      <w:r>
-        <w:t>本圖是開發期工具驗證，圖中的 kind=test 不會進提醒信。現行教材練習使用 kind=task 與固定課程示範 ID，不能照圖中的測試資料操作。</w:t>
-      </w:r>
-    </w:p>
-    <w:p>
-      <w:pPr>
-        <w:jc w:val="center"/>
-      </w:pPr>
-      <w:r>
-        <w:drawing>
-          <wp:inline xmlns:a="http://schemas.openxmlformats.org/drawingml/2006/main" xmlns:pic="http://schemas.openxmlformats.org/drawingml/2006/picture">
-            <wp:extent cx="6192000" cy="3483000"/>
-            <wp:docPr id="15" name="Picture 15" descr="實際驗收聊天工具讀寫"/>
-            <wp:cNvGraphicFramePr>
-              <a:graphicFrameLocks noChangeAspect="1"/>
-            </wp:cNvGraphicFramePr>
-            <a:graphic>
-              <a:graphicData uri="http://schemas.openxmlformats.org/drawingml/2006/picture">
-                <pic:pic>
-                  <pic:nvPicPr>
-                    <pic:cNvPr id="0" name="36-chatgpt-tool-write-read.png"/>
-                    <pic:cNvPicPr/>
-                  </pic:nvPicPr>
-                  <pic:blipFill>
-                    <a:blip r:embed="rId30"/>
-                    <a:srcRect b="16763"/>
-                    <a:stretch>
-                      <a:fillRect/>
-                    </a:stretch>
-                  </pic:blipFill>
-                  <pic:spPr>
-                    <a:xfrm>
-                      <a:off x="0" y="0"/>
-                      <a:ext cx="6192000" cy="3483000"/>
-                    </a:xfrm>
-                    <a:prstGeom prst="rect"/>
-                  </pic:spPr>
-                </pic:pic>
-              </a:graphicData>
-            </a:graphic>
-          </wp:inline>
-        </w:drawing>
-      </w:r>
-    </w:p>
-    <w:p>
-      <w:pPr>
-        <w:pStyle w:val="Heading2"/>
-      </w:pPr>
-      <w:r>
-        <w:t>紅框位置</w:t>
-      </w:r>
-    </w:p>
-    <w:p>
-      <w:r>
-        <w:t>1. 核對 list_steps 與新增成功</w:t>
-      </w:r>
-    </w:p>
-    <w:p>
-      <w:r>
-        <w:t>2. 核對完成及讀回</w:t>
-      </w:r>
-    </w:p>
-    <w:p>
-      <w:pPr>
-        <w:pStyle w:val="Caption"/>
-      </w:pPr>
-      <w:r>
-        <w:t>2026 年 10 月 6 至 7 日歷史實機參考。畫面用於辨認位置，不代替你自己的操作與驗收。</w:t>
-      </w:r>
-    </w:p>
-    <w:p>
-      <w:r>
-        <w:br w:type="page"/>
-      </w:r>
-    </w:p>
-    <w:p>
-      <w:pPr>
-        <w:pStyle w:val="Heading1"/>
-      </w:pPr>
-      <w:r>
-        <w:t>第 5 步 開啟 Gmail 動態郵件</w:t>
-      </w:r>
-    </w:p>
-    <w:p>
-      <w:r>
-        <w:t>1. 本人操作：用電腦開主帳號的 Gmail 網頁 → 齒輪 → 查看所有設定 → 一般 → 動態郵件：勾選啟用。</w:t>
-      </w:r>
-    </w:p>
-    <w:p>
-      <w:r>
-        <w:t>2. 同一處的開發人員設定 → 把專用寄件 Gmail 加入允許的寄件者 → 頁面最下方按儲存。填的是寄件地址，不是主帳號或服務網址。</w:t>
-      </w:r>
-    </w:p>
-    <w:p>
-      <w:r>
-        <w:t>這是你自己的收件帳號允許你自己的寄件者，不代表取得公開寄送認證。這一步不寄信，每日排程也保持關閉。</w:t>
-      </w:r>
-    </w:p>
-    <w:p>
-      <w:r>
-        <w:t>看信請用 Gmail 網頁或 Gmail App。Apple Mail 等其他郵件 App 只會顯示一般版本，不能在信裡勾選。</w:t>
-      </w:r>
-    </w:p>
-    <w:p>
-      <w:r>
-        <w:br w:type="page"/>
-      </w:r>
-    </w:p>
-    <w:p>
-      <w:pPr>
-        <w:pStyle w:val="Heading1"/>
-      </w:pPr>
-      <w:r>
-        <w:t>畫面參考 允許自己的動態郵件測試寄件者</w:t>
-      </w:r>
-    </w:p>
-    <w:p>
-      <w:r>
-        <w:t>允許的寄件地址填自己的專用寄件 Gmail，確認與 sender 一致後儲存。</w:t>
-      </w:r>
-    </w:p>
-    <w:p>
-      <w:pPr>
-        <w:jc w:val="center"/>
-      </w:pPr>
-      <w:r>
-        <w:drawing>
-          <wp:inline xmlns:a="http://schemas.openxmlformats.org/drawingml/2006/main" xmlns:pic="http://schemas.openxmlformats.org/drawingml/2006/picture">
-            <wp:extent cx="6192000" cy="3483000"/>
-            <wp:docPr id="16" name="Picture 16" descr="允許自己的動態郵件測試寄件者"/>
-            <wp:cNvGraphicFramePr>
-              <a:graphicFrameLocks noChangeAspect="1"/>
-            </wp:cNvGraphicFramePr>
-            <a:graphic>
-              <a:graphicData uri="http://schemas.openxmlformats.org/drawingml/2006/picture">
-                <pic:pic>
-                  <pic:nvPicPr>
-                    <pic:cNvPr id="0" name="image.png"/>
-                    <pic:cNvPicPr/>
-                  </pic:nvPicPr>
-                  <pic:blipFill>
-                    <a:blip r:embed="rId17"/>
-                    <a:srcRect b="17146"/>
-                    <a:stretch>
-                      <a:fillRect/>
-                    </a:stretch>
-                  </pic:blipFill>
-                  <pic:spPr>
-                    <a:xfrm>
-                      <a:off x="0" y="0"/>
-                      <a:ext cx="6192000" cy="3483000"/>
-                    </a:xfrm>
-                    <a:prstGeom prst="rect"/>
-                  </pic:spPr>
-                </pic:pic>
-              </a:graphicData>
-            </a:graphic>
-          </wp:inline>
-        </w:drawing>
-      </w:r>
-    </w:p>
-    <w:p>
-      <w:pPr>
-        <w:pStyle w:val="Heading2"/>
-      </w:pPr>
-      <w:r>
-        <w:t>紅框位置</w:t>
-      </w:r>
-    </w:p>
-    <w:p>
-      <w:r>
-        <w:t>1. 填自己的測試寄件信箱</w:t>
-      </w:r>
-    </w:p>
-    <w:p>
-      <w:r>
-        <w:t>2. 確認後儲存</w:t>
-      </w:r>
-    </w:p>
-    <w:p>
-      <w:pPr>
-        <w:pStyle w:val="Caption"/>
-      </w:pPr>
-      <w:r>
-        <w:t>2026 年 10 月 6 至 7 日歷史實機參考。畫面用於辨認位置，不代替你自己的操作與驗收。</w:t>
-      </w:r>
-    </w:p>
-    <w:p>
-      <w:r>
-        <w:br w:type="page"/>
-      </w:r>
-    </w:p>
-    <w:p>
-      <w:pPr>
-        <w:pStyle w:val="Heading1"/>
-      </w:pPr>
-      <w:r>
-        <w:t>第 6 步 一封驗收信，勾選後讀回</w:t>
-      </w:r>
-    </w:p>
-    <w:p>
-      <w:pPr>
-        <w:pStyle w:val="Heading2"/>
-      </w:pPr>
-      <w:r>
-        <w:t>先預覽，再寄唯一一封</w:t>
-      </w:r>
-    </w:p>
-    <w:p>
-      <w:r>
-        <w:t>Agent 執行：</w:t>
-      </w:r>
-    </w:p>
-    <w:p>
-      <w:pPr>
-        <w:pStyle w:val="Code"/>
-        <w:spacing w:after="40"/>
-      </w:pPr>
-      <w:r>
-        <w:t>node tools\admin.mjs preview                            # 只預覽，不寄信</w:t>
-      </w:r>
-    </w:p>
-    <w:p>
-      <w:pPr>
-        <w:pStyle w:val="Code"/>
-        <w:spacing w:after="40"/>
-      </w:pPr>
-      <w:r>
-        <w:t>node tools\admin.mjs send-validation                    # 列出寄件、收件、事項與行程數，不寄信</w:t>
-      </w:r>
-    </w:p>
-    <w:p>
-      <w:r>
-        <w:t>本人操作：核對：收件者是你的主帳號、寄件者是專用寄件 Gmail、DEMO_COURSE_APPLY_V5 的日期是改期後的 2026-10-19。確認無誤、明確同意後，助手才執行：</w:t>
-      </w:r>
-    </w:p>
-    <w:p>
-      <w:pPr>
-        <w:pStyle w:val="Code"/>
-        <w:spacing w:after="40"/>
-      </w:pPr>
-      <w:r>
-        <w:t>node tools\admin.mjs send-validation --confirm-one-email   # 對外：寄出今天唯一一封驗收信</w:t>
-      </w:r>
-    </w:p>
-    <w:p>
-      <w:r>
-        <w:t>驗收信以日期去重，每天最多一封。結果是 uncertain_or_failed 也不要重寄：先查收件匣、垃圾郵件和 status。之後一律用同一封信與 preview 核對；真的需要另一封，等隔天。local-acceptance 的離線假收件不是 Gmail 驗收。</w:t>
-      </w:r>
-    </w:p>
-    <w:p>
-      <w:pPr>
-        <w:pStyle w:val="Heading2"/>
-      </w:pPr>
-      <w:r>
-        <w:t>在信裡勾選，關閉重開</w:t>
-      </w:r>
-    </w:p>
-    <w:p>
-      <w:r>
-        <w:t>1. 本人操作：在 Gmail 打開剛收到的「總覽驗收」，確認寄件者是自己的專用 Gmail；若在垃圾郵件匣，先標示為非垃圾郵件。</w:t>
-      </w:r>
-    </w:p>
-    <w:p>
-      <w:r>
-        <w:t>2. 勾選「【教材示範】寄出課程報名資料」，等畫面出現已保存的確認（字樣可能是「已保存」或「完成已保存」）。</w:t>
-      </w:r>
-    </w:p>
-    <w:p>
-      <w:r>
-        <w:t>3. 關閉這封信再重開，完成狀態仍在。</w:t>
-      </w:r>
-    </w:p>
-    <w:p>
-      <w:r>
-        <w:t>從寄信到勾選之間不要修改這筆事項：信裡的勾選綁定寄出當時的版本。</w:t>
-      </w:r>
-    </w:p>
-    <w:p>
-      <w:pPr>
-        <w:pStyle w:val="Heading2"/>
-      </w:pPr>
-      <w:r>
-        <w:t>聊天讀回，下一封排除</w:t>
-      </w:r>
-    </w:p>
-    <w:p>
-      <w:pPr>
-        <w:pStyle w:val="Code"/>
-        <w:spacing w:after="40"/>
-      </w:pPr>
-      <w:r>
-        <w:t>（在原聊天）請讀回 DEMO_COURSE_APPLY_V5 的狀態，再預覽下一封總覽，確認它已被排除。</w:t>
-      </w:r>
-    </w:p>
-    <w:p>
-      <w:pPr>
-        <w:pStyle w:val="Code"/>
-        <w:spacing w:after="40"/>
-      </w:pPr>
-      <w:r>
-        <w:t>node tools\admin.mjs preview                            # 助手端也確認一次</w:t>
-      </w:r>
-    </w:p>
-    <w:p>
-      <w:r>
-        <w:t>• 信內勾選顯示已保存，重開仍在</w:t>
-      </w:r>
-    </w:p>
-    <w:p>
-      <w:r>
-        <w:t>• 聊天讀回 completed</w:t>
-      </w:r>
-    </w:p>
-    <w:p>
-      <w:r>
-        <w:t>• 下一封預覽已排除這一筆</w:t>
-      </w:r>
-    </w:p>
-    <w:p>
-      <w:r>
-        <w:t>若沒有保存或重開後消失，先不要往下，請助手讀回並查 status。這是下一封的預覽，不是隔天實際收到的信。</w:t>
-      </w:r>
-    </w:p>
-    <w:p>
-      <w:r>
-        <w:br w:type="page"/>
-      </w:r>
-    </w:p>
-    <w:p>
-      <w:pPr>
-        <w:pStyle w:val="Heading1"/>
-      </w:pPr>
-      <w:r>
-        <w:t>畫面參考 實際收到可勾選的 SMTP 測試信</w:t>
-      </w:r>
-    </w:p>
-    <w:p>
-      <w:r>
-        <w:t>這是開發期 A／B 虛構事項的收信畫面，用來辨認信內互動位置。現行教材使用課程報名示範，應核對自己的事項與日期。</w:t>
-      </w:r>
-    </w:p>
-    <w:p>
-      <w:pPr>
-        <w:jc w:val="center"/>
-      </w:pPr>
-      <w:r>
-        <w:drawing>
-          <wp:inline xmlns:a="http://schemas.openxmlformats.org/drawingml/2006/main" xmlns:pic="http://schemas.openxmlformats.org/drawingml/2006/picture">
-            <wp:extent cx="5518743" cy="5759999"/>
-            <wp:docPr id="17" name="Picture 17" descr="實際收到可勾選的 SMTP 測試信"/>
-            <wp:cNvGraphicFramePr>
-              <a:graphicFrameLocks noChangeAspect="1"/>
-            </wp:cNvGraphicFramePr>
-            <a:graphic>
-              <a:graphicData uri="http://schemas.openxmlformats.org/drawingml/2006/picture">
-                <pic:pic>
-                  <pic:nvPicPr>
-                    <pic:cNvPr id="0" name="26-smtp-test-received.png"/>
-                    <pic:cNvPicPr/>
-                  </pic:nvPicPr>
-                  <pic:blipFill>
-                    <a:blip r:embed="rId31"/>
-                    <a:srcRect b="14827"/>
-                    <a:stretch>
-                      <a:fillRect/>
-                    </a:stretch>
-                  </pic:blipFill>
-                  <pic:spPr>
-                    <a:xfrm>
-                      <a:off x="0" y="0"/>
-                      <a:ext cx="5518743" cy="5759999"/>
-                    </a:xfrm>
-                    <a:prstGeom prst="rect"/>
-                  </pic:spPr>
-                </pic:pic>
-              </a:graphicData>
-            </a:graphic>
-          </wp:inline>
-        </w:drawing>
-      </w:r>
-    </w:p>
-    <w:p>
-      <w:pPr>
-        <w:pStyle w:val="Heading2"/>
-      </w:pPr>
-      <w:r>
-        <w:t>紅框位置</w:t>
-      </w:r>
-    </w:p>
-    <w:p>
-      <w:r>
-        <w:t>1. 當時點 A 的格子</w:t>
-      </w:r>
-    </w:p>
-    <w:p>
-      <w:r>
-        <w:t>2. B 先保持未完成</w:t>
-      </w:r>
-    </w:p>
-    <w:p>
-      <w:pPr>
-        <w:pStyle w:val="Caption"/>
-      </w:pPr>
-      <w:r>
-        <w:t>2026 年 10 月 6 至 7 日歷史實機參考。畫面用於辨認位置，不代替你自己的操作與驗收。</w:t>
-      </w:r>
-    </w:p>
-    <w:p>
-      <w:r>
-        <w:br w:type="page"/>
-      </w:r>
-    </w:p>
-    <w:p>
-      <w:pPr>
-        <w:pStyle w:val="Heading1"/>
-      </w:pPr>
-      <w:r>
-        <w:t>畫面參考 勾選 A 後看到已保存</w:t>
-      </w:r>
-    </w:p>
-    <w:p>
-      <w:r>
-        <w:t>完成後勾選並等待保存結果。這是歷史 A／B 測試畫面，請以自己的教材練習事項驗收。</w:t>
-      </w:r>
-    </w:p>
-    <w:p>
-      <w:pPr>
-        <w:jc w:val="center"/>
-      </w:pPr>
-      <w:r>
-        <w:drawing>
-          <wp:inline xmlns:a="http://schemas.openxmlformats.org/drawingml/2006/main" xmlns:pic="http://schemas.openxmlformats.org/drawingml/2006/picture">
-            <wp:extent cx="5518743" cy="5759999"/>
-            <wp:docPr id="18" name="Picture 18" descr="勾選 A 後看到已保存"/>
-            <wp:cNvGraphicFramePr>
-              <a:graphicFrameLocks noChangeAspect="1"/>
-            </wp:cNvGraphicFramePr>
-            <a:graphic>
-              <a:graphicData uri="http://schemas.openxmlformats.org/drawingml/2006/picture">
-                <pic:pic>
-                  <pic:nvPicPr>
-                    <pic:cNvPr id="0" name="image.png"/>
-                    <pic:cNvPicPr/>
-                  </pic:nvPicPr>
-                  <pic:blipFill>
-                    <a:blip r:embed="rId18"/>
-                    <a:srcRect b="17226"/>
-                    <a:stretch>
-                      <a:fillRect/>
-                    </a:stretch>
-                  </pic:blipFill>
-                  <pic:spPr>
-                    <a:xfrm>
-                      <a:off x="0" y="0"/>
-                      <a:ext cx="5518743" cy="5759999"/>
-                    </a:xfrm>
-                    <a:prstGeom prst="rect"/>
-                  </pic:spPr>
-                </pic:pic>
-              </a:graphicData>
-            </a:graphic>
-          </wp:inline>
-        </w:drawing>
-      </w:r>
-    </w:p>
-    <w:p>
-      <w:pPr>
-        <w:pStyle w:val="Heading2"/>
-      </w:pPr>
-      <w:r>
-        <w:t>紅框位置</w:t>
-      </w:r>
-    </w:p>
-    <w:p>
-      <w:r>
-        <w:t>1. A 已完成；這是結果不是待點按鈕</w:t>
-      </w:r>
-    </w:p>
-    <w:p>
-      <w:r>
-        <w:t>2. 已保存與完成時間</w:t>
-      </w:r>
-    </w:p>
-    <w:p>
-      <w:r>
-        <w:t>3. B 保持未完成</w:t>
-      </w:r>
-    </w:p>
-    <w:p>
-      <w:pPr>
-        <w:pStyle w:val="Caption"/>
-      </w:pPr>
-      <w:r>
-        <w:t>2026 年 10 月 6 至 7 日歷史實機參考。畫面用於辨認位置，不代替你自己的操作與驗收。</w:t>
-      </w:r>
-    </w:p>
-    <w:p>
-      <w:r>
-        <w:br w:type="page"/>
-      </w:r>
-    </w:p>
-    <w:p>
-      <w:pPr>
-        <w:pStyle w:val="Heading1"/>
-      </w:pPr>
-      <w:r>
-        <w:t>畫面參考 重開同封信，A 仍完成</w:t>
-      </w:r>
-    </w:p>
-    <w:p>
-      <w:r>
-        <w:t>重開同一封信，確認完成狀態仍在，再從聊天讀回同一筆。歷史畫面中的 A／B 不必照抄。</w:t>
-      </w:r>
-    </w:p>
-    <w:p>
-      <w:pPr>
-        <w:jc w:val="center"/>
-      </w:pPr>
-      <w:r>
-        <w:drawing>
-          <wp:inline xmlns:a="http://schemas.openxmlformats.org/drawingml/2006/main" xmlns:pic="http://schemas.openxmlformats.org/drawingml/2006/picture">
-            <wp:extent cx="5518743" cy="5759999"/>
-            <wp:docPr id="19" name="Picture 19" descr="重開同封信，A 仍完成"/>
-            <wp:cNvGraphicFramePr>
-              <a:graphicFrameLocks noChangeAspect="1"/>
-            </wp:cNvGraphicFramePr>
-            <a:graphic>
-              <a:graphicData uri="http://schemas.openxmlformats.org/drawingml/2006/picture">
-                <pic:pic>
-                  <pic:nvPicPr>
-                    <pic:cNvPr id="0" name="image.png"/>
-                    <pic:cNvPicPr/>
-                  </pic:nvPicPr>
-                  <pic:blipFill>
-                    <a:blip r:embed="rId19"/>
-                    <a:srcRect b="14827"/>
-                    <a:stretch>
-                      <a:fillRect/>
-                    </a:stretch>
-                  </pic:blipFill>
-                  <pic:spPr>
-                    <a:xfrm>
-                      <a:off x="0" y="0"/>
-                      <a:ext cx="5518743" cy="5759999"/>
-                    </a:xfrm>
-                    <a:prstGeom prst="rect"/>
-                  </pic:spPr>
-                </pic:pic>
-              </a:graphicData>
-            </a:graphic>
-          </wp:inline>
-        </w:drawing>
-      </w:r>
-    </w:p>
-    <w:p>
-      <w:pPr>
-        <w:pStyle w:val="Heading2"/>
-      </w:pPr>
-      <w:r>
-        <w:t>紅框位置</w:t>
-      </w:r>
-    </w:p>
-    <w:p>
-      <w:r>
-        <w:t>1. 重開後 A 與時間仍保留</w:t>
-      </w:r>
-    </w:p>
-    <w:p>
-      <w:r>
-        <w:t>2. 當時 B 仍未完成</w:t>
-      </w:r>
-    </w:p>
-    <w:p>
-      <w:pPr>
-        <w:pStyle w:val="Caption"/>
-      </w:pPr>
-      <w:r>
-        <w:t>2026 年 10 月 6 至 7 日歷史實機參考。畫面用於辨認位置，不代替你自己的操作與驗收。</w:t>
-      </w:r>
-    </w:p>
-    <w:p>
-      <w:r>
-        <w:br w:type="page"/>
-      </w:r>
-    </w:p>
-    <w:p>
-      <w:pPr>
-        <w:pStyle w:val="Heading1"/>
-      </w:pPr>
-      <w:r>
-        <w:t>畫面參考 雲端寄下一封，只留下 B</w:t>
-      </w:r>
-    </w:p>
-    <w:p>
-      <w:r>
-        <w:t>這是開發期後續寄信的歷史紀錄。現行教材一天只寄一封驗收信；確認完成項目已排除，一律用 preview，不再寄第二封。</w:t>
-      </w:r>
-    </w:p>
-    <w:p>
-      <w:pPr>
-        <w:jc w:val="center"/>
-      </w:pPr>
-      <w:r>
-        <w:drawing>
-          <wp:inline xmlns:a="http://schemas.openxmlformats.org/drawingml/2006/main" xmlns:pic="http://schemas.openxmlformats.org/drawingml/2006/picture">
-            <wp:extent cx="5518743" cy="5759999"/>
-            <wp:docPr id="20" name="Picture 20" descr="雲端寄下一封，只留下 B"/>
-            <wp:cNvGraphicFramePr>
-              <a:graphicFrameLocks noChangeAspect="1"/>
-            </wp:cNvGraphicFramePr>
-            <a:graphic>
-              <a:graphicData uri="http://schemas.openxmlformats.org/drawingml/2006/picture">
-                <pic:pic>
-                  <pic:nvPicPr>
-                    <pic:cNvPr id="0" name="29-cloud-pending-only.png"/>
-                    <pic:cNvPicPr/>
-                  </pic:nvPicPr>
-                  <pic:blipFill>
-                    <a:blip r:embed="rId32"/>
-                    <a:srcRect b="14827"/>
-                    <a:stretch>
-                      <a:fillRect/>
-                    </a:stretch>
-                  </pic:blipFill>
-                  <pic:spPr>
-                    <a:xfrm>
-                      <a:off x="0" y="0"/>
-                      <a:ext cx="5518743" cy="5759999"/>
-                    </a:xfrm>
-                    <a:prstGeom prst="rect"/>
-                  </pic:spPr>
-                </pic:pic>
-              </a:graphicData>
-            </a:graphic>
-          </wp:inline>
-        </w:drawing>
-      </w:r>
-    </w:p>
-    <w:p>
-      <w:pPr>
-        <w:pStyle w:val="Heading2"/>
-      </w:pPr>
-      <w:r>
-        <w:t>紅框位置</w:t>
-      </w:r>
-    </w:p>
-    <w:p>
-      <w:r>
-        <w:t>1. 新信只列 B；A 已排除</w:t>
-      </w:r>
-    </w:p>
-    <w:p>
-      <w:r>
-        <w:t>2. 當時可點 B 完成</w:t>
-      </w:r>
-    </w:p>
-    <w:p>
-      <w:pPr>
-        <w:pStyle w:val="Caption"/>
-      </w:pPr>
-      <w:r>
-        <w:t>2026 年 10 月 6 至 7 日歷史實機參考。畫面用於辨認位置，不代替你自己的操作與驗收。</w:t>
-      </w:r>
-    </w:p>
-    <w:p>
-      <w:r>
-        <w:br w:type="page"/>
-      </w:r>
-    </w:p>
-    <w:p>
-      <w:pPr>
-        <w:pStyle w:val="Heading1"/>
-      </w:pPr>
-      <w:r>
-        <w:t>畫面參考 B 保存後再次重開確認</w:t>
-      </w:r>
-    </w:p>
-    <w:p>
-      <w:r>
-        <w:t>這是歷史測試事項保存後重開的結果。請確認自己的同一筆狀態，不重設已完成的事項來重做示範。</w:t>
-      </w:r>
-    </w:p>
-    <w:p>
-      <w:pPr>
-        <w:jc w:val="center"/>
-      </w:pPr>
-      <w:r>
-        <w:drawing>
-          <wp:inline xmlns:a="http://schemas.openxmlformats.org/drawingml/2006/main" xmlns:pic="http://schemas.openxmlformats.org/drawingml/2006/picture">
-            <wp:extent cx="5518743" cy="5759999"/>
-            <wp:docPr id="21" name="Picture 21" descr="B 保存後再次重開確認"/>
-            <wp:cNvGraphicFramePr>
-              <a:graphicFrameLocks noChangeAspect="1"/>
-            </wp:cNvGraphicFramePr>
-            <a:graphic>
-              <a:graphicData uri="http://schemas.openxmlformats.org/drawingml/2006/picture">
-                <pic:pic>
-                  <pic:nvPicPr>
-                    <pic:cNvPr id="0" name="30-cloud-reopen-b.png"/>
-                    <pic:cNvPicPr/>
-                  </pic:nvPicPr>
-                  <pic:blipFill>
-                    <a:blip r:embed="rId33"/>
-                    <a:srcRect b="14827"/>
-                    <a:stretch>
-                      <a:fillRect/>
-                    </a:stretch>
-                  </pic:blipFill>
-                  <pic:spPr>
-                    <a:xfrm>
-                      <a:off x="0" y="0"/>
-                      <a:ext cx="5518743" cy="5759999"/>
-                    </a:xfrm>
-                    <a:prstGeom prst="rect"/>
-                  </pic:spPr>
-                </pic:pic>
-              </a:graphicData>
-            </a:graphic>
-          </wp:inline>
-        </w:drawing>
-      </w:r>
-    </w:p>
-    <w:p>
-      <w:pPr>
-        <w:pStyle w:val="Heading2"/>
-      </w:pPr>
-      <w:r>
-        <w:t>紅框位置</w:t>
-      </w:r>
-    </w:p>
-    <w:p>
-      <w:r>
-        <w:t>1. B 完成與保存時間仍保留</w:t>
-      </w:r>
-    </w:p>
-    <w:p>
-      <w:r>
-        <w:t>2. 測試範圍與七天互動期限</w:t>
-      </w:r>
-    </w:p>
-    <w:p>
-      <w:pPr>
-        <w:pStyle w:val="Caption"/>
-      </w:pPr>
-      <w:r>
-        <w:t>2026 年 10 月 6 至 7 日歷史實機參考。畫面用於辨認位置，不代替你自己的操作與驗收。</w:t>
-      </w:r>
-    </w:p>
-    <w:p>
-      <w:r>
-        <w:br w:type="page"/>
-      </w:r>
-    </w:p>
-    <w:p>
-      <w:pPr>
-        <w:pStyle w:val="Heading1"/>
-      </w:pPr>
-      <w:r>
-        <w:t>第 7 步 日常使用，最後取消兩筆示範</w:t>
-      </w:r>
-    </w:p>
-    <w:p>
-      <w:pPr>
-        <w:pStyle w:val="Heading2"/>
-      </w:pPr>
-      <w:r>
-        <w:t>每天怎麼用</w:t>
-      </w:r>
-    </w:p>
-    <w:p>
-      <w:r>
-        <w:t>• 一件活動一個聊天（工作模式、選「AI 秘書」專案與「AI 秘書進度」外掛）。交辦三件事：活動、下一步、期限；日期不明時讓秘書先問清楚。</w:t>
-      </w:r>
-    </w:p>
-    <w:p>
-      <w:r>
-        <w:t>• 早上看信：先看急件與近期截止，再看一般待辦，對照今日行程。信只整理已保存的進度。</w:t>
-      </w:r>
-    </w:p>
-    <w:p>
-      <w:r>
-        <w:t>• 延期、取消、完成都要保存並讀回；也可以直接在信裡勾選，兩邊最後應看到同一個狀態。</w:t>
-      </w:r>
-    </w:p>
-    <w:p>
-      <w:r>
-        <w:t>• 行程要自己改：日曆是唯讀的，秘書不會替你新增或改期行程。會議改了，到 Google 日曆修改，再請秘書更新相關待辦。</w:t>
-      </w:r>
-    </w:p>
-    <w:p>
-      <w:pPr>
-        <w:pStyle w:val="Heading2"/>
-      </w:pPr>
-      <w:r>
-        <w:t>做完一步，交辦下一步</w:t>
-      </w:r>
-    </w:p>
-    <w:p>
-      <w:r>
-        <w:t>在第 4 步的同一個聊天：</w:t>
-      </w:r>
-    </w:p>
-    <w:p>
-      <w:pPr>
-        <w:pStyle w:val="Code"/>
-        <w:spacing w:after="40"/>
-      </w:pPr>
-      <w:r>
-        <w:t>報名資料已經寄出。下一步請新增一筆：</w:t>
-      </w:r>
-    </w:p>
-    <w:p>
-      <w:pPr>
-        <w:pStyle w:val="Code"/>
-        <w:spacing w:after="40"/>
-      </w:pPr>
-      <w:r>
-        <w:t>ID：DEMO_COURSE_RECEIPT_V5</w:t>
-      </w:r>
-    </w:p>
-    <w:p>
-      <w:pPr>
-        <w:pStyle w:val="Code"/>
-        <w:spacing w:after="40"/>
-      </w:pPr>
-      <w:r>
-        <w:t>標題：【教材示範】確認主辦單位收到資料</w:t>
-      </w:r>
-    </w:p>
-    <w:p>
-      <w:pPr>
-        <w:pStyle w:val="Code"/>
-        <w:spacing w:after="40"/>
-      </w:pPr>
-      <w:r>
-        <w:t>活動：教材示範｜課程報名</w:t>
-      </w:r>
-    </w:p>
-    <w:p>
-      <w:pPr>
-        <w:pStyle w:val="Code"/>
-        <w:spacing w:after="40"/>
-      </w:pPr>
-      <w:r>
-        <w:t>截止：2026-10-20 18:00（台北時間）</w:t>
-      </w:r>
-    </w:p>
-    <w:p>
-      <w:pPr>
-        <w:pStyle w:val="Code"/>
-        <w:spacing w:after="40"/>
-      </w:pPr>
-      <w:r>
-        <w:t>kind=task。DEMO_COURSE_APPLY_V5 保持 completed，不要改動。保存後讀回。</w:t>
-      </w:r>
-    </w:p>
-    <w:p>
-      <w:pPr>
-        <w:pStyle w:val="Heading2"/>
-      </w:pPr>
-      <w:r>
-        <w:t>整段完成後，只取消這兩筆</w:t>
-      </w:r>
-    </w:p>
-    <w:p>
-      <w:r>
-        <w:t>完成示範後、啟用第 8 步之前，Agent 執行：需同意：</w:t>
-      </w:r>
-    </w:p>
-    <w:p>
-      <w:pPr>
-        <w:pStyle w:val="Code"/>
-        <w:spacing w:after="40"/>
-      </w:pPr>
-      <w:r>
-        <w:t>node tools\admin.mjs cancel-demo      # 只取消 DEMO_COURSE_APPLY_V5、DEMO_COURSE_RECEIPT_V5，逐筆讀回</w:t>
-      </w:r>
-    </w:p>
-    <w:p>
-      <w:pPr>
-        <w:pStyle w:val="Code"/>
-        <w:spacing w:after="40"/>
-      </w:pPr>
-      <w:r>
-        <w:t>（在原聊天）讀回 DEMO_COURSE_APPLY_V5 和 DEMO_COURSE_RECEIPT_V5，確認兩筆都是 cancelled。</w:t>
-      </w:r>
-    </w:p>
-    <w:p>
-      <w:r>
-        <w:t>• 兩筆讀回都是 cancelled</w:t>
-      </w:r>
-    </w:p>
-    <w:p>
-      <w:r>
-        <w:t>• 你自己的其他事項沒有變動</w:t>
-      </w:r>
-    </w:p>
-    <w:p>
-      <w:r>
-        <w:t>取消不是刪除：紀錄保留，但不會再出現在每日信。已完成的那筆會變成 cancelled，不會被改回 pending。cancel-demo 預設只處理這兩個 ID；ID 不是 DEMO_ 開頭、或標題不是「【教材示範】」開頭時，整批都不會變更。</w:t>
-      </w:r>
-    </w:p>
-    <w:p>
-      <w:r>
-        <w:t>從今天的一件小事開始：交辦 → 保存並讀回；收信 → 決定今天做什麼；完成 → 確認已保存。</w:t>
-      </w:r>
-    </w:p>
-    <w:p>
-      <w:r>
-        <w:br w:type="page"/>
-      </w:r>
-    </w:p>
-    <w:p>
-      <w:pPr>
-        <w:pStyle w:val="Heading1"/>
-      </w:pPr>
-      <w:r>
-        <w:t>第 8 步 每天台北時間早上九點</w:t>
-      </w:r>
-    </w:p>
-    <w:p>
-      <w:pPr>
-        <w:pStyle w:val="Heading2"/>
-      </w:pPr>
-      <w:r>
-        <w:t>啟用前總檢查</w:t>
-      </w:r>
-    </w:p>
-    <w:p>
-      <w:pPr>
-        <w:pStyle w:val="Code"/>
-        <w:spacing w:after="40"/>
-      </w:pPr>
-      <w:r>
-        <w:t>node tools\admin.mjs ready-check</w:t>
-      </w:r>
-    </w:p>
-    <w:p>
-      <w:r>
-        <w:t>逐項列出：排程仍關閉、寄件／收件／日曆與設定一致、寄信憑證已安裝、日曆已連接、至少一封驗收信被接受、沒有進行中的示範事項，以及你本人確認第 6 步的人工項目。你確認全部通過後，告訴助手「通過，啟用」，助手才執行：</w:t>
-      </w:r>
-    </w:p>
-    <w:p>
-      <w:pPr>
-        <w:pStyle w:val="Code"/>
-        <w:spacing w:after="40"/>
-      </w:pPr>
-      <w:r>
-        <w:t>node tools\admin.mjs ready-check --human-checks-passed   # 保存驗收紀錄（7 天內有效）</w:t>
-      </w:r>
-    </w:p>
-    <w:p>
-      <w:pPr>
-        <w:pStyle w:val="Code"/>
-        <w:spacing w:after="40"/>
-      </w:pPr>
-      <w:r>
-        <w:t>node tools\prepare.mjs --enable-daily                    # DAILY_ENABLED=true、crons=["0 1 * * *"]</w:t>
-      </w:r>
-    </w:p>
-    <w:p>
-      <w:pPr>
-        <w:pStyle w:val="Code"/>
-        <w:spacing w:after="40"/>
-      </w:pPr>
-      <w:r>
-        <w:t>node tools\deploy.mjs --check</w:t>
-      </w:r>
-    </w:p>
-    <w:p>
-      <w:pPr>
-        <w:pStyle w:val="Code"/>
-        <w:spacing w:after="40"/>
-      </w:pPr>
-      <w:r>
-        <w:t>node tools\deploy.mjs                                    # 對外：重新部署</w:t>
-      </w:r>
-    </w:p>
-    <w:p>
-      <w:pPr>
-        <w:pStyle w:val="Code"/>
-        <w:spacing w:after="40"/>
-      </w:pPr>
-      <w:r>
-        <w:t>node tools\admin.mjs status                              # schedule_enabled 應為 true</w:t>
-      </w:r>
-    </w:p>
-    <w:p>
-      <w:r>
-        <w:t>--enable-daily 只在驗收紀錄存在、通過、經你確認、與目前設定相符、7 天內產生時才會成功。之後若修改了帳號或服務欄位，prepare 會自動把每日寄信改回關閉，需要重新驗收。</w:t>
-      </w:r>
-    </w:p>
-    <w:p>
-      <w:pPr>
-        <w:pStyle w:val="Heading2"/>
-      </w:pPr>
-      <w:r>
-        <w:t>核對排程</w:t>
-      </w:r>
-    </w:p>
-    <w:p>
-      <w:r>
-        <w:t>本人操作：Cloudflare → 你的 Worker → 設定 → 觸發器：只應有一個 Cron 0 1 * * *（UTC 01:00＝台灣 09:00）。五個欄位都要核對，第一個數字不是 *。</w:t>
-      </w:r>
-    </w:p>
-    <w:p>
-      <w:pPr>
-        <w:pStyle w:val="Heading2"/>
-      </w:pPr>
-      <w:r>
-        <w:t>以第一次早上九點的實際收件為準</w:t>
-      </w:r>
-    </w:p>
-    <w:p>
-      <w:r>
-        <w:t>在下一個台灣 09:00 之前，只能說「已排程」。時間過後看收件匣，再請助手查回服務狀態，確認有 daily:日期、狀態 accepted 的紀錄。電腦不必開著。教材的收信畫面只代表拍攝當時的測試，你的環境以你自己收到的這一封為準。</w:t>
-      </w:r>
-    </w:p>
-    <w:p>
-      <w:r>
-        <w:t>把 設定.json 與整個教材資料夾（含 .secrets\、work\）留在自己的電腦，之後重新授權會用到。不要上傳、分享或放進雲端同步資料夾。以前設過其他每日排程的人，見附錄 C。</w:t>
-      </w:r>
-    </w:p>
-    <w:p>
-      <w:r>
-        <w:br w:type="page"/>
-      </w:r>
-    </w:p>
-    <w:p>
-      <w:pPr>
-        <w:pStyle w:val="Heading1"/>
-      </w:pPr>
-      <w:r>
-        <w:t>畫面參考 只保留每天台灣09:00</w:t>
-      </w:r>
-    </w:p>
-    <w:p>
-      <w:r>
-        <w:t>你的排程應只保留一個 0 1 * * *，對應台北每天 09:00。設定完成只表示已排程；首次到點收件要實際確認。</w:t>
-      </w:r>
-    </w:p>
-    <w:p>
-      <w:pPr>
-        <w:jc w:val="center"/>
-      </w:pPr>
-      <w:r>
-        <w:drawing>
-          <wp:inline xmlns:a="http://schemas.openxmlformats.org/drawingml/2006/main" xmlns:pic="http://schemas.openxmlformats.org/drawingml/2006/picture">
-            <wp:extent cx="6192000" cy="3485141"/>
-            <wp:docPr id="22" name="Picture 22" descr="只保留每天台灣09:00"/>
-            <wp:cNvGraphicFramePr>
-              <a:graphicFrameLocks noChangeAspect="1"/>
-            </wp:cNvGraphicFramePr>
-            <a:graphic>
-              <a:graphicData uri="http://schemas.openxmlformats.org/drawingml/2006/picture">
-                <pic:pic>
-                  <pic:nvPicPr>
-                    <pic:cNvPr id="0" name="image.png"/>
-                    <pic:cNvPicPr/>
-                  </pic:nvPicPr>
-                  <pic:blipFill>
-                    <a:blip r:embed="rId20"/>
-                    <a:srcRect b="13906"/>
-                    <a:stretch>
-                      <a:fillRect/>
-                    </a:stretch>
-                  </pic:blipFill>
-                  <pic:spPr>
-                    <a:xfrm>
-                      <a:off x="0" y="0"/>
-                      <a:ext cx="6192000" cy="3485141"/>
-                    </a:xfrm>
-                    <a:prstGeom prst="rect"/>
-                  </pic:spPr>
-                </pic:pic>
-              </a:graphicData>
-            </a:graphic>
-          </wp:inline>
-        </w:drawing>
-      </w:r>
-    </w:p>
-    <w:p>
-      <w:pPr>
-        <w:pStyle w:val="Heading2"/>
-      </w:pPr>
-      <w:r>
-        <w:t>紅框位置</w:t>
-      </w:r>
-    </w:p>
-    <w:p>
-      <w:r>
-        <w:t>1. 核對只保留每天台北 09:00 的排程</w:t>
-      </w:r>
-    </w:p>
-    <w:p>
-      <w:pPr>
-        <w:pStyle w:val="Caption"/>
-      </w:pPr>
-      <w:r>
-        <w:t>2026 年 10 月 6 至 7 日歷史實機參考。畫面用於辨認位置，不代替你自己的操作與驗收。</w:t>
-      </w:r>
-    </w:p>
-    <w:p>
-      <w:r>
-        <w:br w:type="page"/>
-      </w:r>
-    </w:p>
-    <w:p>
-      <w:pPr>
-        <w:pStyle w:val="Heading1"/>
-      </w:pPr>
-      <w:r>
-        <w:t>附錄 A 有問題時</w:t>
-      </w:r>
-    </w:p>
-    <w:tbl>
-      <w:tblPr>
-        <w:tblW w:type="auto" w:w="0"/>
-        <w:tblLayout w:type="fixed"/>
-        <w:tblLook w:firstColumn="1" w:firstRow="1" w:lastColumn="0" w:lastRow="0" w:noHBand="0" w:noVBand="1" w:val="04A0"/>
-      </w:tblPr>
-      <w:tblGrid>
-        <w:gridCol w:w="2948"/>
-        <w:gridCol w:w="6803"/>
-      </w:tblGrid>
-      <w:tr>
-        <w:trPr>
-          <w:tblHeader/>
-        </w:trPr>
-        <w:tc>
-          <w:tcPr>
-            <w:tcW w:type="dxa" w:w="2948"/>
-            <w:tcBorders>
-              <w:top w:val="single" w:sz="4" w:color="D9D9D9"/>
-              <w:left w:val="single" w:sz="4" w:color="D9D9D9"/>
-              <w:bottom w:val="single" w:sz="4" w:color="D9D9D9"/>
-              <w:right w:val="single" w:sz="4" w:color="D9D9D9"/>
-            </w:tcBorders>
-            <w:tcMar>
-              <w:top w:w="95" w:type="dxa"/>
-              <w:left w:w="95" w:type="dxa"/>
-              <w:bottom w:w="95" w:type="dxa"/>
-              <w:right w:w="95" w:type="dxa"/>
-            </w:tcMar>
-            <w:shd w:fill="E6EDF3"/>
-          </w:tcPr>
-          <w:p>
-            <w:pPr>
-              <w:spacing w:line="252" w:lineRule="auto" w:after="80"/>
-            </w:pPr>
-            <w:r>
-              <w:rPr>
-                <w:b/>
-                <w:sz w:val="20"/>
-              </w:rPr>
-              <w:t>狀況</w:t>
-            </w:r>
-          </w:p>
-        </w:tc>
-        <w:tc>
-          <w:tcPr>
-            <w:tcW w:type="dxa" w:w="6803"/>
-            <w:tcBorders>
-              <w:top w:val="single" w:sz="4" w:color="D9D9D9"/>
-              <w:left w:val="single" w:sz="4" w:color="D9D9D9"/>
-              <w:bottom w:val="single" w:sz="4" w:color="D9D9D9"/>
-              <w:right w:val="single" w:sz="4" w:color="D9D9D9"/>
-            </w:tcBorders>
-            <w:tcMar>
-              <w:top w:w="95" w:type="dxa"/>
-              <w:left w:w="95" w:type="dxa"/>
-              <w:bottom w:w="95" w:type="dxa"/>
-              <w:right w:w="95" w:type="dxa"/>
-            </w:tcMar>
-            <w:shd w:fill="E6EDF3"/>
-          </w:tcPr>
-          <w:p>
-            <w:pPr>
-              <w:spacing w:line="252" w:lineRule="auto" w:after="80"/>
-            </w:pPr>
-            <w:r>
-              <w:rPr>
-                <w:b/>
-                <w:sz w:val="20"/>
-              </w:rPr>
-              <w:t>依序檢查</w:t>
-            </w:r>
-          </w:p>
-        </w:tc>
-      </w:tr>
-      <w:tr>
-        <w:tc>
-          <w:tcPr>
-            <w:tcW w:type="dxa" w:w="2948"/>
-            <w:tcBorders>
-              <w:top w:val="single" w:sz="4" w:color="D9D9D9"/>
-              <w:left w:val="single" w:sz="4" w:color="D9D9D9"/>
-              <w:bottom w:val="single" w:sz="4" w:color="D9D9D9"/>
-              <w:right w:val="single" w:sz="4" w:color="D9D9D9"/>
-            </w:tcBorders>
-            <w:tcMar>
-              <w:top w:w="95" w:type="dxa"/>
-              <w:left w:w="95" w:type="dxa"/>
-              <w:bottom w:w="95" w:type="dxa"/>
-              <w:right w:w="95" w:type="dxa"/>
-            </w:tcMar>
-          </w:tcPr>
-          <w:p>
-            <w:pPr>
-              <w:spacing w:line="252" w:lineRule="auto" w:after="80"/>
-            </w:pPr>
-            <w:r>
-              <w:rPr>
-                <w:b w:val="0"/>
-                <w:sz w:val="20"/>
-              </w:rPr>
-              <w:t>九點沒收到信</w:t>
-            </w:r>
-          </w:p>
-        </w:tc>
-        <w:tc>
-          <w:tcPr>
-            <w:tcW w:type="dxa" w:w="6803"/>
-            <w:tcBorders>
-              <w:top w:val="single" w:sz="4" w:color="D9D9D9"/>
-              <w:left w:val="single" w:sz="4" w:color="D9D9D9"/>
-              <w:bottom w:val="single" w:sz="4" w:color="D9D9D9"/>
-              <w:right w:val="single" w:sz="4" w:color="D9D9D9"/>
-            </w:tcBorders>
-            <w:tcMar>
-              <w:top w:w="95" w:type="dxa"/>
-              <w:left w:w="95" w:type="dxa"/>
-              <w:bottom w:w="95" w:type="dxa"/>
-              <w:right w:w="95" w:type="dxa"/>
-            </w:tcMar>
-          </w:tcPr>
-          <w:p>
-            <w:pPr>
-              <w:spacing w:line="252" w:lineRule="auto" w:after="80"/>
-            </w:pPr>
-            <w:r>
-              <w:rPr>
-                <w:b w:val="0"/>
-                <w:sz w:val="20"/>
-              </w:rPr>
-              <w:t>1. 垃圾郵件　2. node tools\admin.mjs status 看當天 daily:日期　3. 沒有紀錄 → 查 schedule_enabled 與 Cloudflare 觸發器　4. 有 uncertain_or_failed → 查寄信授權。不要連續重寄。</w:t>
-            </w:r>
-          </w:p>
-        </w:tc>
-      </w:tr>
-      <w:tr>
-        <w:tc>
-          <w:tcPr>
-            <w:tcW w:type="dxa" w:w="2948"/>
-            <w:tcBorders>
-              <w:top w:val="single" w:sz="4" w:color="D9D9D9"/>
-              <w:left w:val="single" w:sz="4" w:color="D9D9D9"/>
-              <w:bottom w:val="single" w:sz="4" w:color="D9D9D9"/>
-              <w:right w:val="single" w:sz="4" w:color="D9D9D9"/>
-            </w:tcBorders>
-            <w:tcMar>
-              <w:top w:w="95" w:type="dxa"/>
-              <w:left w:w="95" w:type="dxa"/>
-              <w:bottom w:w="95" w:type="dxa"/>
-              <w:right w:w="95" w:type="dxa"/>
-            </w:tcMar>
-          </w:tcPr>
-          <w:p>
-            <w:pPr>
-              <w:spacing w:line="252" w:lineRule="auto" w:after="80"/>
-            </w:pPr>
-            <w:r>
-              <w:rPr>
-                <w:b w:val="0"/>
-                <w:sz w:val="20"/>
-              </w:rPr>
-              <w:t>大約 7 天後突然寄不出、或日曆讀不到</w:t>
-            </w:r>
-          </w:p>
-        </w:tc>
-        <w:tc>
-          <w:tcPr>
-            <w:tcW w:type="dxa" w:w="6803"/>
-            <w:tcBorders>
-              <w:top w:val="single" w:sz="4" w:color="D9D9D9"/>
-              <w:left w:val="single" w:sz="4" w:color="D9D9D9"/>
-              <w:bottom w:val="single" w:sz="4" w:color="D9D9D9"/>
-              <w:right w:val="single" w:sz="4" w:color="D9D9D9"/>
-            </w:tcBorders>
-            <w:tcMar>
-              <w:top w:w="95" w:type="dxa"/>
-              <w:left w:w="95" w:type="dxa"/>
-              <w:bottom w:w="95" w:type="dxa"/>
-              <w:right w:w="95" w:type="dxa"/>
-            </w:tcMar>
-          </w:tcPr>
-          <w:p>
-            <w:pPr>
-              <w:spacing w:line="252" w:lineRule="auto" w:after="80"/>
-            </w:pPr>
-            <w:r>
-              <w:rPr>
-                <w:b w:val="0"/>
-                <w:sz w:val="20"/>
-              </w:rPr>
-              <w:t>多半是「測試中」的權杖到期。照附錄 B 轉正式並重新授權。</w:t>
-            </w:r>
-          </w:p>
-        </w:tc>
-      </w:tr>
-      <w:tr>
-        <w:tc>
-          <w:tcPr>
-            <w:tcW w:type="dxa" w:w="2948"/>
-            <w:tcBorders>
-              <w:top w:val="single" w:sz="4" w:color="D9D9D9"/>
-              <w:left w:val="single" w:sz="4" w:color="D9D9D9"/>
-              <w:bottom w:val="single" w:sz="4" w:color="D9D9D9"/>
-              <w:right w:val="single" w:sz="4" w:color="D9D9D9"/>
-            </w:tcBorders>
-            <w:tcMar>
-              <w:top w:w="95" w:type="dxa"/>
-              <w:left w:w="95" w:type="dxa"/>
-              <w:bottom w:w="95" w:type="dxa"/>
-              <w:right w:w="95" w:type="dxa"/>
-            </w:tcMar>
-          </w:tcPr>
-          <w:p>
-            <w:pPr>
-              <w:spacing w:line="252" w:lineRule="auto" w:after="80"/>
-            </w:pPr>
-            <w:r>
-              <w:rPr>
-                <w:b w:val="0"/>
-                <w:sz w:val="20"/>
-              </w:rPr>
-              <w:t>信裡沒有勾選格</w:t>
-            </w:r>
-          </w:p>
-        </w:tc>
-        <w:tc>
-          <w:tcPr>
-            <w:tcW w:type="dxa" w:w="6803"/>
-            <w:tcBorders>
-              <w:top w:val="single" w:sz="4" w:color="D9D9D9"/>
-              <w:left w:val="single" w:sz="4" w:color="D9D9D9"/>
-              <w:bottom w:val="single" w:sz="4" w:color="D9D9D9"/>
-              <w:right w:val="single" w:sz="4" w:color="D9D9D9"/>
-            </w:tcBorders>
-            <w:tcMar>
-              <w:top w:w="95" w:type="dxa"/>
-              <w:left w:w="95" w:type="dxa"/>
-              <w:bottom w:w="95" w:type="dxa"/>
-              <w:right w:w="95" w:type="dxa"/>
-            </w:tcMar>
-          </w:tcPr>
-          <w:p>
-            <w:pPr>
-              <w:spacing w:line="252" w:lineRule="auto" w:after="80"/>
-            </w:pPr>
-            <w:r>
-              <w:rPr>
-                <w:b w:val="0"/>
-                <w:sz w:val="20"/>
-              </w:rPr>
-              <w:t>用 Gmail 網頁或 Gmail App 開信？主帳號已開動態郵件？允許的寄件地址與 sender 完全一致？組織帳號可能受管理政策限制。</w:t>
-            </w:r>
-          </w:p>
-        </w:tc>
-      </w:tr>
-      <w:tr>
-        <w:tc>
-          <w:tcPr>
-            <w:tcW w:type="dxa" w:w="2948"/>
-            <w:tcBorders>
-              <w:top w:val="single" w:sz="4" w:color="D9D9D9"/>
-              <w:left w:val="single" w:sz="4" w:color="D9D9D9"/>
-              <w:bottom w:val="single" w:sz="4" w:color="D9D9D9"/>
-              <w:right w:val="single" w:sz="4" w:color="D9D9D9"/>
-            </w:tcBorders>
-            <w:tcMar>
-              <w:top w:w="95" w:type="dxa"/>
-              <w:left w:w="95" w:type="dxa"/>
-              <w:bottom w:w="95" w:type="dxa"/>
-              <w:right w:w="95" w:type="dxa"/>
-            </w:tcMar>
-          </w:tcPr>
-          <w:p>
-            <w:pPr>
-              <w:spacing w:line="252" w:lineRule="auto" w:after="80"/>
-            </w:pPr>
-            <w:r>
-              <w:rPr>
-                <w:b w:val="0"/>
-                <w:sz w:val="20"/>
-              </w:rPr>
-              <w:t>按了沒保存</w:t>
-            </w:r>
-          </w:p>
-        </w:tc>
-        <w:tc>
-          <w:tcPr>
-            <w:tcW w:type="dxa" w:w="6803"/>
-            <w:tcBorders>
-              <w:top w:val="single" w:sz="4" w:color="D9D9D9"/>
-              <w:left w:val="single" w:sz="4" w:color="D9D9D9"/>
-              <w:bottom w:val="single" w:sz="4" w:color="D9D9D9"/>
-              <w:right w:val="single" w:sz="4" w:color="D9D9D9"/>
-            </w:tcBorders>
-            <w:tcMar>
-              <w:top w:w="95" w:type="dxa"/>
-              <w:left w:w="95" w:type="dxa"/>
-              <w:bottom w:w="95" w:type="dxa"/>
-              <w:right w:w="95" w:type="dxa"/>
-            </w:tcMar>
-          </w:tcPr>
-          <w:p>
-            <w:pPr>
-              <w:spacing w:line="252" w:lineRule="auto" w:after="80"/>
-            </w:pPr>
-            <w:r>
-              <w:rPr>
-                <w:b w:val="0"/>
-                <w:sz w:val="20"/>
-              </w:rPr>
-              <w:t>不要當成已完成。回原聊天讀回同一筆；仍未完成再檢查網路與 status。超過 7 天或事項已被修改的舊信無法再勾，請用最新的信。</w:t>
-            </w:r>
-          </w:p>
-        </w:tc>
-      </w:tr>
-      <w:tr>
-        <w:tc>
-          <w:tcPr>
-            <w:tcW w:type="dxa" w:w="2948"/>
-            <w:tcBorders>
-              <w:top w:val="single" w:sz="4" w:color="D9D9D9"/>
-              <w:left w:val="single" w:sz="4" w:color="D9D9D9"/>
-              <w:bottom w:val="single" w:sz="4" w:color="D9D9D9"/>
-              <w:right w:val="single" w:sz="4" w:color="D9D9D9"/>
-            </w:tcBorders>
-            <w:tcMar>
-              <w:top w:w="95" w:type="dxa"/>
-              <w:left w:w="95" w:type="dxa"/>
-              <w:bottom w:w="95" w:type="dxa"/>
-              <w:right w:w="95" w:type="dxa"/>
-            </w:tcMar>
-          </w:tcPr>
-          <w:p>
-            <w:pPr>
-              <w:spacing w:line="252" w:lineRule="auto" w:after="80"/>
-            </w:pPr>
-            <w:r>
-              <w:rPr>
-                <w:b w:val="0"/>
-                <w:sz w:val="20"/>
-              </w:rPr>
-              <w:t>聊天拿不到工具</w:t>
-            </w:r>
-          </w:p>
-        </w:tc>
-        <w:tc>
-          <w:tcPr>
-            <w:tcW w:type="dxa" w:w="6803"/>
-            <w:tcBorders>
-              <w:top w:val="single" w:sz="4" w:color="D9D9D9"/>
-              <w:left w:val="single" w:sz="4" w:color="D9D9D9"/>
-              <w:bottom w:val="single" w:sz="4" w:color="D9D9D9"/>
-              <w:right w:val="single" w:sz="4" w:color="D9D9D9"/>
-            </w:tcBorders>
-            <w:tcMar>
-              <w:top w:w="95" w:type="dxa"/>
-              <w:left w:w="95" w:type="dxa"/>
-              <w:bottom w:w="95" w:type="dxa"/>
-              <w:right w:w="95" w:type="dxa"/>
-            </w:tcMar>
-          </w:tcPr>
-          <w:p>
-            <w:pPr>
-              <w:spacing w:line="252" w:lineRule="auto" w:after="80"/>
-            </w:pPr>
-            <w:r>
-              <w:rPr>
-                <w:b w:val="0"/>
-                <w:sz w:val="20"/>
-              </w:rPr>
-              <w:t>確認是工作模式、選了「AI 秘書」專案、選了「AI 秘書進度」外掛；重開聊天。外掛頁顯示已連線，不代表每個舊聊天都在用它。</w:t>
-            </w:r>
-          </w:p>
-        </w:tc>
-      </w:tr>
-      <w:tr>
-        <w:tc>
-          <w:tcPr>
-            <w:tcW w:type="dxa" w:w="2948"/>
-            <w:tcBorders>
-              <w:top w:val="single" w:sz="4" w:color="D9D9D9"/>
-              <w:left w:val="single" w:sz="4" w:color="D9D9D9"/>
-              <w:bottom w:val="single" w:sz="4" w:color="D9D9D9"/>
-              <w:right w:val="single" w:sz="4" w:color="D9D9D9"/>
-            </w:tcBorders>
-            <w:tcMar>
-              <w:top w:w="95" w:type="dxa"/>
-              <w:left w:w="95" w:type="dxa"/>
-              <w:bottom w:w="95" w:type="dxa"/>
-              <w:right w:w="95" w:type="dxa"/>
-            </w:tcMar>
-          </w:tcPr>
-          <w:p>
-            <w:pPr>
-              <w:spacing w:line="252" w:lineRule="auto" w:after="80"/>
-            </w:pPr>
-            <w:r>
-              <w:rPr>
-                <w:b w:val="0"/>
-                <w:sz w:val="20"/>
-              </w:rPr>
-              <w:t>聊天說「已保存」但信裡沒有</w:t>
-            </w:r>
-          </w:p>
-        </w:tc>
-        <w:tc>
-          <w:tcPr>
-            <w:tcW w:type="dxa" w:w="6803"/>
-            <w:tcBorders>
-              <w:top w:val="single" w:sz="4" w:color="D9D9D9"/>
-              <w:left w:val="single" w:sz="4" w:color="D9D9D9"/>
-              <w:bottom w:val="single" w:sz="4" w:color="D9D9D9"/>
-              <w:right w:val="single" w:sz="4" w:color="D9D9D9"/>
-            </w:tcBorders>
-            <w:tcMar>
-              <w:top w:w="95" w:type="dxa"/>
-              <w:left w:w="95" w:type="dxa"/>
-              <w:bottom w:w="95" w:type="dxa"/>
-              <w:right w:w="95" w:type="dxa"/>
-            </w:tcMar>
-          </w:tcPr>
-          <w:p>
-            <w:pPr>
-              <w:spacing w:line="252" w:lineRule="auto" w:after="80"/>
-            </w:pPr>
-            <w:r>
-              <w:rPr>
-                <w:b w:val="0"/>
-                <w:sz w:val="20"/>
-              </w:rPr>
-              <w:t>請它用工具讀回；確認是 kind=task、沒有暫停、not_before 已到。</w:t>
-            </w:r>
-          </w:p>
-        </w:tc>
-      </w:tr>
-      <w:tr>
-        <w:tc>
-          <w:tcPr>
-            <w:tcW w:type="dxa" w:w="2948"/>
-            <w:tcBorders>
-              <w:top w:val="single" w:sz="4" w:color="D9D9D9"/>
-              <w:left w:val="single" w:sz="4" w:color="D9D9D9"/>
-              <w:bottom w:val="single" w:sz="4" w:color="D9D9D9"/>
-              <w:right w:val="single" w:sz="4" w:color="D9D9D9"/>
-            </w:tcBorders>
-            <w:tcMar>
-              <w:top w:w="95" w:type="dxa"/>
-              <w:left w:w="95" w:type="dxa"/>
-              <w:bottom w:w="95" w:type="dxa"/>
-              <w:right w:w="95" w:type="dxa"/>
-            </w:tcMar>
-          </w:tcPr>
-          <w:p>
-            <w:pPr>
-              <w:spacing w:line="252" w:lineRule="auto" w:after="80"/>
-            </w:pPr>
-            <w:r>
-              <w:rPr>
-                <w:b w:val="0"/>
-                <w:sz w:val="20"/>
-              </w:rPr>
-              <w:t>寄信授權過期</w:t>
-            </w:r>
-          </w:p>
-        </w:tc>
-        <w:tc>
-          <w:tcPr>
-            <w:tcW w:type="dxa" w:w="6803"/>
-            <w:tcBorders>
-              <w:top w:val="single" w:sz="4" w:color="D9D9D9"/>
-              <w:left w:val="single" w:sz="4" w:color="D9D9D9"/>
-              <w:bottom w:val="single" w:sz="4" w:color="D9D9D9"/>
-              <w:right w:val="single" w:sz="4" w:color="D9D9D9"/>
-            </w:tcBorders>
-            <w:tcMar>
-              <w:top w:w="95" w:type="dxa"/>
-              <w:left w:w="95" w:type="dxa"/>
-              <w:bottom w:w="95" w:type="dxa"/>
-              <w:right w:w="95" w:type="dxa"/>
-            </w:tcMar>
-          </w:tcPr>
-          <w:p>
-            <w:pPr>
-              <w:spacing w:line="252" w:lineRule="auto" w:after="80"/>
-            </w:pPr>
-            <w:r>
-              <w:rPr>
-                <w:b w:val="0"/>
-                <w:sz w:val="20"/>
-              </w:rPr>
-              <w:t>node tools\authorize.mjs --smtp --replace （登入專用寄件 Gmail）</w:t>
-              <w:br/>
-              <w:t>node tools\install-secrets.mjs --only smtp</w:t>
-            </w:r>
-          </w:p>
-        </w:tc>
-      </w:tr>
-      <w:tr>
-        <w:tc>
-          <w:tcPr>
-            <w:tcW w:type="dxa" w:w="2948"/>
-            <w:tcBorders>
-              <w:top w:val="single" w:sz="4" w:color="D9D9D9"/>
-              <w:left w:val="single" w:sz="4" w:color="D9D9D9"/>
-              <w:bottom w:val="single" w:sz="4" w:color="D9D9D9"/>
-              <w:right w:val="single" w:sz="4" w:color="D9D9D9"/>
-            </w:tcBorders>
-            <w:tcMar>
-              <w:top w:w="95" w:type="dxa"/>
-              <w:left w:w="95" w:type="dxa"/>
-              <w:bottom w:w="95" w:type="dxa"/>
-              <w:right w:w="95" w:type="dxa"/>
-            </w:tcMar>
-          </w:tcPr>
-          <w:p>
-            <w:pPr>
-              <w:spacing w:line="252" w:lineRule="auto" w:after="80"/>
-            </w:pPr>
-            <w:r>
-              <w:rPr>
-                <w:b w:val="0"/>
-                <w:sz w:val="20"/>
-              </w:rPr>
-              <w:t>日曆授權過期</w:t>
-            </w:r>
-          </w:p>
-        </w:tc>
-        <w:tc>
-          <w:tcPr>
-            <w:tcW w:type="dxa" w:w="6803"/>
-            <w:tcBorders>
-              <w:top w:val="single" w:sz="4" w:color="D9D9D9"/>
-              <w:left w:val="single" w:sz="4" w:color="D9D9D9"/>
-              <w:bottom w:val="single" w:sz="4" w:color="D9D9D9"/>
-              <w:right w:val="single" w:sz="4" w:color="D9D9D9"/>
-            </w:tcBorders>
-            <w:tcMar>
-              <w:top w:w="95" w:type="dxa"/>
-              <w:left w:w="95" w:type="dxa"/>
-              <w:bottom w:w="95" w:type="dxa"/>
-              <w:right w:w="95" w:type="dxa"/>
-            </w:tcMar>
-          </w:tcPr>
-          <w:p>
-            <w:pPr>
-              <w:spacing w:line="252" w:lineRule="auto" w:after="80"/>
-            </w:pPr>
-            <w:r>
-              <w:rPr>
-                <w:b w:val="0"/>
-                <w:sz w:val="20"/>
-              </w:rPr>
-              <w:t>node tools\authorize.mjs --calendar --replace （登入主帳號）</w:t>
-              <w:br/>
-              <w:t>node tools\install-secrets.mjs --only calendar</w:t>
-            </w:r>
-          </w:p>
-        </w:tc>
-      </w:tr>
-      <w:tr>
-        <w:tc>
-          <w:tcPr>
-            <w:tcW w:type="dxa" w:w="2948"/>
-            <w:tcBorders>
-              <w:top w:val="single" w:sz="4" w:color="D9D9D9"/>
-              <w:left w:val="single" w:sz="4" w:color="D9D9D9"/>
-              <w:bottom w:val="single" w:sz="4" w:color="D9D9D9"/>
-              <w:right w:val="single" w:sz="4" w:color="D9D9D9"/>
-            </w:tcBorders>
-            <w:tcMar>
-              <w:top w:w="95" w:type="dxa"/>
-              <w:left w:w="95" w:type="dxa"/>
-              <w:bottom w:w="95" w:type="dxa"/>
-              <w:right w:w="95" w:type="dxa"/>
-            </w:tcMar>
-          </w:tcPr>
-          <w:p>
-            <w:pPr>
-              <w:spacing w:line="252" w:lineRule="auto" w:after="80"/>
-            </w:pPr>
-            <w:r>
-              <w:rPr>
-                <w:b w:val="0"/>
-                <w:sz w:val="20"/>
-              </w:rPr>
-              <w:t>換了 OAuth 用戶端</w:t>
-            </w:r>
-          </w:p>
-        </w:tc>
-        <w:tc>
-          <w:tcPr>
-            <w:tcW w:type="dxa" w:w="6803"/>
-            <w:tcBorders>
-              <w:top w:val="single" w:sz="4" w:color="D9D9D9"/>
-              <w:left w:val="single" w:sz="4" w:color="D9D9D9"/>
-              <w:bottom w:val="single" w:sz="4" w:color="D9D9D9"/>
-              <w:right w:val="single" w:sz="4" w:color="D9D9D9"/>
-            </w:tcBorders>
-            <w:tcMar>
-              <w:top w:w="95" w:type="dxa"/>
-              <w:left w:w="95" w:type="dxa"/>
-              <w:bottom w:w="95" w:type="dxa"/>
-              <w:right w:w="95" w:type="dxa"/>
-            </w:tcMar>
-          </w:tcPr>
-          <w:p>
-            <w:pPr>
-              <w:spacing w:line="252" w:lineRule="auto" w:after="80"/>
-            </w:pPr>
-            <w:r>
-              <w:rPr>
-                <w:b w:val="0"/>
-                <w:sz w:val="20"/>
-              </w:rPr>
-              <w:t>node tools\import-google-client.mjs "新 JSON 路徑" --replace</w:t>
-              <w:br/>
-              <w:t>node tools\authorize.mjs --smtp --replace</w:t>
-              <w:br/>
-              <w:t>node tools\authorize.mjs --calendar --replace</w:t>
-              <w:br/>
-              <w:t>node tools\install-secrets.mjs --only client,smtp,calendar</w:t>
-            </w:r>
-          </w:p>
-        </w:tc>
-      </w:tr>
-      <w:tr>
-        <w:tc>
-          <w:tcPr>
-            <w:tcW w:type="dxa" w:w="2948"/>
-            <w:tcBorders>
-              <w:top w:val="single" w:sz="4" w:color="D9D9D9"/>
-              <w:left w:val="single" w:sz="4" w:color="D9D9D9"/>
-              <w:bottom w:val="single" w:sz="4" w:color="D9D9D9"/>
-              <w:right w:val="single" w:sz="4" w:color="D9D9D9"/>
-            </w:tcBorders>
-            <w:tcMar>
-              <w:top w:w="95" w:type="dxa"/>
-              <w:left w:w="95" w:type="dxa"/>
-              <w:bottom w:w="95" w:type="dxa"/>
-              <w:right w:w="95" w:type="dxa"/>
-            </w:tcMar>
-          </w:tcPr>
-          <w:p>
-            <w:pPr>
-              <w:spacing w:line="252" w:lineRule="auto" w:after="80"/>
-            </w:pPr>
-            <w:r>
-              <w:rPr>
-                <w:b w:val="0"/>
-                <w:sz w:val="20"/>
-              </w:rPr>
-              <w:t>想暫停每日信</w:t>
-            </w:r>
-          </w:p>
-        </w:tc>
-        <w:tc>
-          <w:tcPr>
-            <w:tcW w:type="dxa" w:w="6803"/>
-            <w:tcBorders>
-              <w:top w:val="single" w:sz="4" w:color="D9D9D9"/>
-              <w:left w:val="single" w:sz="4" w:color="D9D9D9"/>
-              <w:bottom w:val="single" w:sz="4" w:color="D9D9D9"/>
-              <w:right w:val="single" w:sz="4" w:color="D9D9D9"/>
-            </w:tcBorders>
-            <w:tcMar>
-              <w:top w:w="95" w:type="dxa"/>
-              <w:left w:w="95" w:type="dxa"/>
-              <w:bottom w:w="95" w:type="dxa"/>
-              <w:right w:w="95" w:type="dxa"/>
-            </w:tcMar>
-          </w:tcPr>
-          <w:p>
-            <w:pPr>
-              <w:spacing w:line="252" w:lineRule="auto" w:after="80"/>
-            </w:pPr>
-            <w:r>
-              <w:rPr>
-                <w:b w:val="0"/>
-                <w:sz w:val="20"/>
-              </w:rPr>
-              <w:t>node tools\prepare.mjs --disable-daily</w:t>
-              <w:br/>
-              <w:t>node tools\deploy.mjs</w:t>
-            </w:r>
-          </w:p>
-        </w:tc>
-      </w:tr>
-    </w:tbl>
-    <w:p>
-      <w:r>
-        <w:t>不要把完整權杖貼進聊天當除錯資訊。不要為了修問題刪除 D1、清空資料表或換新 SIGNING_SECRET。</w:t>
-      </w:r>
-    </w:p>
-    <w:p>
-      <w:r>
-        <w:br w:type="page"/>
-      </w:r>
-    </w:p>
-    <w:p>
-      <w:pPr>
-        <w:pStyle w:val="Heading1"/>
-      </w:pPr>
-      <w:r>
-        <w:t>附錄 B Google 發布狀態與長期使用</w:t>
-      </w:r>
-    </w:p>
-    <w:p>
-      <w:r>
-        <w:t>• 測試中＝7 天：外部＋測試中的專案，含 Gmail、Calendar 範圍的 refresh token 7 天後失效（Google OAuth 2.0 說明）。</w:t>
-      </w:r>
-    </w:p>
-    <w:p>
-      <w:r>
-        <w:t>• 轉正式版：Google Auth Platform → 目標對象 → 發布應用程式，狀態改為「正式版」。如果你在測試中時已經授權過，轉正式後請重新授權並重裝：</w:t>
-      </w:r>
-    </w:p>
-    <w:p>
-      <w:pPr>
-        <w:pStyle w:val="Code"/>
-        <w:spacing w:after="40"/>
-      </w:pPr>
-      <w:r>
-        <w:t>node tools\authorize.mjs --smtp --replace       （登入專用寄件 Gmail）</w:t>
-      </w:r>
-    </w:p>
-    <w:p>
-      <w:pPr>
-        <w:pStyle w:val="Code"/>
-        <w:spacing w:after="40"/>
-      </w:pPr>
-      <w:r>
-        <w:t>node tools\authorize.mjs --calendar --replace   （登入主帳號）</w:t>
-      </w:r>
-    </w:p>
-    <w:p>
-      <w:pPr>
-        <w:pStyle w:val="Code"/>
-        <w:spacing w:after="40"/>
-      </w:pPr>
-      <w:r>
-        <w:t>node tools\install-secrets.mjs --only smtp,calendar</w:t>
-      </w:r>
-    </w:p>
-    <w:p>
-      <w:pPr>
-        <w:pStyle w:val="Code"/>
-        <w:spacing w:after="40"/>
-      </w:pPr>
-      <w:r>
-        <w:t>node tools\admin.mjs status</w:t>
-      </w:r>
-    </w:p>
-    <w:p>
-      <w:r>
-        <w:t>• 未驗證警告與費用：正式版的自用程式，授權時可能看到「Google 尚未驗證這個應用程式」。Google 對自用、使用者少於 100 人的情況列有驗證例外（Google Cloud 說明），所以不是每個人都必須做昂貴的驗證或安全評估。但這個例外不會讓測試中的權杖變成永久，也不保證畫面不出現其他要求；請以你看到的 Google 實際提示為準。</w:t>
-      </w:r>
-    </w:p>
-    <w:p>
-      <w:r>
-        <w:t>• 沒有「永不失效」：即使是正式版，Google 文件也列出權杖會失效的情況，例如你撤銷授權、長時間未使用、含 Gmail 範圍的帳號變更密碼、管理員限制等。失效時照附錄 A 重新授權即可，進度資料不受影響。</w:t>
-      </w:r>
-    </w:p>
-    <w:p>
-      <w:r>
-        <w:br w:type="page"/>
-      </w:r>
-    </w:p>
-    <w:p>
-      <w:pPr>
-        <w:pStyle w:val="Heading1"/>
-      </w:pPr>
-      <w:r>
-        <w:t>附錄 C 舊使用者 清理舊排程與舊示範</w:t>
-      </w:r>
-    </w:p>
-    <w:p>
-      <w:r>
-        <w:t>第一次安裝的人可以跳過。</w:t>
-      </w:r>
-    </w:p>
-    <w:p>
-      <w:r>
-        <w:t>• 舊排程：如果你以前在 ChatGPT 設過同用途的「每天九點巡查」，等第 8 步排程確認後，再停用那個舊任務，避免一天收到兩封。其他不相關的排程照常保留。</w:t>
-      </w:r>
-    </w:p>
-    <w:p>
-      <w:r>
-        <w:t>• 舊版示範事項：舊教材的 DEMO_TUTORIAL_CHAT、DEMO_TUTORIAL_EMAIL 不會被預設的 cancel-demo 處理。確認後明確指定：</w:t>
-      </w:r>
-    </w:p>
-    <w:p>
-      <w:pPr>
-        <w:pStyle w:val="Code"/>
-        <w:spacing w:after="40"/>
-      </w:pPr>
-      <w:r>
-        <w:t>node tools\admin.mjs cancel-demo --ids DEMO_TUTORIAL_CHAT,DEMO_TUTORIAL_EMAIL</w:t>
-      </w:r>
-    </w:p>
-    <w:p>
-      <w:r>
-        <w:br w:type="page"/>
-      </w:r>
-    </w:p>
-    <w:p>
-      <w:pPr>
-        <w:pStyle w:val="Heading1"/>
-      </w:pPr>
-      <w:r>
-        <w:t>畫面參考 停用舊 ChatGPT 九點總巡查</w:t>
-      </w:r>
-    </w:p>
-    <w:p>
-      <w:r>
-        <w:t>只有曾設過相同提醒的人才需要處理。確認新流程完成後，再停用那個重複的舊提醒；不要動其他排程。</w:t>
-      </w:r>
-    </w:p>
-    <w:p>
-      <w:pPr>
-        <w:jc w:val="center"/>
-      </w:pPr>
-      <w:r>
-        <w:drawing>
-          <wp:inline xmlns:a="http://schemas.openxmlformats.org/drawingml/2006/main" xmlns:pic="http://schemas.openxmlformats.org/drawingml/2006/picture">
-            <wp:extent cx="6192000" cy="3483000"/>
-            <wp:docPr id="23" name="Picture 23" descr="停用舊 ChatGPT 九點總巡查"/>
-            <wp:cNvGraphicFramePr>
-              <a:graphicFrameLocks noChangeAspect="1"/>
-            </wp:cNvGraphicFramePr>
-            <a:graphic>
-              <a:graphicData uri="http://schemas.openxmlformats.org/drawingml/2006/picture">
-                <pic:pic>
-                  <pic:nvPicPr>
-                    <pic:cNvPr id="0" name="43-old-schedule-paused.png"/>
-                    <pic:cNvPicPr/>
-                  </pic:nvPicPr>
-                  <pic:blipFill>
-                    <a:blip r:embed="rId34"/>
-                    <a:srcRect b="16763"/>
-                    <a:stretch>
-                      <a:fillRect/>
-                    </a:stretch>
-                  </pic:blipFill>
-                  <pic:spPr>
-                    <a:xfrm>
-                      <a:off x="0" y="0"/>
-                      <a:ext cx="6192000" cy="3483000"/>
-                    </a:xfrm>
-                    <a:prstGeom prst="rect"/>
-                  </pic:spPr>
-                </pic:pic>
-              </a:graphicData>
-            </a:graphic>
-          </wp:inline>
-        </w:drawing>
-      </w:r>
-    </w:p>
-    <w:p>
-      <w:pPr>
-        <w:pStyle w:val="Heading2"/>
-      </w:pPr>
-      <w:r>
-        <w:t>紅框位置</w:t>
-      </w:r>
-    </w:p>
-    <w:p>
-      <w:r>
-        <w:t>1. 核對舊任務已停用且保留紀錄</w:t>
-      </w:r>
-    </w:p>
-    <w:p>
-      <w:r>
-        <w:t>2. 核對工具成功與再次讀回</w:t>
-      </w:r>
-    </w:p>
-    <w:p>
-      <w:pPr>
-        <w:pStyle w:val="Caption"/>
-      </w:pPr>
-      <w:r>
-        <w:t>2026 年 10 月 6 至 7 日歷史實機參考。畫面用於辨認位置，不代替你自己的操作與驗收。</w:t>
-      </w:r>
-    </w:p>
-    <w:p>
-      <w:r>
-        <w:br w:type="page"/>
-      </w:r>
-    </w:p>
-    <w:p>
-      <w:pPr>
-        <w:pStyle w:val="Heading1"/>
-      </w:pPr>
-      <w:r>
-        <w:t>附錄 D 檔案清單</w:t>
-      </w:r>
-    </w:p>
-    <w:tbl>
-      <w:tblPr>
-        <w:tblW w:type="auto" w:w="0"/>
-        <w:tblLayout w:type="fixed"/>
-        <w:tblLook w:firstColumn="1" w:firstRow="1" w:lastColumn="0" w:lastRow="0" w:noHBand="0" w:noVBand="1" w:val="04A0"/>
-      </w:tblPr>
-      <w:tblGrid>
-        <w:gridCol w:w="4819"/>
-        <w:gridCol w:w="4932"/>
-      </w:tblGrid>
-      <w:tr>
-        <w:trPr>
-          <w:tblHeader/>
-        </w:trPr>
-        <w:tc>
-          <w:tcPr>
-            <w:tcW w:type="dxa" w:w="4819"/>
-            <w:tcBorders>
-              <w:top w:val="single" w:sz="4" w:color="D9D9D9"/>
-              <w:left w:val="single" w:sz="4" w:color="D9D9D9"/>
-              <w:bottom w:val="single" w:sz="4" w:color="D9D9D9"/>
-              <w:right w:val="single" w:sz="4" w:color="D9D9D9"/>
-            </w:tcBorders>
-            <w:tcMar>
-              <w:top w:w="60" w:type="dxa"/>
-              <w:left w:w="60" w:type="dxa"/>
-              <w:bottom w:w="60" w:type="dxa"/>
-              <w:right w:w="60" w:type="dxa"/>
-            </w:tcMar>
-            <w:shd w:fill="E6EDF3"/>
-          </w:tcPr>
-          <w:p>
-            <w:pPr>
-              <w:spacing w:line="252" w:lineRule="auto" w:after="20"/>
-            </w:pPr>
-            <w:r>
-              <w:rPr>
-                <w:b/>
-                <w:sz w:val="19"/>
-              </w:rPr>
-              <w:t>路徑</w:t>
-            </w:r>
-          </w:p>
-        </w:tc>
-        <w:tc>
-          <w:tcPr>
-            <w:tcW w:type="dxa" w:w="4932"/>
-            <w:tcBorders>
-              <w:top w:val="single" w:sz="4" w:color="D9D9D9"/>
-              <w:left w:val="single" w:sz="4" w:color="D9D9D9"/>
-              <w:bottom w:val="single" w:sz="4" w:color="D9D9D9"/>
-              <w:right w:val="single" w:sz="4" w:color="D9D9D9"/>
-            </w:tcBorders>
-            <w:tcMar>
-              <w:top w:w="60" w:type="dxa"/>
-              <w:left w:w="60" w:type="dxa"/>
-              <w:bottom w:w="60" w:type="dxa"/>
-              <w:right w:w="60" w:type="dxa"/>
-            </w:tcMar>
-            <w:shd w:fill="E6EDF3"/>
-          </w:tcPr>
-          <w:p>
-            <w:pPr>
-              <w:spacing w:line="252" w:lineRule="auto" w:after="20"/>
-            </w:pPr>
-            <w:r>
-              <w:rPr>
-                <w:b/>
-                <w:sz w:val="19"/>
-              </w:rPr>
-              <w:t>用途</w:t>
-            </w:r>
-          </w:p>
-        </w:tc>
-      </w:tr>
-      <w:tr>
-        <w:tc>
-          <w:tcPr>
-            <w:tcW w:type="dxa" w:w="4819"/>
-            <w:tcBorders>
-              <w:top w:val="single" w:sz="4" w:color="D9D9D9"/>
-              <w:left w:val="single" w:sz="4" w:color="D9D9D9"/>
-              <w:bottom w:val="single" w:sz="4" w:color="D9D9D9"/>
-              <w:right w:val="single" w:sz="4" w:color="D9D9D9"/>
-            </w:tcBorders>
-            <w:tcMar>
-              <w:top w:w="60" w:type="dxa"/>
-              <w:left w:w="60" w:type="dxa"/>
-              <w:bottom w:w="60" w:type="dxa"/>
-              <w:right w:w="60" w:type="dxa"/>
-            </w:tcMar>
-          </w:tcPr>
-          <w:p>
-            <w:pPr>
-              <w:spacing w:line="252" w:lineRule="auto" w:after="20"/>
-            </w:pPr>
-            <w:r>
-              <w:rPr>
-                <w:b w:val="0"/>
-                <w:sz w:val="19"/>
-              </w:rPr>
-              <w:t>操作手冊.html</w:t>
-            </w:r>
-          </w:p>
-        </w:tc>
-        <w:tc>
-          <w:tcPr>
-            <w:tcW w:type="dxa" w:w="4932"/>
-            <w:tcBorders>
-              <w:top w:val="single" w:sz="4" w:color="D9D9D9"/>
-              <w:left w:val="single" w:sz="4" w:color="D9D9D9"/>
-              <w:bottom w:val="single" w:sz="4" w:color="D9D9D9"/>
-              <w:right w:val="single" w:sz="4" w:color="D9D9D9"/>
-            </w:tcBorders>
-            <w:tcMar>
-              <w:top w:w="60" w:type="dxa"/>
-              <w:left w:w="60" w:type="dxa"/>
-              <w:bottom w:w="60" w:type="dxa"/>
-              <w:right w:w="60" w:type="dxa"/>
-            </w:tcMar>
-          </w:tcPr>
-          <w:p>
-            <w:pPr>
-              <w:spacing w:line="252" w:lineRule="auto" w:after="20"/>
-            </w:pPr>
-            <w:r>
-              <w:rPr>
-                <w:b w:val="0"/>
-                <w:sz w:val="19"/>
-              </w:rPr>
-              <w:t>完整 HTML 技術參考；PDF 隨整份 GitHub ZIP 提供，位於 docs/AI秘書完整操作圖解.pdf（從 setup 內讀取則用 ../docs/）</w:t>
-            </w:r>
-          </w:p>
-        </w:tc>
-      </w:tr>
-      <w:tr>
-        <w:tc>
-          <w:tcPr>
-            <w:tcW w:type="dxa" w:w="4819"/>
-            <w:tcBorders>
-              <w:top w:val="single" w:sz="4" w:color="D9D9D9"/>
-              <w:left w:val="single" w:sz="4" w:color="D9D9D9"/>
-              <w:bottom w:val="single" w:sz="4" w:color="D9D9D9"/>
-              <w:right w:val="single" w:sz="4" w:color="D9D9D9"/>
-            </w:tcBorders>
-            <w:tcMar>
-              <w:top w:w="60" w:type="dxa"/>
-              <w:left w:w="60" w:type="dxa"/>
-              <w:bottom w:w="60" w:type="dxa"/>
-              <w:right w:w="60" w:type="dxa"/>
-            </w:tcMar>
-          </w:tcPr>
-          <w:p>
-            <w:pPr>
-              <w:spacing w:line="252" w:lineRule="auto" w:after="20"/>
-            </w:pPr>
-            <w:r>
-              <w:rPr>
-                <w:b w:val="0"/>
-                <w:sz w:val="19"/>
-              </w:rPr>
-              <w:t>開始這裡.txt</w:t>
-            </w:r>
-          </w:p>
-        </w:tc>
-        <w:tc>
-          <w:tcPr>
-            <w:tcW w:type="dxa" w:w="4932"/>
-            <w:tcBorders>
-              <w:top w:val="single" w:sz="4" w:color="D9D9D9"/>
-              <w:left w:val="single" w:sz="4" w:color="D9D9D9"/>
-              <w:bottom w:val="single" w:sz="4" w:color="D9D9D9"/>
-              <w:right w:val="single" w:sz="4" w:color="D9D9D9"/>
-            </w:tcBorders>
-            <w:tcMar>
-              <w:top w:w="60" w:type="dxa"/>
-              <w:left w:w="60" w:type="dxa"/>
-              <w:bottom w:w="60" w:type="dxa"/>
-              <w:right w:w="60" w:type="dxa"/>
-            </w:tcMar>
-          </w:tcPr>
-          <w:p>
-            <w:pPr>
-              <w:spacing w:line="252" w:lineRule="auto" w:after="20"/>
-            </w:pPr>
-            <w:r>
-              <w:rPr>
-                <w:b w:val="0"/>
-                <w:sz w:val="19"/>
-              </w:rPr>
-              <w:t>使用者貼給 agent 的入口文字</w:t>
-            </w:r>
-          </w:p>
-        </w:tc>
-      </w:tr>
-      <w:tr>
-        <w:tc>
-          <w:tcPr>
-            <w:tcW w:type="dxa" w:w="4819"/>
-            <w:tcBorders>
-              <w:top w:val="single" w:sz="4" w:color="D9D9D9"/>
-              <w:left w:val="single" w:sz="4" w:color="D9D9D9"/>
-              <w:bottom w:val="single" w:sz="4" w:color="D9D9D9"/>
-              <w:right w:val="single" w:sz="4" w:color="D9D9D9"/>
-            </w:tcBorders>
-            <w:tcMar>
-              <w:top w:w="60" w:type="dxa"/>
-              <w:left w:w="60" w:type="dxa"/>
-              <w:bottom w:w="60" w:type="dxa"/>
-              <w:right w:w="60" w:type="dxa"/>
-            </w:tcMar>
-          </w:tcPr>
-          <w:p>
-            <w:pPr>
-              <w:spacing w:line="252" w:lineRule="auto" w:after="20"/>
-            </w:pPr>
-            <w:r>
-              <w:rPr>
-                <w:b w:val="0"/>
-                <w:sz w:val="19"/>
-              </w:rPr>
-              <w:t>給Agent的交接指示.txt</w:t>
-            </w:r>
-          </w:p>
-        </w:tc>
-        <w:tc>
-          <w:tcPr>
-            <w:tcW w:type="dxa" w:w="4932"/>
-            <w:tcBorders>
-              <w:top w:val="single" w:sz="4" w:color="D9D9D9"/>
-              <w:left w:val="single" w:sz="4" w:color="D9D9D9"/>
-              <w:bottom w:val="single" w:sz="4" w:color="D9D9D9"/>
-              <w:right w:val="single" w:sz="4" w:color="D9D9D9"/>
-            </w:tcBorders>
-            <w:tcMar>
-              <w:top w:w="60" w:type="dxa"/>
-              <w:left w:w="60" w:type="dxa"/>
-              <w:bottom w:w="60" w:type="dxa"/>
-              <w:right w:w="60" w:type="dxa"/>
-            </w:tcMar>
-          </w:tcPr>
-          <w:p>
-            <w:pPr>
-              <w:spacing w:line="252" w:lineRule="auto" w:after="20"/>
-            </w:pPr>
-            <w:r>
-              <w:rPr>
-                <w:b w:val="0"/>
-                <w:sz w:val="19"/>
-              </w:rPr>
-              <w:t>Agent 先讀的分工與階段順序</w:t>
-            </w:r>
-          </w:p>
-        </w:tc>
-      </w:tr>
-      <w:tr>
-        <w:tc>
-          <w:tcPr>
-            <w:tcW w:type="dxa" w:w="4819"/>
-            <w:tcBorders>
-              <w:top w:val="single" w:sz="4" w:color="D9D9D9"/>
-              <w:left w:val="single" w:sz="4" w:color="D9D9D9"/>
-              <w:bottom w:val="single" w:sz="4" w:color="D9D9D9"/>
-              <w:right w:val="single" w:sz="4" w:color="D9D9D9"/>
-            </w:tcBorders>
-            <w:tcMar>
-              <w:top w:w="60" w:type="dxa"/>
-              <w:left w:w="60" w:type="dxa"/>
-              <w:bottom w:w="60" w:type="dxa"/>
-              <w:right w:w="60" w:type="dxa"/>
-            </w:tcMar>
-          </w:tcPr>
-          <w:p>
-            <w:pPr>
-              <w:spacing w:line="252" w:lineRule="auto" w:after="20"/>
-            </w:pPr>
-            <w:r>
-              <w:rPr>
-                <w:b w:val="0"/>
-                <w:sz w:val="19"/>
-              </w:rPr>
-              <w:t>助手交接指示.txt</w:t>
-            </w:r>
-          </w:p>
-        </w:tc>
-        <w:tc>
-          <w:tcPr>
-            <w:tcW w:type="dxa" w:w="4932"/>
-            <w:tcBorders>
-              <w:top w:val="single" w:sz="4" w:color="D9D9D9"/>
-              <w:left w:val="single" w:sz="4" w:color="D9D9D9"/>
-              <w:bottom w:val="single" w:sz="4" w:color="D9D9D9"/>
-              <w:right w:val="single" w:sz="4" w:color="D9D9D9"/>
-            </w:tcBorders>
-            <w:tcMar>
-              <w:top w:w="60" w:type="dxa"/>
-              <w:left w:w="60" w:type="dxa"/>
-              <w:bottom w:w="60" w:type="dxa"/>
-              <w:right w:w="60" w:type="dxa"/>
-            </w:tcMar>
-          </w:tcPr>
-          <w:p>
-            <w:pPr>
-              <w:spacing w:line="252" w:lineRule="auto" w:after="20"/>
-            </w:pPr>
-            <w:r>
-              <w:rPr>
-                <w:b w:val="0"/>
-                <w:sz w:val="19"/>
-              </w:rPr>
-              <w:t>由 agent 讀取的界線、前置核對與指令順序</w:t>
-            </w:r>
-          </w:p>
-        </w:tc>
-      </w:tr>
-      <w:tr>
-        <w:tc>
-          <w:tcPr>
-            <w:tcW w:type="dxa" w:w="4819"/>
-            <w:tcBorders>
-              <w:top w:val="single" w:sz="4" w:color="D9D9D9"/>
-              <w:left w:val="single" w:sz="4" w:color="D9D9D9"/>
-              <w:bottom w:val="single" w:sz="4" w:color="D9D9D9"/>
-              <w:right w:val="single" w:sz="4" w:color="D9D9D9"/>
-            </w:tcBorders>
-            <w:tcMar>
-              <w:top w:w="60" w:type="dxa"/>
-              <w:left w:w="60" w:type="dxa"/>
-              <w:bottom w:w="60" w:type="dxa"/>
-              <w:right w:w="60" w:type="dxa"/>
-            </w:tcMar>
-          </w:tcPr>
-          <w:p>
-            <w:pPr>
-              <w:spacing w:line="252" w:lineRule="auto" w:after="20"/>
-            </w:pPr>
-            <w:r>
-              <w:rPr>
-                <w:b w:val="0"/>
-                <w:sz w:val="19"/>
-              </w:rPr>
-              <w:t>專案指示.txt</w:t>
-            </w:r>
-          </w:p>
-        </w:tc>
-        <w:tc>
-          <w:tcPr>
-            <w:tcW w:type="dxa" w:w="4932"/>
-            <w:tcBorders>
-              <w:top w:val="single" w:sz="4" w:color="D9D9D9"/>
-              <w:left w:val="single" w:sz="4" w:color="D9D9D9"/>
-              <w:bottom w:val="single" w:sz="4" w:color="D9D9D9"/>
-              <w:right w:val="single" w:sz="4" w:color="D9D9D9"/>
-            </w:tcBorders>
-            <w:tcMar>
-              <w:top w:w="60" w:type="dxa"/>
-              <w:left w:w="60" w:type="dxa"/>
-              <w:bottom w:w="60" w:type="dxa"/>
-              <w:right w:w="60" w:type="dxa"/>
-            </w:tcMar>
-          </w:tcPr>
-          <w:p>
-            <w:pPr>
-              <w:spacing w:line="252" w:lineRule="auto" w:after="20"/>
-            </w:pPr>
-            <w:r>
-              <w:rPr>
-                <w:b w:val="0"/>
-                <w:sz w:val="19"/>
-              </w:rPr>
-              <w:t>貼進 ChatGPT「AI 秘書」專案的指示範本</w:t>
-            </w:r>
-          </w:p>
-        </w:tc>
-      </w:tr>
-      <w:tr>
-        <w:tc>
-          <w:tcPr>
-            <w:tcW w:type="dxa" w:w="4819"/>
-            <w:tcBorders>
-              <w:top w:val="single" w:sz="4" w:color="D9D9D9"/>
-              <w:left w:val="single" w:sz="4" w:color="D9D9D9"/>
-              <w:bottom w:val="single" w:sz="4" w:color="D9D9D9"/>
-              <w:right w:val="single" w:sz="4" w:color="D9D9D9"/>
-            </w:tcBorders>
-            <w:tcMar>
-              <w:top w:w="60" w:type="dxa"/>
-              <w:left w:w="60" w:type="dxa"/>
-              <w:bottom w:w="60" w:type="dxa"/>
-              <w:right w:w="60" w:type="dxa"/>
-            </w:tcMar>
-          </w:tcPr>
-          <w:p>
-            <w:pPr>
-              <w:spacing w:line="252" w:lineRule="auto" w:after="20"/>
-            </w:pPr>
-            <w:r>
-              <w:rPr>
-                <w:b w:val="0"/>
-                <w:sz w:val="19"/>
-              </w:rPr>
-              <w:t>設定.example.json</w:t>
-            </w:r>
-          </w:p>
-        </w:tc>
-        <w:tc>
-          <w:tcPr>
-            <w:tcW w:type="dxa" w:w="4932"/>
-            <w:tcBorders>
-              <w:top w:val="single" w:sz="4" w:color="D9D9D9"/>
-              <w:left w:val="single" w:sz="4" w:color="D9D9D9"/>
-              <w:bottom w:val="single" w:sz="4" w:color="D9D9D9"/>
-              <w:right w:val="single" w:sz="4" w:color="D9D9D9"/>
-            </w:tcBorders>
-            <w:tcMar>
-              <w:top w:w="60" w:type="dxa"/>
-              <w:left w:w="60" w:type="dxa"/>
-              <w:bottom w:w="60" w:type="dxa"/>
-              <w:right w:w="60" w:type="dxa"/>
-            </w:tcMar>
-          </w:tcPr>
-          <w:p>
-            <w:pPr>
-              <w:spacing w:line="252" w:lineRule="auto" w:after="20"/>
-            </w:pPr>
-            <w:r>
-              <w:rPr>
-                <w:b w:val="0"/>
-                <w:sz w:val="19"/>
-              </w:rPr>
-              <w:t>設定資料表範本（複製成 設定.json）</w:t>
-            </w:r>
-          </w:p>
-        </w:tc>
-      </w:tr>
-      <w:tr>
-        <w:tc>
-          <w:tcPr>
-            <w:tcW w:type="dxa" w:w="4819"/>
-            <w:tcBorders>
-              <w:top w:val="single" w:sz="4" w:color="D9D9D9"/>
-              <w:left w:val="single" w:sz="4" w:color="D9D9D9"/>
-              <w:bottom w:val="single" w:sz="4" w:color="D9D9D9"/>
-              <w:right w:val="single" w:sz="4" w:color="D9D9D9"/>
-            </w:tcBorders>
-            <w:tcMar>
-              <w:top w:w="60" w:type="dxa"/>
-              <w:left w:w="60" w:type="dxa"/>
-              <w:bottom w:w="60" w:type="dxa"/>
-              <w:right w:w="60" w:type="dxa"/>
-            </w:tcMar>
-          </w:tcPr>
-          <w:p>
-            <w:pPr>
-              <w:spacing w:line="252" w:lineRule="auto" w:after="20"/>
-            </w:pPr>
-            <w:r>
-              <w:rPr>
-                <w:b w:val="0"/>
-                <w:sz w:val="19"/>
-              </w:rPr>
-              <w:t>app-template\</w:t>
-            </w:r>
-          </w:p>
-        </w:tc>
-        <w:tc>
-          <w:tcPr>
-            <w:tcW w:type="dxa" w:w="4932"/>
-            <w:tcBorders>
-              <w:top w:val="single" w:sz="4" w:color="D9D9D9"/>
-              <w:left w:val="single" w:sz="4" w:color="D9D9D9"/>
-              <w:bottom w:val="single" w:sz="4" w:color="D9D9D9"/>
-              <w:right w:val="single" w:sz="4" w:color="D9D9D9"/>
-            </w:tcBorders>
-            <w:tcMar>
-              <w:top w:w="60" w:type="dxa"/>
-              <w:left w:w="60" w:type="dxa"/>
-              <w:bottom w:w="60" w:type="dxa"/>
-              <w:right w:w="60" w:type="dxa"/>
-            </w:tcMar>
-          </w:tcPr>
-          <w:p>
-            <w:pPr>
-              <w:spacing w:line="252" w:lineRule="auto" w:after="20"/>
-            </w:pPr>
-            <w:r>
-              <w:rPr>
-                <w:b w:val="0"/>
-                <w:sz w:val="19"/>
-              </w:rPr>
-              <w:t>Worker 程式安全複本；owner-config.mjs 是未設定的佔位檔，未設定時服務拒絕寄信與私人路由</w:t>
-            </w:r>
-          </w:p>
-        </w:tc>
-      </w:tr>
-      <w:tr>
-        <w:tc>
-          <w:tcPr>
-            <w:tcW w:type="dxa" w:w="4819"/>
-            <w:tcBorders>
-              <w:top w:val="single" w:sz="4" w:color="D9D9D9"/>
-              <w:left w:val="single" w:sz="4" w:color="D9D9D9"/>
-              <w:bottom w:val="single" w:sz="4" w:color="D9D9D9"/>
-              <w:right w:val="single" w:sz="4" w:color="D9D9D9"/>
-            </w:tcBorders>
-            <w:tcMar>
-              <w:top w:w="60" w:type="dxa"/>
-              <w:left w:w="60" w:type="dxa"/>
-              <w:bottom w:w="60" w:type="dxa"/>
-              <w:right w:w="60" w:type="dxa"/>
-            </w:tcMar>
-          </w:tcPr>
-          <w:p>
-            <w:pPr>
-              <w:spacing w:line="252" w:lineRule="auto" w:after="20"/>
-            </w:pPr>
-            <w:r>
-              <w:rPr>
-                <w:b w:val="0"/>
-                <w:sz w:val="19"/>
-              </w:rPr>
-              <w:t>schema\</w:t>
-            </w:r>
-          </w:p>
-        </w:tc>
-        <w:tc>
-          <w:tcPr>
-            <w:tcW w:type="dxa" w:w="4932"/>
-            <w:tcBorders>
-              <w:top w:val="single" w:sz="4" w:color="D9D9D9"/>
-              <w:left w:val="single" w:sz="4" w:color="D9D9D9"/>
-              <w:bottom w:val="single" w:sz="4" w:color="D9D9D9"/>
-              <w:right w:val="single" w:sz="4" w:color="D9D9D9"/>
-            </w:tcBorders>
-            <w:tcMar>
-              <w:top w:w="60" w:type="dxa"/>
-              <w:left w:w="60" w:type="dxa"/>
-              <w:bottom w:w="60" w:type="dxa"/>
-              <w:right w:w="60" w:type="dxa"/>
-            </w:tcMar>
-          </w:tcPr>
-          <w:p>
-            <w:pPr>
-              <w:spacing w:line="252" w:lineRule="auto" w:after="20"/>
-            </w:pPr>
-            <w:r>
-              <w:rPr>
-                <w:b w:val="0"/>
-                <w:sz w:val="19"/>
-              </w:rPr>
-              <w:t>三份空白表格結構</w:t>
-            </w:r>
-          </w:p>
-        </w:tc>
-      </w:tr>
-      <w:tr>
-        <w:tc>
-          <w:tcPr>
-            <w:tcW w:type="dxa" w:w="4819"/>
-            <w:tcBorders>
-              <w:top w:val="single" w:sz="4" w:color="D9D9D9"/>
-              <w:left w:val="single" w:sz="4" w:color="D9D9D9"/>
-              <w:bottom w:val="single" w:sz="4" w:color="D9D9D9"/>
-              <w:right w:val="single" w:sz="4" w:color="D9D9D9"/>
-            </w:tcBorders>
-            <w:tcMar>
-              <w:top w:w="60" w:type="dxa"/>
-              <w:left w:w="60" w:type="dxa"/>
-              <w:bottom w:w="60" w:type="dxa"/>
-              <w:right w:w="60" w:type="dxa"/>
-            </w:tcMar>
-          </w:tcPr>
-          <w:p>
-            <w:pPr>
-              <w:spacing w:line="252" w:lineRule="auto" w:after="20"/>
-            </w:pPr>
-            <w:r>
-              <w:rPr>
-                <w:b w:val="0"/>
-                <w:sz w:val="19"/>
-              </w:rPr>
-              <w:t>tools\prepare.mjs</w:t>
-            </w:r>
-          </w:p>
-        </w:tc>
-        <w:tc>
-          <w:tcPr>
-            <w:tcW w:type="dxa" w:w="4932"/>
-            <w:tcBorders>
-              <w:top w:val="single" w:sz="4" w:color="D9D9D9"/>
-              <w:left w:val="single" w:sz="4" w:color="D9D9D9"/>
-              <w:bottom w:val="single" w:sz="4" w:color="D9D9D9"/>
-              <w:right w:val="single" w:sz="4" w:color="D9D9D9"/>
-            </w:tcBorders>
-            <w:tcMar>
-              <w:top w:w="60" w:type="dxa"/>
-              <w:left w:w="60" w:type="dxa"/>
-              <w:bottom w:w="60" w:type="dxa"/>
-              <w:right w:w="60" w:type="dxa"/>
-            </w:tcMar>
-          </w:tcPr>
-          <w:p>
-            <w:pPr>
-              <w:spacing w:line="252" w:lineRule="auto" w:after="20"/>
-            </w:pPr>
-            <w:r>
-              <w:rPr>
-                <w:b w:val="0"/>
-                <w:sz w:val="19"/>
-              </w:rPr>
-              <w:t>只產生工作副本與設定；不部署、不連網、不碰秘密</w:t>
-            </w:r>
-          </w:p>
-        </w:tc>
-      </w:tr>
-      <w:tr>
-        <w:tc>
-          <w:tcPr>
-            <w:tcW w:type="dxa" w:w="4819"/>
-            <w:tcBorders>
-              <w:top w:val="single" w:sz="4" w:color="D9D9D9"/>
-              <w:left w:val="single" w:sz="4" w:color="D9D9D9"/>
-              <w:bottom w:val="single" w:sz="4" w:color="D9D9D9"/>
-              <w:right w:val="single" w:sz="4" w:color="D9D9D9"/>
-            </w:tcBorders>
-            <w:tcMar>
-              <w:top w:w="60" w:type="dxa"/>
-              <w:left w:w="60" w:type="dxa"/>
-              <w:bottom w:w="60" w:type="dxa"/>
-              <w:right w:w="60" w:type="dxa"/>
-            </w:tcMar>
-          </w:tcPr>
-          <w:p>
-            <w:pPr>
-              <w:spacing w:line="252" w:lineRule="auto" w:after="20"/>
-            </w:pPr>
-            <w:r>
-              <w:rPr>
-                <w:b w:val="0"/>
-                <w:sz w:val="19"/>
-              </w:rPr>
-              <w:t>tools\deploy.mjs</w:t>
-              <w:br/>
-              <w:t>d1-init.mjs</w:t>
-            </w:r>
-          </w:p>
-        </w:tc>
-        <w:tc>
-          <w:tcPr>
-            <w:tcW w:type="dxa" w:w="4932"/>
-            <w:tcBorders>
-              <w:top w:val="single" w:sz="4" w:color="D9D9D9"/>
-              <w:left w:val="single" w:sz="4" w:color="D9D9D9"/>
-              <w:bottom w:val="single" w:sz="4" w:color="D9D9D9"/>
-              <w:right w:val="single" w:sz="4" w:color="D9D9D9"/>
-            </w:tcBorders>
-            <w:tcMar>
-              <w:top w:w="60" w:type="dxa"/>
-              <w:left w:w="60" w:type="dxa"/>
-              <w:bottom w:w="60" w:type="dxa"/>
-              <w:right w:w="60" w:type="dxa"/>
-            </w:tcMar>
-          </w:tcPr>
-          <w:p>
-            <w:pPr>
-              <w:spacing w:line="252" w:lineRule="auto" w:after="20"/>
-            </w:pPr>
-            <w:r>
-              <w:rPr>
-                <w:b w:val="0"/>
-                <w:sz w:val="19"/>
-              </w:rPr>
-              <w:t>部署、建立空白表格（都有 --check）</w:t>
-            </w:r>
-          </w:p>
-        </w:tc>
-      </w:tr>
-      <w:tr>
-        <w:tc>
-          <w:tcPr>
-            <w:tcW w:type="dxa" w:w="4819"/>
-            <w:tcBorders>
-              <w:top w:val="single" w:sz="4" w:color="D9D9D9"/>
-              <w:left w:val="single" w:sz="4" w:color="D9D9D9"/>
-              <w:bottom w:val="single" w:sz="4" w:color="D9D9D9"/>
-              <w:right w:val="single" w:sz="4" w:color="D9D9D9"/>
-            </w:tcBorders>
-            <w:tcMar>
-              <w:top w:w="60" w:type="dxa"/>
-              <w:left w:w="60" w:type="dxa"/>
-              <w:bottom w:w="60" w:type="dxa"/>
-              <w:right w:w="60" w:type="dxa"/>
-            </w:tcMar>
-          </w:tcPr>
-          <w:p>
-            <w:pPr>
-              <w:spacing w:line="252" w:lineRule="auto" w:after="20"/>
-            </w:pPr>
-            <w:r>
-              <w:rPr>
-                <w:b w:val="0"/>
-                <w:sz w:val="19"/>
-              </w:rPr>
-              <w:t>tools\signing-secret.mjs</w:t>
-            </w:r>
-          </w:p>
-        </w:tc>
-        <w:tc>
-          <w:tcPr>
-            <w:tcW w:type="dxa" w:w="4932"/>
-            <w:tcBorders>
-              <w:top w:val="single" w:sz="4" w:color="D9D9D9"/>
-              <w:left w:val="single" w:sz="4" w:color="D9D9D9"/>
-              <w:bottom w:val="single" w:sz="4" w:color="D9D9D9"/>
-              <w:right w:val="single" w:sz="4" w:color="D9D9D9"/>
-            </w:tcBorders>
-            <w:tcMar>
-              <w:top w:w="60" w:type="dxa"/>
-              <w:left w:w="60" w:type="dxa"/>
-              <w:bottom w:w="60" w:type="dxa"/>
-              <w:right w:w="60" w:type="dxa"/>
-            </w:tcMar>
-          </w:tcPr>
-          <w:p>
-            <w:pPr>
-              <w:spacing w:line="252" w:lineRule="auto" w:after="20"/>
-            </w:pPr>
-            <w:r>
-              <w:rPr>
-                <w:b w:val="0"/>
-                <w:sz w:val="19"/>
-              </w:rPr>
-              <w:t>產生並安裝 SIGNING_SECRET</w:t>
-            </w:r>
-          </w:p>
-        </w:tc>
-      </w:tr>
-      <w:tr>
-        <w:tc>
-          <w:tcPr>
-            <w:tcW w:type="dxa" w:w="4819"/>
-            <w:tcBorders>
-              <w:top w:val="single" w:sz="4" w:color="D9D9D9"/>
-              <w:left w:val="single" w:sz="4" w:color="D9D9D9"/>
-              <w:bottom w:val="single" w:sz="4" w:color="D9D9D9"/>
-              <w:right w:val="single" w:sz="4" w:color="D9D9D9"/>
-            </w:tcBorders>
-            <w:tcMar>
-              <w:top w:w="60" w:type="dxa"/>
-              <w:left w:w="60" w:type="dxa"/>
-              <w:bottom w:w="60" w:type="dxa"/>
-              <w:right w:w="60" w:type="dxa"/>
-            </w:tcMar>
-          </w:tcPr>
-          <w:p>
-            <w:pPr>
-              <w:spacing w:line="252" w:lineRule="auto" w:after="20"/>
-            </w:pPr>
-            <w:r>
-              <w:rPr>
-                <w:b w:val="0"/>
-                <w:sz w:val="19"/>
-              </w:rPr>
-              <w:t>tools\import-google-client.mjs</w:t>
-              <w:br/>
-              <w:t>authorize.mjs</w:t>
-              <w:br/>
-              <w:t>install-secrets.mjs</w:t>
-            </w:r>
-          </w:p>
-        </w:tc>
-        <w:tc>
-          <w:tcPr>
-            <w:tcW w:type="dxa" w:w="4932"/>
-            <w:tcBorders>
-              <w:top w:val="single" w:sz="4" w:color="D9D9D9"/>
-              <w:left w:val="single" w:sz="4" w:color="D9D9D9"/>
-              <w:bottom w:val="single" w:sz="4" w:color="D9D9D9"/>
-              <w:right w:val="single" w:sz="4" w:color="D9D9D9"/>
-            </w:tcBorders>
-            <w:tcMar>
-              <w:top w:w="60" w:type="dxa"/>
-              <w:left w:w="60" w:type="dxa"/>
-              <w:bottom w:w="60" w:type="dxa"/>
-              <w:right w:w="60" w:type="dxa"/>
-            </w:tcMar>
-          </w:tcPr>
-          <w:p>
-            <w:pPr>
-              <w:spacing w:line="252" w:lineRule="auto" w:after="20"/>
-            </w:pPr>
-            <w:r>
-              <w:rPr>
-                <w:b w:val="0"/>
-                <w:sz w:val="19"/>
-              </w:rPr>
-              <w:t>Google 用戶端匯入、授權、秘密安裝</w:t>
-            </w:r>
-          </w:p>
-        </w:tc>
-      </w:tr>
-      <w:tr>
-        <w:tc>
-          <w:tcPr>
-            <w:tcW w:type="dxa" w:w="4819"/>
-            <w:tcBorders>
-              <w:top w:val="single" w:sz="4" w:color="D9D9D9"/>
-              <w:left w:val="single" w:sz="4" w:color="D9D9D9"/>
-              <w:bottom w:val="single" w:sz="4" w:color="D9D9D9"/>
-              <w:right w:val="single" w:sz="4" w:color="D9D9D9"/>
-            </w:tcBorders>
-            <w:tcMar>
-              <w:top w:w="60" w:type="dxa"/>
-              <w:left w:w="60" w:type="dxa"/>
-              <w:bottom w:w="60" w:type="dxa"/>
-              <w:right w:w="60" w:type="dxa"/>
-            </w:tcMar>
-          </w:tcPr>
-          <w:p>
-            <w:pPr>
-              <w:spacing w:line="252" w:lineRule="auto" w:after="20"/>
-            </w:pPr>
-            <w:r>
-              <w:rPr>
-                <w:b w:val="0"/>
-                <w:sz w:val="19"/>
-              </w:rPr>
-              <w:t>tools\admin.mjs</w:t>
-            </w:r>
-          </w:p>
-        </w:tc>
-        <w:tc>
-          <w:tcPr>
-            <w:tcW w:type="dxa" w:w="4932"/>
-            <w:tcBorders>
-              <w:top w:val="single" w:sz="4" w:color="D9D9D9"/>
-              <w:left w:val="single" w:sz="4" w:color="D9D9D9"/>
-              <w:bottom w:val="single" w:sz="4" w:color="D9D9D9"/>
-              <w:right w:val="single" w:sz="4" w:color="D9D9D9"/>
-            </w:tcBorders>
-            <w:tcMar>
-              <w:top w:w="60" w:type="dxa"/>
-              <w:left w:w="60" w:type="dxa"/>
-              <w:bottom w:w="60" w:type="dxa"/>
-              <w:right w:w="60" w:type="dxa"/>
-            </w:tcMar>
-          </w:tcPr>
-          <w:p>
-            <w:pPr>
-              <w:spacing w:line="252" w:lineRule="auto" w:after="20"/>
-            </w:pPr>
-            <w:r>
-              <w:rPr>
-                <w:b w:val="0"/>
-                <w:sz w:val="19"/>
-              </w:rPr>
-              <w:t>approve、status、preview、send-validation、ready-check、cancel-demo，以及備用的 create-demo</w:t>
-            </w:r>
-          </w:p>
-        </w:tc>
-      </w:tr>
-      <w:tr>
-        <w:tc>
-          <w:tcPr>
-            <w:tcW w:type="dxa" w:w="4819"/>
-            <w:tcBorders>
-              <w:top w:val="single" w:sz="4" w:color="D9D9D9"/>
-              <w:left w:val="single" w:sz="4" w:color="D9D9D9"/>
-              <w:bottom w:val="single" w:sz="4" w:color="D9D9D9"/>
-              <w:right w:val="single" w:sz="4" w:color="D9D9D9"/>
-            </w:tcBorders>
-            <w:tcMar>
-              <w:top w:w="60" w:type="dxa"/>
-              <w:left w:w="60" w:type="dxa"/>
-              <w:bottom w:w="60" w:type="dxa"/>
-              <w:right w:w="60" w:type="dxa"/>
-            </w:tcMar>
-          </w:tcPr>
-          <w:p>
-            <w:pPr>
-              <w:spacing w:line="252" w:lineRule="auto" w:after="20"/>
-            </w:pPr>
-            <w:r>
-              <w:rPr>
-                <w:b w:val="0"/>
-                <w:sz w:val="19"/>
-              </w:rPr>
-              <w:t>tools\local-acceptance.mjs</w:t>
-            </w:r>
-          </w:p>
-        </w:tc>
-        <w:tc>
-          <w:tcPr>
-            <w:tcW w:type="dxa" w:w="4932"/>
-            <w:tcBorders>
-              <w:top w:val="single" w:sz="4" w:color="D9D9D9"/>
-              <w:left w:val="single" w:sz="4" w:color="D9D9D9"/>
-              <w:bottom w:val="single" w:sz="4" w:color="D9D9D9"/>
-              <w:right w:val="single" w:sz="4" w:color="D9D9D9"/>
-            </w:tcBorders>
-            <w:tcMar>
-              <w:top w:w="60" w:type="dxa"/>
-              <w:left w:w="60" w:type="dxa"/>
-              <w:bottom w:w="60" w:type="dxa"/>
-              <w:right w:w="60" w:type="dxa"/>
-            </w:tcMar>
-          </w:tcPr>
-          <w:p>
-            <w:pPr>
-              <w:spacing w:line="252" w:lineRule="auto" w:after="20"/>
-            </w:pPr>
-            <w:r>
-              <w:rPr>
-                <w:b w:val="0"/>
-                <w:sz w:val="19"/>
-              </w:rPr>
-              <w:t>本機專用驗收（離線）</w:t>
-            </w:r>
-          </w:p>
-        </w:tc>
-      </w:tr>
-      <w:tr>
-        <w:tc>
-          <w:tcPr>
-            <w:tcW w:type="dxa" w:w="4819"/>
-            <w:tcBorders>
-              <w:top w:val="single" w:sz="4" w:color="D9D9D9"/>
-              <w:left w:val="single" w:sz="4" w:color="D9D9D9"/>
-              <w:bottom w:val="single" w:sz="4" w:color="D9D9D9"/>
-              <w:right w:val="single" w:sz="4" w:color="D9D9D9"/>
-            </w:tcBorders>
-            <w:tcMar>
-              <w:top w:w="60" w:type="dxa"/>
-              <w:left w:w="60" w:type="dxa"/>
-              <w:bottom w:w="60" w:type="dxa"/>
-              <w:right w:w="60" w:type="dxa"/>
-            </w:tcMar>
-          </w:tcPr>
-          <w:p>
-            <w:pPr>
-              <w:spacing w:line="252" w:lineRule="auto" w:after="20"/>
-            </w:pPr>
-            <w:r>
-              <w:rPr>
-                <w:b w:val="0"/>
-                <w:sz w:val="19"/>
-              </w:rPr>
-              <w:t>tools\scan-kit.mjs</w:t>
-            </w:r>
-          </w:p>
-        </w:tc>
-        <w:tc>
-          <w:tcPr>
-            <w:tcW w:type="dxa" w:w="4932"/>
-            <w:tcBorders>
-              <w:top w:val="single" w:sz="4" w:color="D9D9D9"/>
-              <w:left w:val="single" w:sz="4" w:color="D9D9D9"/>
-              <w:bottom w:val="single" w:sz="4" w:color="D9D9D9"/>
-              <w:right w:val="single" w:sz="4" w:color="D9D9D9"/>
-            </w:tcBorders>
-            <w:tcMar>
-              <w:top w:w="60" w:type="dxa"/>
-              <w:left w:w="60" w:type="dxa"/>
-              <w:bottom w:w="60" w:type="dxa"/>
-              <w:right w:w="60" w:type="dxa"/>
-            </w:tcMar>
-          </w:tcPr>
-          <w:p>
-            <w:pPr>
-              <w:spacing w:line="252" w:lineRule="auto" w:after="20"/>
-            </w:pPr>
-            <w:r>
-              <w:rPr>
-                <w:b w:val="0"/>
-                <w:sz w:val="19"/>
-              </w:rPr>
-              <w:t>教材敏感資料掃描與 SHA-256 清單</w:t>
-            </w:r>
-          </w:p>
-        </w:tc>
-      </w:tr>
-      <w:tr>
-        <w:tc>
-          <w:tcPr>
-            <w:tcW w:type="dxa" w:w="4819"/>
-            <w:tcBorders>
-              <w:top w:val="single" w:sz="4" w:color="D9D9D9"/>
-              <w:left w:val="single" w:sz="4" w:color="D9D9D9"/>
-              <w:bottom w:val="single" w:sz="4" w:color="D9D9D9"/>
-              <w:right w:val="single" w:sz="4" w:color="D9D9D9"/>
-            </w:tcBorders>
-            <w:tcMar>
-              <w:top w:w="60" w:type="dxa"/>
-              <w:left w:w="60" w:type="dxa"/>
-              <w:bottom w:w="60" w:type="dxa"/>
-              <w:right w:w="60" w:type="dxa"/>
-            </w:tcMar>
-          </w:tcPr>
-          <w:p>
-            <w:pPr>
-              <w:spacing w:line="252" w:lineRule="auto" w:after="20"/>
-            </w:pPr>
-            <w:r>
-              <w:rPr>
-                <w:b w:val="0"/>
-                <w:sz w:val="19"/>
-              </w:rPr>
-              <w:t>tests\</w:t>
-            </w:r>
-          </w:p>
-        </w:tc>
-        <w:tc>
-          <w:tcPr>
-            <w:tcW w:type="dxa" w:w="4932"/>
-            <w:tcBorders>
-              <w:top w:val="single" w:sz="4" w:color="D9D9D9"/>
-              <w:left w:val="single" w:sz="4" w:color="D9D9D9"/>
-              <w:bottom w:val="single" w:sz="4" w:color="D9D9D9"/>
-              <w:right w:val="single" w:sz="4" w:color="D9D9D9"/>
-            </w:tcBorders>
-            <w:tcMar>
-              <w:top w:w="60" w:type="dxa"/>
-              <w:left w:w="60" w:type="dxa"/>
-              <w:bottom w:w="60" w:type="dxa"/>
-              <w:right w:w="60" w:type="dxa"/>
-            </w:tcMar>
-          </w:tcPr>
-          <w:p>
-            <w:pPr>
-              <w:spacing w:line="252" w:lineRule="auto" w:after="20"/>
-            </w:pPr>
-            <w:r>
-              <w:rPr>
-                <w:b w:val="0"/>
-                <w:sz w:val="19"/>
-              </w:rPr>
-              <w:t>離線測試（npm test）</w:t>
-            </w:r>
-          </w:p>
-        </w:tc>
-      </w:tr>
-      <w:tr>
-        <w:tc>
-          <w:tcPr>
-            <w:tcW w:type="dxa" w:w="4819"/>
-            <w:tcBorders>
-              <w:top w:val="single" w:sz="4" w:color="D9D9D9"/>
-              <w:left w:val="single" w:sz="4" w:color="D9D9D9"/>
-              <w:bottom w:val="single" w:sz="4" w:color="D9D9D9"/>
-              <w:right w:val="single" w:sz="4" w:color="D9D9D9"/>
-            </w:tcBorders>
-            <w:tcMar>
-              <w:top w:w="60" w:type="dxa"/>
-              <w:left w:w="60" w:type="dxa"/>
-              <w:bottom w:w="60" w:type="dxa"/>
-              <w:right w:w="60" w:type="dxa"/>
-            </w:tcMar>
-          </w:tcPr>
-          <w:p>
-            <w:pPr>
-              <w:spacing w:line="252" w:lineRule="auto" w:after="20"/>
-            </w:pPr>
-            <w:r>
-              <w:rPr>
-                <w:b w:val="0"/>
-                <w:sz w:val="19"/>
-              </w:rPr>
-              <w:t>reports\</w:t>
-            </w:r>
-          </w:p>
-        </w:tc>
-        <w:tc>
-          <w:tcPr>
-            <w:tcW w:type="dxa" w:w="4932"/>
-            <w:tcBorders>
-              <w:top w:val="single" w:sz="4" w:color="D9D9D9"/>
-              <w:left w:val="single" w:sz="4" w:color="D9D9D9"/>
-              <w:bottom w:val="single" w:sz="4" w:color="D9D9D9"/>
-              <w:right w:val="single" w:sz="4" w:color="D9D9D9"/>
-            </w:tcBorders>
-            <w:tcMar>
-              <w:top w:w="60" w:type="dxa"/>
-              <w:left w:w="60" w:type="dxa"/>
-              <w:bottom w:w="60" w:type="dxa"/>
-              <w:right w:w="60" w:type="dxa"/>
-            </w:tcMar>
-          </w:tcPr>
-          <w:p>
-            <w:pPr>
-              <w:spacing w:line="252" w:lineRule="auto" w:after="20"/>
-            </w:pPr>
-            <w:r>
-              <w:rPr>
-                <w:b w:val="0"/>
-                <w:sz w:val="19"/>
-              </w:rPr>
-              <w:t>離線驗證報告、完整性與秘鑰掃描報告、與原程式差異</w:t>
-            </w:r>
-          </w:p>
-        </w:tc>
-      </w:tr>
-    </w:tbl>
-    <w:p>
-      <w:r>
-        <w:t>執行後才會出現、不要分享的資料夾：設定.json、work\（產生的副本與 work\private\ 預覽、驗收紀錄）、.secrets\（Windows 加密憑證）、node_modules\。</w:t>
-      </w:r>
-    </w:p>
-    <w:p>
-      <w:r>
-        <w:br w:type="page"/>
-      </w:r>
-    </w:p>
-    <w:p>
-      <w:pPr>
-        <w:pStyle w:val="Heading1"/>
-      </w:pPr>
-      <w:r>
-        <w:t>附錄 E 指令總表</w:t>
-      </w:r>
-    </w:p>
-    <w:p>
-      <w:r>
-        <w:t>方括號代表選填；直線代表擇一。這是語法索引，執行時以對應步驟為準。</w:t>
-      </w:r>
-    </w:p>
-    <w:p>
-      <w:pPr>
-        <w:keepNext/>
-        <w:spacing w:after="20"/>
+        <w:spacing w:before="140"/>
       </w:pPr>
       <w:r>
         <w:rPr>
-          <w:sz w:val="21"/>
+          <w:color w:val="526966"/>
+          <w:sz w:val="22"/>
         </w:rPr>
-        <w:t>離線測試；對外：否</w:t>
-      </w:r>
-    </w:p>
-    <w:p>
-      <w:pPr>
-        <w:pStyle w:val="Code"/>
-        <w:spacing w:after="80"/>
-      </w:pPr>
-      <w:r>
-        <w:t>npm test</w:t>
-      </w:r>
-    </w:p>
-    <w:p>
-      <w:pPr>
-        <w:keepNext/>
-        <w:spacing w:after="20"/>
-      </w:pPr>
-      <w:r>
-        <w:rPr>
-          <w:sz w:val="21"/>
-        </w:rPr>
-        <w:t>產生工作副本／專案指示；切換每日寄信開關（需另外 deploy）；對外：否</w:t>
-      </w:r>
-    </w:p>
-    <w:p>
-      <w:pPr>
-        <w:pStyle w:val="Code"/>
-        <w:spacing w:after="80"/>
-      </w:pPr>
-      <w:r>
-        <w:t>node tools\prepare.mjs [--instructions-only | --enable-daily | --disable-daily]</w:t>
-      </w:r>
-    </w:p>
-    <w:p>
-      <w:pPr>
-        <w:keepNext/>
-        <w:spacing w:after="20"/>
-      </w:pPr>
-      <w:r>
-        <w:rPr>
-          <w:sz w:val="21"/>
-        </w:rPr>
-        <w:t>部署；對外：是</w:t>
-      </w:r>
-    </w:p>
-    <w:p>
-      <w:pPr>
-        <w:pStyle w:val="Code"/>
-        <w:spacing w:after="80"/>
-      </w:pPr>
-      <w:r>
-        <w:t>node tools\deploy.mjs [--check]</w:t>
-      </w:r>
-    </w:p>
-    <w:p>
-      <w:pPr>
-        <w:keepNext/>
-        <w:spacing w:after="20"/>
-      </w:pPr>
-      <w:r>
-        <w:rPr>
-          <w:sz w:val="21"/>
-        </w:rPr>
-        <w:t>建立空白表格；對外：是</w:t>
-      </w:r>
-    </w:p>
-    <w:p>
-      <w:pPr>
-        <w:pStyle w:val="Code"/>
-        <w:spacing w:after="80"/>
-      </w:pPr>
-      <w:r>
-        <w:t>node tools\d1-init.mjs [--check]</w:t>
-      </w:r>
-    </w:p>
-    <w:p>
-      <w:pPr>
-        <w:keepNext/>
-        <w:spacing w:after="20"/>
-      </w:pPr>
-      <w:r>
-        <w:rPr>
-          <w:sz w:val="21"/>
-        </w:rPr>
-        <w:t>簽章密鑰；對外：是</w:t>
-      </w:r>
-    </w:p>
-    <w:p>
-      <w:pPr>
-        <w:pStyle w:val="Code"/>
-        <w:spacing w:after="80"/>
-      </w:pPr>
-      <w:r>
-        <w:t>node tools\signing-secret.mjs [--generate-only | --rotate]</w:t>
-      </w:r>
-    </w:p>
-    <w:p>
-      <w:pPr>
-        <w:keepNext/>
-        <w:spacing w:after="20"/>
-      </w:pPr>
-      <w:r>
-        <w:rPr>
-          <w:sz w:val="21"/>
-        </w:rPr>
-        <w:t>匯入 OAuth 用戶端；對外：否（本機加密）</w:t>
-      </w:r>
-    </w:p>
-    <w:p>
-      <w:pPr>
-        <w:pStyle w:val="Code"/>
-        <w:spacing w:after="80"/>
-      </w:pPr>
-      <w:r>
-        <w:t>node tools\import-google-client.mjs 路徑 [--replace]</w:t>
-      </w:r>
-    </w:p>
-    <w:p>
-      <w:pPr>
-        <w:keepNext/>
-        <w:spacing w:after="20"/>
-      </w:pPr>
-      <w:r>
-        <w:rPr>
-          <w:sz w:val="21"/>
-        </w:rPr>
-        <w:t>Google 授權；對外：是（Google 授權）</w:t>
-      </w:r>
-    </w:p>
-    <w:p>
-      <w:pPr>
-        <w:pStyle w:val="Code"/>
-        <w:spacing w:after="80"/>
-      </w:pPr>
-      <w:r>
-        <w:t>node tools\authorize.mjs --smtp | --calendar [--replace]</w:t>
-      </w:r>
-    </w:p>
-    <w:p>
-      <w:pPr>
-        <w:keepNext/>
-        <w:spacing w:after="20"/>
-      </w:pPr>
-      <w:r>
-        <w:rPr>
-          <w:sz w:val="21"/>
-        </w:rPr>
-        <w:t>安裝秘密；對外：是</w:t>
-      </w:r>
-    </w:p>
-    <w:p>
-      <w:pPr>
-        <w:pStyle w:val="Code"/>
-        <w:spacing w:after="80"/>
-      </w:pPr>
-      <w:r>
-        <w:t>node tools\install-secrets.mjs [--only accounts,client,smtp,calendar]</w:t>
-      </w:r>
-    </w:p>
-    <w:p>
-      <w:pPr>
-        <w:keepNext/>
-        <w:spacing w:after="20"/>
-      </w:pPr>
-      <w:r>
-        <w:rPr>
-          <w:sz w:val="21"/>
-        </w:rPr>
-        <w:t>MCP 一次性連結碼（放本機剪貼簿）；對外：否</w:t>
-      </w:r>
-    </w:p>
-    <w:p>
-      <w:pPr>
-        <w:pStyle w:val="Code"/>
-        <w:spacing w:after="80"/>
-      </w:pPr>
-      <w:r>
-        <w:t>node tools\admin.mjs approve 請求識別 [--file]</w:t>
-      </w:r>
-    </w:p>
-    <w:p>
-      <w:pPr>
-        <w:keepNext/>
-        <w:spacing w:after="20"/>
-      </w:pPr>
-      <w:r>
-        <w:rPr>
-          <w:sz w:val="21"/>
-        </w:rPr>
-        <w:t>狀態、預覽（不寄信）；對外：讀取</w:t>
-      </w:r>
-    </w:p>
-    <w:p>
-      <w:pPr>
-        <w:pStyle w:val="Code"/>
-        <w:spacing w:after="80"/>
-      </w:pPr>
-      <w:r>
-        <w:t>node tools\admin.mjs status | preview</w:t>
-      </w:r>
-    </w:p>
-    <w:p>
-      <w:pPr>
-        <w:keepNext/>
-        <w:spacing w:after="20"/>
-      </w:pPr>
-      <w:r>
-        <w:rPr>
-          <w:sz w:val="21"/>
-        </w:rPr>
-        <w:t>先列出內容與收件者；加旗標才寄（每天最多一封）；對外：是（寄信）</w:t>
-      </w:r>
-    </w:p>
-    <w:p>
-      <w:pPr>
-        <w:pStyle w:val="Code"/>
-        <w:spacing w:after="80"/>
-      </w:pPr>
-      <w:r>
-        <w:t>node tools\admin.mjs send-validation [--confirm-one-email]</w:t>
-      </w:r>
-    </w:p>
-    <w:p>
-      <w:pPr>
-        <w:keepNext/>
-        <w:spacing w:after="20"/>
-      </w:pPr>
-      <w:r>
-        <w:rPr>
-          <w:sz w:val="21"/>
-        </w:rPr>
-        <w:t>啟用前總檢查；對外：讀取</w:t>
-      </w:r>
-    </w:p>
-    <w:p>
-      <w:pPr>
-        <w:pStyle w:val="Code"/>
-        <w:spacing w:after="80"/>
-      </w:pPr>
-      <w:r>
-        <w:t>node tools\admin.mjs ready-check [--human-checks-passed]</w:t>
-      </w:r>
-    </w:p>
-    <w:p>
-      <w:pPr>
-        <w:keepNext/>
-        <w:spacing w:after="20"/>
-      </w:pPr>
-      <w:r>
-        <w:rPr>
-          <w:sz w:val="21"/>
-        </w:rPr>
-        <w:t>只取消兩筆教材示範（或明確指定的 DEMO_ ID）並讀回；對外：是（寫入你的 D1）</w:t>
-      </w:r>
-    </w:p>
-    <w:p>
-      <w:pPr>
-        <w:pStyle w:val="Code"/>
-        <w:spacing w:after="80"/>
-      </w:pPr>
-      <w:r>
-        <w:t>node tools\admin.mjs cancel-demo [--ids DEMO_A,DEMO_B]</w:t>
-      </w:r>
-    </w:p>
-    <w:p>
-      <w:pPr>
-        <w:keepNext/>
-        <w:spacing w:after="20"/>
-      </w:pPr>
-      <w:r>
-        <w:rPr>
-          <w:sz w:val="21"/>
-        </w:rPr>
-        <w:t>備用：建立 DEMO_COURSE_APPLY_V5（主線請在 ChatGPT 建立）；對外：是（寫入你的 D1）</w:t>
-      </w:r>
-    </w:p>
-    <w:p>
-      <w:pPr>
-        <w:pStyle w:val="Code"/>
-        <w:spacing w:after="80"/>
-      </w:pPr>
-      <w:r>
-        <w:t>node tools\admin.mjs create-demo</w:t>
-      </w:r>
-    </w:p>
-    <w:p>
-      <w:pPr>
-        <w:keepNext/>
-        <w:spacing w:after="20"/>
-      </w:pPr>
-      <w:r>
-        <w:rPr>
-          <w:sz w:val="21"/>
-        </w:rPr>
-        <w:t>本機專用驗收；對外：否</w:t>
-      </w:r>
-    </w:p>
-    <w:p>
-      <w:pPr>
-        <w:pStyle w:val="Code"/>
-        <w:spacing w:after="80"/>
-      </w:pPr>
-      <w:r>
-        <w:t>node tools\local-acceptance.mjs</w:t>
-      </w:r>
-    </w:p>
-    <w:p>
-      <w:pPr>
-        <w:keepNext/>
-        <w:spacing w:after="20"/>
-      </w:pPr>
-      <w:r>
-        <w:rPr>
-          <w:sz w:val="21"/>
-        </w:rPr>
-        <w:t>敏感資料掃描；對外：否</w:t>
-      </w:r>
-    </w:p>
-    <w:p>
-      <w:pPr>
-        <w:pStyle w:val="Code"/>
-        <w:spacing w:after="80"/>
-      </w:pPr>
-      <w:r>
-        <w:t>node tools\scan-kit.mjs</w:t>
-      </w:r>
-    </w:p>
-    <w:p>
-      <w:pPr>
-        <w:pStyle w:val="Heading1"/>
-      </w:pPr>
-      <w:r>
-        <w:t>附錄 F 本機專用驗收與離線測試</w:t>
-      </w:r>
-    </w:p>
-    <w:p>
-      <w:r>
-        <w:t>本機專用驗收使用 prepare 產生的同一份正式程式，接上記憶體資料庫、離線寄信替身與虛構日曆，照教材順序演練：建立 DEMO_COURSE_APPLY_V5（2026-10-16）→ 同一筆改 2026-10-19 → 查回只有一筆 → 預覽 → 未確認不寄 → 「寄」一封（只存在本機）→ 同日第二次被拒 → 勾選保存、重開仍在 → 讀回 completed → 下一封預覽排除 → 新增 DEMO_COURSE_RECEIPT_V5（2026-10-20）→ 只取消這兩筆並讀回 → 排程關閉不寄。</w:t>
-      </w:r>
-    </w:p>
-    <w:p>
-      <w:pPr>
-        <w:pStyle w:val="Code"/>
-        <w:spacing w:after="40"/>
-      </w:pPr>
-      <w:r>
-        <w:t>node tools\prepare.mjs</w:t>
-      </w:r>
-    </w:p>
-    <w:p>
-      <w:pPr>
-        <w:pStyle w:val="Code"/>
-        <w:spacing w:after="40"/>
-      </w:pPr>
-      <w:r>
-        <w:t>node tools\local-acceptance.mjs</w:t>
-      </w:r>
-    </w:p>
-    <w:p>
-      <w:r>
-        <w:t>本機驗收是離線假收件，不是 Gmail 實際收信，也不能拿來通過 ready-check。第 6 步仍要在自己的帳號完成實際收信與勾選。</w:t>
-      </w:r>
-    </w:p>
-    <w:p>
-      <w:r>
-        <w:t>離線測試（npm test）在 tests\.tmp 建立拋棄式副本，用虛構值檢查：設定驗證與未填不可部署、錯誤帳號拒絕、無秘密洩漏、prepare 重跑不覆蓋授權、驗收守門、cancel-demo 只處理指定示範，以及與原程式的回歸測試；在 Windows 上另外檢查 DPAPI 加密儲存。</w:t>
-      </w:r>
-    </w:p>
-    <w:p>
-      <w:r>
-        <w:br w:type="page"/>
-      </w:r>
-    </w:p>
-    <w:p>
-      <w:pPr>
-        <w:pStyle w:val="Heading1"/>
-      </w:pPr>
-      <w:r>
-        <w:t>附錄 G 安全設計與未驗證項目</w:t>
-      </w:r>
-    </w:p>
-    <w:p>
-      <w:pPr>
-        <w:pStyle w:val="Heading2"/>
-      </w:pPr>
-      <w:r>
-        <w:t>安全設計</w:t>
-      </w:r>
-    </w:p>
-    <w:p>
-      <w:r>
-        <w:t>• 固定帳號防護保留：寄信前比對 Worker 上的寄件／收件與設定；授權時比對 Google 回報的實際帳號；安裝秘密前比對帳號、範圍、用戶端與專案；勾選請求只接受設定的寄件者。</w:t>
-      </w:r>
-    </w:p>
-    <w:p>
-      <w:r>
-        <w:t>• 未設定即拒絕：佔位設定、首次部署（尚無 origin）或部署變數與設定不符時，寄信、勾選、MCP、OAuth、管理請求一律拒絕，排程也不寄。</w:t>
-      </w:r>
-    </w:p>
-    <w:p>
-      <w:r>
-        <w:t>• 秘密只走加密儲存與管道：本機用 Windows DPAPI，安裝時經 stdin 交給 wrangler secret put，不出現在命令參數或輸出。一次性連結碼只放本機剪貼簿。</w:t>
-      </w:r>
-    </w:p>
-    <w:p>
-      <w:r>
-        <w:t>• 每日寄信需明確啟用：預設關閉；啟用需要相符的驗收紀錄與本人確認；帳號欄位一改就自動關閉。</w:t>
-      </w:r>
-    </w:p>
-    <w:p>
-      <w:r>
-        <w:t>• 不重寄：每日信與驗收信各以日期去重；結果不確定時不自動重寄。</w:t>
-      </w:r>
-    </w:p>
-    <w:p>
-      <w:r>
-        <w:t>• 示範清理有範圍：cancel-demo 只處理指定 ID，先全部檢查再變更，不會把已完成改回 pending，也不是刪除。</w:t>
-      </w:r>
-    </w:p>
-    <w:p>
-      <w:pPr>
-        <w:pStyle w:val="Heading2"/>
-      </w:pPr>
-      <w:r>
-        <w:t>這份附檔沒有、也不能替你驗證的事</w:t>
-      </w:r>
-    </w:p>
-    <w:p>
-      <w:r>
-        <w:t>• 沒有在任何新的 Cloudflare 或 Google 帳戶上用這份複本實際部署或授權；離線測試只用虛構資料。</w:t>
-      </w:r>
-    </w:p>
-    <w:p>
-      <w:r>
-        <w:t>• Wrangler 4.141.0 的實際安裝、登入、d1 execute --remote、secret put 經管道輸入、triggers.crons 的雲端行為，需要在你的帳戶實際執行時確認。</w:t>
-      </w:r>
-    </w:p>
-    <w:p>
-      <w:r>
-        <w:t>• Google OAuth 政策、Gmail 動態郵件在你的帳戶與手機上的顯示。</w:t>
-      </w:r>
-    </w:p>
-    <w:p>
-      <w:r>
-        <w:t>• ChatGPT 自訂 MCP 外掛、預設記憶專案與工作模式是否對你的帳號開放。</w:t>
+        <w:t>需要排進日曆時，等提案後再確認。每天 Gmail 會整理急件、近期截止、一般待辦和今日行程。</w:t>
       </w:r>
     </w:p>
     <w:sectPr>
       <w:headerReference w:type="default" r:id="rId9"/>
       <w:footerReference w:type="default" r:id="rId10"/>
       <w:pgSz w:w="11906" w:h="16838"/>
-      <w:pgMar w:top="964" w:right="1020" w:bottom="907" w:left="1020" w:header="369" w:footer="369" w:gutter="0"/>
+      <w:pgMar w:top="935" w:right="964" w:bottom="964" w:left="964" w:header="720" w:footer="720" w:gutter="0"/>
       <w:cols w:space="720"/>
       <w:docGrid w:linePitch="360"/>
     </w:sectPr>
@@ -7315,13 +1016,9 @@
   <w:p>
     <w:pPr>
       <w:pStyle w:val="Footer"/>
-      <w:jc w:val="right"/>
     </w:pPr>
     <w:r>
-      <w:rPr>
-        <w:sz w:val="18"/>
-      </w:rPr>
-      <w:t xml:space="preserve">2026 年 10 月 8 日　　</w:t>
+      <w:t xml:space="preserve">AI 秘書  ·  2026 年 10 月 8 日                                     </w:t>
     </w:r>
     <w:fldSimple w:instr="PAGE"/>
   </w:p>
@@ -7332,13 +1029,10 @@
 <w:hdr xmlns:m="http://schemas.openxmlformats.org/officeDocument/2006/math" xmlns:mc="http://schemas.openxmlformats.org/markup-compatibility/2006" xmlns:mo="http://schemas.microsoft.com/office/mac/office/2008/main" xmlns:mv="urn:schemas-microsoft-com:mac:vml" xmlns:o="urn:schemas-microsoft-com:office:office" xmlns:r="http://schemas.openxmlformats.org/officeDocument/2006/relationships" xmlns:v="urn:schemas-microsoft-com:vml" xmlns:w10="urn:schemas-microsoft-com:office:word" xmlns:w14="http://schemas.microsoft.com/office/word/2010/wordml" xmlns:w="http://schemas.openxmlformats.org/wordprocessingml/2006/main" xmlns:wne="http://schemas.microsoft.com/office/word/2006/wordml" xmlns:wp14="http://schemas.microsoft.com/office/word/2010/wordprocessingDrawing" xmlns:wp="http://schemas.openxmlformats.org/drawingml/2006/wordprocessingDrawing" xmlns:wpc="http://schemas.microsoft.com/office/word/2010/wordprocessingCanvas" xmlns:wpg="http://schemas.microsoft.com/office/word/2010/wordprocessingGroup" xmlns:wpi="http://schemas.microsoft.com/office/word/2010/wordprocessingInk" xmlns:wps="http://schemas.microsoft.com/office/word/2010/wordprocessingShape" mc:Ignorable="w14 wp14">
   <w:p>
     <w:pPr>
-      <w:pStyle w:val="Header"/>
+      <w:pStyle w:val="Caption"/>
     </w:pPr>
     <w:r>
-      <w:rPr>
-        <w:sz w:val="18"/>
-      </w:rPr>
-      <w:t>AI 秘書  ｜  交給 Agent 設定與日常使用</w:t>
+      <w:t>AI 秘書操作圖解</w:t>
     </w:r>
   </w:p>
 </w:hdr>
@@ -7708,12 +1402,12 @@
     <w:qFormat/>
     <w:rsid w:val="00FC693F"/>
     <w:pPr>
-      <w:spacing w:line="300" w:lineRule="auto" w:after="140"/>
+      <w:spacing w:after="240" w:line="307" w:lineRule="auto"/>
     </w:pPr>
     <w:rPr>
       <w:rFonts w:ascii="Microsoft JhengHei" w:hAnsi="Microsoft JhengHei" w:eastAsia="Microsoft JhengHei"/>
       <w:color w:val="000000"/>
-      <w:sz w:val="22"/>
+      <w:sz w:val="26"/>
     </w:rPr>
   </w:style>
   <w:style w:type="paragraph" w:styleId="Header">
@@ -7779,7 +1473,7 @@
       <w:b/>
       <w:bCs/>
       <w:color w:val="000000"/>
-      <w:sz w:val="40"/>
+      <w:sz w:val="46"/>
       <w:szCs w:val="28"/>
     </w:rPr>
   </w:style>
@@ -7799,10 +1493,10 @@
       <w:outlineLvl w:val="1"/>
     </w:pPr>
     <w:rPr>
-      <w:rFonts w:asciiTheme="majorHAnsi" w:eastAsiaTheme="majorEastAsia" w:hAnsiTheme="majorHAnsi" w:cstheme="majorBidi" w:ascii="Microsoft JhengHei" w:hAnsi="Microsoft JhengHei" w:eastAsia="Microsoft JhengHei"/>
+      <w:rFonts w:asciiTheme="majorHAnsi" w:eastAsiaTheme="majorEastAsia" w:hAnsiTheme="majorHAnsi" w:cstheme="majorBidi"/>
       <w:b/>
       <w:bCs/>
-      <w:color w:val="000000"/>
+      <w:color w:val="4F81BD" w:themeColor="accent1"/>
       <w:sz w:val="26"/>
       <w:szCs w:val="26"/>
     </w:rPr>
@@ -8057,7 +1751,7 @@
     <w:qFormat/>
     <w:rsid w:val="00FC693F"/>
     <w:pPr>
-      <w:spacing w:after="300" w:line="240" w:lineRule="auto"/>
+      <w:spacing w:after="240" w:line="240" w:lineRule="auto"/>
       <w:contextualSpacing/>
     </w:pPr>
     <w:rPr>
@@ -8065,7 +1759,7 @@
       <w:color w:val="000000"/>
       <w:spacing w:val="5"/>
       <w:kern w:val="28"/>
-      <w:sz w:val="52"/>
+      <w:sz w:val="46"/>
       <w:szCs w:val="52"/>
     </w:rPr>
   </w:style>
@@ -8098,10 +1792,10 @@
       </w:numPr>
     </w:pPr>
     <w:rPr>
-      <w:rFonts w:asciiTheme="majorHAnsi" w:eastAsiaTheme="majorEastAsia" w:hAnsiTheme="majorHAnsi" w:cstheme="majorBidi" w:ascii="Microsoft JhengHei" w:hAnsi="Microsoft JhengHei" w:eastAsia="Microsoft JhengHei"/>
+      <w:rFonts w:asciiTheme="majorHAnsi" w:eastAsiaTheme="majorEastAsia" w:hAnsiTheme="majorHAnsi" w:cstheme="majorBidi"/>
       <w:i/>
       <w:iCs/>
-      <w:color w:val="000000"/>
+      <w:color w:val="4F81BD" w:themeColor="accent1"/>
       <w:spacing w:val="15"/>
       <w:sz w:val="24"/>
       <w:szCs w:val="24"/>
@@ -8500,15 +2194,14 @@
     <w:qFormat/>
     <w:rsid w:val="00FC693F"/>
     <w:pPr>
-      <w:keepNext w:val="0"/>
-      <w:spacing w:line="264" w:lineRule="auto"/>
+      <w:spacing w:line="240" w:lineRule="auto" w:after="240"/>
     </w:pPr>
     <w:rPr>
       <w:rFonts w:ascii="Microsoft JhengHei" w:hAnsi="Microsoft JhengHei" w:eastAsia="Microsoft JhengHei"/>
       <w:b/>
       <w:bCs/>
       <w:color w:val="000000"/>
-      <w:sz w:val="18"/>
+      <w:sz w:val="20"/>
       <w:szCs w:val="18"/>
     </w:rPr>
   </w:style>
@@ -19393,17 +13086,6 @@
         <w:shd w:val="clear" w:color="auto" w:fill="FBCAA2" w:themeFill="accent6" w:themeFillTint="7F"/>
       </w:tcPr>
     </w:tblStylePr>
-  </w:style>
-  <w:style w:type="paragraph" w:customStyle="1" w:styleId="Code">
-    <w:name w:val="Code"/>
-    <w:pPr>
-      <w:keepLines w:val="0"/>
-      <w:spacing w:line="276" w:lineRule="auto" w:after="140"/>
-    </w:pPr>
-    <w:rPr>
-      <w:rFonts w:ascii="Consolas" w:hAnsi="Consolas" w:eastAsia="Microsoft JhengHei"/>
-      <w:sz w:val="18"/>
-    </w:rPr>
   </w:style>
 </w:styles>
 </file>
